--- a/applications/SHIELD/Documentation/Doxy/DoxyPEP_Model.docx
+++ b/applications/SHIELD/Documentation/Doxy/DoxyPEP_Model.docx
@@ -29,15 +29,7 @@
           <w:sz w:val="26"/>
           <w:szCs w:val="26"/>
         </w:rPr>
-        <w:t xml:space="preserve">Math Review </w:t>
-      </w:r>
-      <w:r>
-        <w:rPr>
-          <w:color w:val="404040"/>
-          <w:sz w:val="26"/>
-          <w:szCs w:val="26"/>
-        </w:rPr>
-        <w:t>and Literature-Based Parameter Estimates</w:t>
+        <w:t>Math Review and Literature-Based Parameter Estimates</w:t>
       </w:r>
     </w:p>
     <w:p>
@@ -74,10 +66,7 @@
         <w:spacing w:before="320"/>
       </w:pPr>
       <w:r>
-        <w:t>S</w:t>
-      </w:r>
-      <w:r>
-        <w:t>implified Setup</w:t>
+        <w:t>Simplified Setup</w:t>
       </w:r>
     </w:p>
     <w:p>
@@ -1793,23 +1782,15 @@
     <w:p>
       <w:pPr>
         <w:pStyle w:val="Heading2"/>
-        <w:spacing w:before="320"/>
-        <w:rPr>
-          <w:color w:val="C00000"/>
-        </w:rPr>
-      </w:pPr>
-      <w:r>
-        <w:rPr>
-          <w:color w:val="C00000"/>
+      </w:pPr>
+      <w:r>
+        <w:rPr>
           <w:sz w:val="28"/>
           <w:szCs w:val="28"/>
         </w:rPr>
         <w:t>Doxy-</w:t>
       </w:r>
       <w:r>
-        <w:rPr>
-          <w:color w:val="C00000"/>
-        </w:rPr>
         <w:t>Validating the Hazard Rate Against Pharmacy Data</w:t>
       </w:r>
     </w:p>
@@ -2576,18 +2557,11 @@
     </w:p>
     <w:p>
       <w:pPr>
-        <w:spacing w:after="40"/>
-      </w:pPr>
-      <w:r>
-        <w:rPr>
-          <w:b/>
-          <w:bCs/>
-          <w:color w:val="1F3864"/>
-          <w:sz w:val="28"/>
-          <w:szCs w:val="28"/>
-        </w:rPr>
+        <w:pStyle w:val="Heading1"/>
+      </w:pPr>
+      <w:r>
         <w:lastRenderedPageBreak/>
-        <w:t>PEP: Uptake, Eligibility, Syphilis Outcomes, and Persistence</w:t>
+        <w:t>Part 3: Lit review</w:t>
       </w:r>
     </w:p>
     <w:p>
@@ -2598,14 +2572,7 @@
         <w:spacing w:after="160"/>
       </w:pPr>
       <w:r>
-        <w:rPr>
-          <w:i/>
-          <w:iCs/>
-          <w:color w:val="666666"/>
-          <w:sz w:val="18"/>
-          <w:szCs w:val="18"/>
-        </w:rPr>
-        <w:t>Real-world implementation studies (US) and randomized controlled trials</w:t>
+        <w:t>PEP: Uptake, Eligibility, Syphilis Outcomes, and Persistence</w:t>
       </w:r>
     </w:p>
     <w:tbl>
@@ -6097,75 +6064,1824 @@
     <w:p>
       <w:pPr>
         <w:spacing w:before="200" w:after="60"/>
-      </w:pPr>
-      <w:r>
         <w:rPr>
           <w:b/>
           <w:bCs/>
           <w:sz w:val="20"/>
           <w:szCs w:val="20"/>
         </w:rPr>
+      </w:pPr>
+    </w:p>
+    <w:p>
+      <w:pPr>
+        <w:spacing w:before="200" w:after="60"/>
+        <w:rPr>
+          <w:b/>
+          <w:bCs/>
+          <w:sz w:val="20"/>
+          <w:szCs w:val="20"/>
+        </w:rPr>
+        <w:sectPr>
+          <w:pgSz w:w="15840" w:h="12226" w:orient="landscape"/>
+          <w:pgMar w:top="720" w:right="720" w:bottom="720" w:left="720" w:header="706" w:footer="706" w:gutter="0"/>
+          <w:cols w:space="720"/>
+          <w:docGrid w:linePitch="360"/>
+        </w:sectPr>
+      </w:pPr>
+    </w:p>
+    <w:p>
+      <w:pPr>
+        <w:spacing w:before="200" w:after="60"/>
+      </w:pPr>
+      <w:r>
+        <w:rPr>
+          <w:b/>
+          <w:bCs/>
+          <w:sz w:val="20"/>
+          <w:szCs w:val="20"/>
+        </w:rPr>
         <w:lastRenderedPageBreak/>
         <w:t>Notes</w:t>
       </w:r>
     </w:p>
     <w:p>
       <w:pPr>
-        <w:spacing w:after="40"/>
-        <w:ind w:left="300" w:hanging="200"/>
+        <w:spacing w:before="200" w:after="60"/>
       </w:pPr>
       <w:r>
         <w:rPr>
           <w:sz w:val="20"/>
           <w:szCs w:val="20"/>
         </w:rPr>
-        <w:t xml:space="preserve">•  Eligibility (CDC): MSM/TGW with ≥1 bacterial STI in past 12 months. </w:t>
+        <w:t>Eligibility (</w:t>
       </w:r>
       <w:r>
         <w:rPr>
           <w:sz w:val="20"/>
           <w:szCs w:val="20"/>
-          <w:highlight w:val="cyan"/>
-        </w:rPr>
-        <w:t>Key data point: Martinson 2025 found 43.5% of MSM with HIV were CDC-eligible; Osmundson found 18.7% in primary care had ≥1 STI.</w:t>
+        </w:rPr>
+        <w:t>CDC): MSM/TGW with ≥1 bacterial STI in past 12 months.</w:t>
       </w:r>
     </w:p>
     <w:p>
       <w:pPr>
         <w:spacing w:after="40"/>
-        <w:ind w:left="300" w:hanging="200"/>
-      </w:pPr>
-      <w:r>
-        <w:rPr>
+      </w:pPr>
+      <w:r>
+        <w:rPr>
+          <w:b/>
+          <w:bCs/>
           <w:sz w:val="20"/>
           <w:szCs w:val="20"/>
         </w:rPr>
-        <w:t xml:space="preserve">•  Syphilis: Individual-level efficacy from RCTs is </w:t>
+        <w:t xml:space="preserve">Eligibility: </w:t>
       </w:r>
       <w:r>
         <w:rPr>
           <w:sz w:val="20"/>
           <w:szCs w:val="20"/>
-          <w:highlight w:val="cyan"/>
-        </w:rPr>
-        <w:t>73–87% (RR/HR 0.13–0.27).</w:t>
+        </w:rPr>
+        <w:t xml:space="preserve">Martinson 2025 found 43.5% of MSM with HIV were CDC-eligible; Osmundson found 18.7% in primary </w:t>
       </w:r>
       <w:r>
         <w:rPr>
           <w:sz w:val="20"/>
           <w:szCs w:val="20"/>
         </w:rPr>
-        <w:t xml:space="preserve"> Real-world KPNC: 80% decline (RR 0.20). Population-level SF: 51% decline. Gap reflects coverage/uptake.</w:t>
+        <w:t>care had ≥1 STI.</w:t>
       </w:r>
     </w:p>
     <w:p>
       <w:pPr>
         <w:spacing w:after="40"/>
-        <w:ind w:left="300" w:hanging="200"/>
-      </w:pPr>
-      <w:r>
+        <w:rPr>
+          <w:sz w:val="20"/>
+          <w:szCs w:val="20"/>
+        </w:rPr>
+      </w:pPr>
+      <w:r>
+        <w:rPr>
+          <w:b/>
+          <w:bCs/>
+          <w:sz w:val="20"/>
+          <w:szCs w:val="20"/>
+        </w:rPr>
+        <w:t xml:space="preserve">Uptake: </w:t>
+      </w:r>
+      <w:r>
+        <w:rPr>
+          <w:sz w:val="20"/>
+          <w:szCs w:val="20"/>
+        </w:rPr>
+        <w:t>median 20% [15% - 40%]</w:t>
+      </w:r>
+      <w:r>
+        <w:rPr>
+          <w:sz w:val="20"/>
+          <w:szCs w:val="20"/>
+        </w:rPr>
+        <w:t xml:space="preserve"> up to 80% in a in Philadelphia (Lewis)</w:t>
+      </w:r>
+    </w:p>
+    <w:p>
+      <w:pPr>
+        <w:spacing w:after="40"/>
+        <w:rPr>
+          <w:sz w:val="20"/>
+          <w:szCs w:val="20"/>
+        </w:rPr>
+      </w:pPr>
+    </w:p>
+    <w:p>
+      <w:pPr>
+        <w:spacing w:after="40"/>
+        <w:rPr>
+          <w:sz w:val="20"/>
+          <w:szCs w:val="20"/>
+        </w:rPr>
+      </w:pPr>
+      <w:r>
+        <w:rPr>
+          <w:sz w:val="20"/>
+          <w:szCs w:val="20"/>
+        </w:rPr>
+        <w:t>Uptake:</w:t>
+      </w:r>
+    </w:p>
+    <w:tbl>
+      <w:tblPr>
+        <w:tblStyle w:val="PlainTable5"/>
+        <w:tblW w:w="10021" w:type="dxa"/>
+        <w:tblLook w:val="04A0" w:firstRow="1" w:lastRow="0" w:firstColumn="1" w:lastColumn="0" w:noHBand="0" w:noVBand="1"/>
+      </w:tblPr>
+      <w:tblGrid>
+        <w:gridCol w:w="2540"/>
+        <w:gridCol w:w="3716"/>
+        <w:gridCol w:w="3765"/>
+      </w:tblGrid>
+      <w:tr>
+        <w:trPr>
+          <w:cnfStyle w:val="100000000000" w:firstRow="1" w:lastRow="0" w:firstColumn="0" w:lastColumn="0" w:oddVBand="0" w:evenVBand="0" w:oddHBand="0" w:evenHBand="0" w:firstRowFirstColumn="0" w:firstRowLastColumn="0" w:lastRowFirstColumn="0" w:lastRowLastColumn="0"/>
+        </w:trPr>
+        <w:tc>
+          <w:tcPr>
+            <w:cnfStyle w:val="001000000100" w:firstRow="0" w:lastRow="0" w:firstColumn="1" w:lastColumn="0" w:oddVBand="0" w:evenVBand="0" w:oddHBand="0" w:evenHBand="0" w:firstRowFirstColumn="1" w:firstRowLastColumn="0" w:lastRowFirstColumn="0" w:lastRowLastColumn="0"/>
+            <w:tcW w:w="0" w:type="auto"/>
+            <w:hideMark/>
+          </w:tcPr>
+          <w:p>
+            <w:pPr>
+              <w:spacing w:after="40"/>
+              <w:jc w:val="left"/>
+              <w:rPr>
+                <w:b/>
+                <w:bCs/>
+                <w:sz w:val="20"/>
+                <w:szCs w:val="20"/>
+              </w:rPr>
+            </w:pPr>
+            <w:r>
+              <w:rPr>
+                <w:b/>
+                <w:bCs/>
+                <w:sz w:val="20"/>
+                <w:szCs w:val="20"/>
+              </w:rPr>
+              <w:t>Stage</w:t>
+            </w:r>
+          </w:p>
+        </w:tc>
+        <w:tc>
+          <w:tcPr>
+            <w:tcW w:w="3716" w:type="dxa"/>
+            <w:hideMark/>
+          </w:tcPr>
+          <w:p>
+            <w:pPr>
+              <w:spacing w:after="40"/>
+              <w:cnfStyle w:val="100000000000" w:firstRow="1" w:lastRow="0" w:firstColumn="0" w:lastColumn="0" w:oddVBand="0" w:evenVBand="0" w:oddHBand="0" w:evenHBand="0" w:firstRowFirstColumn="0" w:firstRowLastColumn="0" w:lastRowFirstColumn="0" w:lastRowLastColumn="0"/>
+              <w:rPr>
+                <w:b/>
+                <w:bCs/>
+                <w:sz w:val="20"/>
+                <w:szCs w:val="20"/>
+              </w:rPr>
+            </w:pPr>
+            <w:r>
+              <w:rPr>
+                <w:b/>
+                <w:bCs/>
+                <w:sz w:val="20"/>
+                <w:szCs w:val="20"/>
+              </w:rPr>
+              <w:t>Estimate</w:t>
+            </w:r>
+          </w:p>
+        </w:tc>
+        <w:tc>
+          <w:tcPr>
+            <w:tcW w:w="0" w:type="auto"/>
+            <w:hideMark/>
+          </w:tcPr>
+          <w:p>
+            <w:pPr>
+              <w:spacing w:after="40"/>
+              <w:cnfStyle w:val="100000000000" w:firstRow="1" w:lastRow="0" w:firstColumn="0" w:lastColumn="0" w:oddVBand="0" w:evenVBand="0" w:oddHBand="0" w:evenHBand="0" w:firstRowFirstColumn="0" w:firstRowLastColumn="0" w:lastRowFirstColumn="0" w:lastRowLastColumn="0"/>
+              <w:rPr>
+                <w:b/>
+                <w:bCs/>
+                <w:sz w:val="20"/>
+                <w:szCs w:val="20"/>
+              </w:rPr>
+            </w:pPr>
+            <w:r>
+              <w:rPr>
+                <w:b/>
+                <w:bCs/>
+                <w:sz w:val="20"/>
+                <w:szCs w:val="20"/>
+              </w:rPr>
+              <w:t>Source/Context</w:t>
+            </w:r>
+          </w:p>
+        </w:tc>
+      </w:tr>
+      <w:tr>
+        <w:trPr>
+          <w:cnfStyle w:val="000000100000" w:firstRow="0" w:lastRow="0" w:firstColumn="0" w:lastColumn="0" w:oddVBand="0" w:evenVBand="0" w:oddHBand="1" w:evenHBand="0" w:firstRowFirstColumn="0" w:firstRowLastColumn="0" w:lastRowFirstColumn="0" w:lastRowLastColumn="0"/>
+        </w:trPr>
+        <w:tc>
+          <w:tcPr>
+            <w:cnfStyle w:val="001000000000" w:firstRow="0" w:lastRow="0" w:firstColumn="1" w:lastColumn="0" w:oddVBand="0" w:evenVBand="0" w:oddHBand="0" w:evenHBand="0" w:firstRowFirstColumn="0" w:firstRowLastColumn="0" w:lastRowFirstColumn="0" w:lastRowLastColumn="0"/>
+            <w:tcW w:w="0" w:type="auto"/>
+            <w:hideMark/>
+          </w:tcPr>
+          <w:p>
+            <w:pPr>
+              <w:spacing w:after="40"/>
+              <w:jc w:val="left"/>
+              <w:rPr>
+                <w:sz w:val="20"/>
+                <w:szCs w:val="20"/>
+              </w:rPr>
+            </w:pPr>
+            <w:r>
+              <w:rPr>
+                <w:b/>
+                <w:bCs/>
+                <w:sz w:val="20"/>
+                <w:szCs w:val="20"/>
+              </w:rPr>
+              <w:t>Awareness</w:t>
+            </w:r>
+          </w:p>
+        </w:tc>
+        <w:tc>
+          <w:tcPr>
+            <w:tcW w:w="3716" w:type="dxa"/>
+            <w:hideMark/>
+          </w:tcPr>
+          <w:p>
+            <w:pPr>
+              <w:spacing w:after="40"/>
+              <w:cnfStyle w:val="000000100000" w:firstRow="0" w:lastRow="0" w:firstColumn="0" w:lastColumn="0" w:oddVBand="0" w:evenVBand="0" w:oddHBand="1" w:evenHBand="0" w:firstRowFirstColumn="0" w:firstRowLastColumn="0" w:lastRowFirstColumn="0" w:lastRowLastColumn="0"/>
+              <w:rPr>
+                <w:sz w:val="20"/>
+                <w:szCs w:val="20"/>
+              </w:rPr>
+            </w:pPr>
+            <w:r>
+              <w:rPr>
+                <w:sz w:val="20"/>
+                <w:szCs w:val="20"/>
+              </w:rPr>
+              <w:t>66.6% aware</w:t>
+            </w:r>
+          </w:p>
+        </w:tc>
+        <w:tc>
+          <w:tcPr>
+            <w:tcW w:w="0" w:type="auto"/>
+            <w:hideMark/>
+          </w:tcPr>
+          <w:p>
+            <w:pPr>
+              <w:spacing w:after="40"/>
+              <w:cnfStyle w:val="000000100000" w:firstRow="0" w:lastRow="0" w:firstColumn="0" w:lastColumn="0" w:oddVBand="0" w:evenVBand="0" w:oddHBand="1" w:evenHBand="0" w:firstRowFirstColumn="0" w:firstRowLastColumn="0" w:lastRowFirstColumn="0" w:lastRowLastColumn="0"/>
+              <w:rPr>
+                <w:sz w:val="20"/>
+                <w:szCs w:val="20"/>
+              </w:rPr>
+            </w:pPr>
+            <w:r>
+              <w:rPr>
+                <w:sz w:val="20"/>
+                <w:szCs w:val="20"/>
+              </w:rPr>
+              <w:t>General population</w:t>
+            </w:r>
+          </w:p>
+        </w:tc>
+      </w:tr>
+      <w:tr>
+        <w:tc>
+          <w:tcPr>
+            <w:cnfStyle w:val="001000000000" w:firstRow="0" w:lastRow="0" w:firstColumn="1" w:lastColumn="0" w:oddVBand="0" w:evenVBand="0" w:oddHBand="0" w:evenHBand="0" w:firstRowFirstColumn="0" w:firstRowLastColumn="0" w:lastRowFirstColumn="0" w:lastRowLastColumn="0"/>
+            <w:tcW w:w="0" w:type="auto"/>
+            <w:hideMark/>
+          </w:tcPr>
+          <w:p>
+            <w:pPr>
+              <w:spacing w:after="40"/>
+              <w:jc w:val="left"/>
+              <w:rPr>
+                <w:sz w:val="20"/>
+                <w:szCs w:val="20"/>
+              </w:rPr>
+            </w:pPr>
+            <w:r>
+              <w:rPr>
+                <w:b/>
+                <w:bCs/>
+                <w:sz w:val="20"/>
+                <w:szCs w:val="20"/>
+              </w:rPr>
+              <w:t>Acceptance</w:t>
+            </w:r>
+          </w:p>
+        </w:tc>
+        <w:tc>
+          <w:tcPr>
+            <w:tcW w:w="3716" w:type="dxa"/>
+            <w:hideMark/>
+          </w:tcPr>
+          <w:p>
+            <w:pPr>
+              <w:spacing w:after="40"/>
+              <w:cnfStyle w:val="000000000000" w:firstRow="0" w:lastRow="0" w:firstColumn="0" w:lastColumn="0" w:oddVBand="0" w:evenVBand="0" w:oddHBand="0" w:evenHBand="0" w:firstRowFirstColumn="0" w:firstRowLastColumn="0" w:lastRowFirstColumn="0" w:lastRowLastColumn="0"/>
+              <w:rPr>
+                <w:sz w:val="20"/>
+                <w:szCs w:val="20"/>
+              </w:rPr>
+            </w:pPr>
+            <w:r>
+              <w:rPr>
+                <w:sz w:val="20"/>
+                <w:szCs w:val="20"/>
+              </w:rPr>
+              <w:t>82% accepted</w:t>
+            </w:r>
+          </w:p>
+        </w:tc>
+        <w:tc>
+          <w:tcPr>
+            <w:tcW w:w="0" w:type="auto"/>
+            <w:hideMark/>
+          </w:tcPr>
+          <w:p>
+            <w:pPr>
+              <w:spacing w:after="40"/>
+              <w:cnfStyle w:val="000000000000" w:firstRow="0" w:lastRow="0" w:firstColumn="0" w:lastColumn="0" w:oddVBand="0" w:evenVBand="0" w:oddHBand="0" w:evenHBand="0" w:firstRowFirstColumn="0" w:firstRowLastColumn="0" w:lastRowFirstColumn="0" w:lastRowLastColumn="0"/>
+              <w:rPr>
+                <w:sz w:val="20"/>
+                <w:szCs w:val="20"/>
+              </w:rPr>
+            </w:pPr>
+            <w:r>
+              <w:rPr>
+                <w:sz w:val="20"/>
+                <w:szCs w:val="20"/>
+              </w:rPr>
+              <w:t>When offered</w:t>
+            </w:r>
+          </w:p>
+        </w:tc>
+      </w:tr>
+      <w:tr>
+        <w:trPr>
+          <w:cnfStyle w:val="000000100000" w:firstRow="0" w:lastRow="0" w:firstColumn="0" w:lastColumn="0" w:oddVBand="0" w:evenVBand="0" w:oddHBand="1" w:evenHBand="0" w:firstRowFirstColumn="0" w:firstRowLastColumn="0" w:lastRowFirstColumn="0" w:lastRowLastColumn="0"/>
+        </w:trPr>
+        <w:tc>
+          <w:tcPr>
+            <w:cnfStyle w:val="001000000000" w:firstRow="0" w:lastRow="0" w:firstColumn="1" w:lastColumn="0" w:oddVBand="0" w:evenVBand="0" w:oddHBand="0" w:evenHBand="0" w:firstRowFirstColumn="0" w:firstRowLastColumn="0" w:lastRowFirstColumn="0" w:lastRowLastColumn="0"/>
+            <w:tcW w:w="0" w:type="auto"/>
+            <w:hideMark/>
+          </w:tcPr>
+          <w:p>
+            <w:pPr>
+              <w:spacing w:after="40"/>
+              <w:jc w:val="left"/>
+              <w:rPr>
+                <w:b/>
+                <w:bCs/>
+                <w:sz w:val="20"/>
+                <w:szCs w:val="20"/>
+              </w:rPr>
+            </w:pPr>
+            <w:r>
+              <w:rPr>
+                <w:b/>
+                <w:bCs/>
+                <w:sz w:val="20"/>
+                <w:szCs w:val="20"/>
+              </w:rPr>
+              <w:t>Prescribed</w:t>
+            </w:r>
+          </w:p>
+        </w:tc>
+        <w:tc>
+          <w:tcPr>
+            <w:tcW w:w="3716" w:type="dxa"/>
+            <w:hideMark/>
+          </w:tcPr>
+          <w:p>
+            <w:pPr>
+              <w:spacing w:after="40"/>
+              <w:cnfStyle w:val="000000100000" w:firstRow="0" w:lastRow="0" w:firstColumn="0" w:lastColumn="0" w:oddVBand="0" w:evenVBand="0" w:oddHBand="1" w:evenHBand="0" w:firstRowFirstColumn="0" w:firstRowLastColumn="0" w:lastRowFirstColumn="0" w:lastRowLastColumn="0"/>
+              <w:rPr>
+                <w:b/>
+                <w:bCs/>
+                <w:sz w:val="20"/>
+                <w:szCs w:val="20"/>
+              </w:rPr>
+            </w:pPr>
+            <w:r>
+              <w:rPr>
+                <w:b/>
+                <w:bCs/>
+                <w:sz w:val="20"/>
+                <w:szCs w:val="20"/>
+              </w:rPr>
+              <w:t>21% of CDC-eligible prescribed</w:t>
+            </w:r>
+          </w:p>
+        </w:tc>
+        <w:tc>
+          <w:tcPr>
+            <w:tcW w:w="0" w:type="auto"/>
+            <w:hideMark/>
+          </w:tcPr>
+          <w:p>
+            <w:pPr>
+              <w:spacing w:after="40"/>
+              <w:cnfStyle w:val="000000100000" w:firstRow="0" w:lastRow="0" w:firstColumn="0" w:lastColumn="0" w:oddVBand="0" w:evenVBand="0" w:oddHBand="1" w:evenHBand="0" w:firstRowFirstColumn="0" w:firstRowLastColumn="0" w:lastRowFirstColumn="0" w:lastRowLastColumn="0"/>
+              <w:rPr>
+                <w:b/>
+                <w:bCs/>
+                <w:sz w:val="20"/>
+                <w:szCs w:val="20"/>
+              </w:rPr>
+            </w:pPr>
+            <w:r>
+              <w:rPr>
+                <w:b/>
+                <w:bCs/>
+                <w:sz w:val="20"/>
+                <w:szCs w:val="20"/>
+              </w:rPr>
+              <w:t>Eligible population</w:t>
+            </w:r>
+          </w:p>
+        </w:tc>
+      </w:tr>
+      <w:tr>
+        <w:tc>
+          <w:tcPr>
+            <w:cnfStyle w:val="001000000000" w:firstRow="0" w:lastRow="0" w:firstColumn="1" w:lastColumn="0" w:oddVBand="0" w:evenVBand="0" w:oddHBand="0" w:evenHBand="0" w:firstRowFirstColumn="0" w:firstRowLastColumn="0" w:lastRowFirstColumn="0" w:lastRowLastColumn="0"/>
+            <w:tcW w:w="0" w:type="auto"/>
+            <w:hideMark/>
+          </w:tcPr>
+          <w:p>
+            <w:pPr>
+              <w:spacing w:after="40"/>
+              <w:jc w:val="left"/>
+              <w:rPr>
+                <w:b/>
+                <w:bCs/>
+                <w:sz w:val="20"/>
+                <w:szCs w:val="20"/>
+              </w:rPr>
+            </w:pPr>
+          </w:p>
+        </w:tc>
+        <w:tc>
+          <w:tcPr>
+            <w:tcW w:w="3716" w:type="dxa"/>
+            <w:hideMark/>
+          </w:tcPr>
+          <w:p>
+            <w:pPr>
+              <w:spacing w:after="40"/>
+              <w:cnfStyle w:val="000000000000" w:firstRow="0" w:lastRow="0" w:firstColumn="0" w:lastColumn="0" w:oddVBand="0" w:evenVBand="0" w:oddHBand="0" w:evenHBand="0" w:firstRowFirstColumn="0" w:firstRowLastColumn="0" w:lastRowFirstColumn="0" w:lastRowLastColumn="0"/>
+              <w:rPr>
+                <w:b/>
+                <w:bCs/>
+                <w:sz w:val="20"/>
+                <w:szCs w:val="20"/>
+              </w:rPr>
+            </w:pPr>
+            <w:r>
+              <w:rPr>
+                <w:b/>
+                <w:bCs/>
+                <w:sz w:val="20"/>
+                <w:szCs w:val="20"/>
+              </w:rPr>
+              <w:t>25.1% of PrEP users prescribed</w:t>
+            </w:r>
+          </w:p>
+        </w:tc>
+        <w:tc>
+          <w:tcPr>
+            <w:tcW w:w="0" w:type="auto"/>
+            <w:hideMark/>
+          </w:tcPr>
+          <w:p>
+            <w:pPr>
+              <w:spacing w:after="40"/>
+              <w:cnfStyle w:val="000000000000" w:firstRow="0" w:lastRow="0" w:firstColumn="0" w:lastColumn="0" w:oddVBand="0" w:evenVBand="0" w:oddHBand="0" w:evenHBand="0" w:firstRowFirstColumn="0" w:firstRowLastColumn="0" w:lastRowFirstColumn="0" w:lastRowLastColumn="0"/>
+              <w:rPr>
+                <w:b/>
+                <w:bCs/>
+                <w:sz w:val="20"/>
+                <w:szCs w:val="20"/>
+              </w:rPr>
+            </w:pPr>
+            <w:r>
+              <w:rPr>
+                <w:b/>
+                <w:bCs/>
+                <w:sz w:val="20"/>
+                <w:szCs w:val="20"/>
+              </w:rPr>
+              <w:t>PrEP users</w:t>
+            </w:r>
+          </w:p>
+        </w:tc>
+      </w:tr>
+      <w:tr>
+        <w:trPr>
+          <w:cnfStyle w:val="000000100000" w:firstRow="0" w:lastRow="0" w:firstColumn="0" w:lastColumn="0" w:oddVBand="0" w:evenVBand="0" w:oddHBand="1" w:evenHBand="0" w:firstRowFirstColumn="0" w:firstRowLastColumn="0" w:lastRowFirstColumn="0" w:lastRowLastColumn="0"/>
+        </w:trPr>
+        <w:tc>
+          <w:tcPr>
+            <w:cnfStyle w:val="001000000000" w:firstRow="0" w:lastRow="0" w:firstColumn="1" w:lastColumn="0" w:oddVBand="0" w:evenVBand="0" w:oddHBand="0" w:evenHBand="0" w:firstRowFirstColumn="0" w:firstRowLastColumn="0" w:lastRowFirstColumn="0" w:lastRowLastColumn="0"/>
+            <w:tcW w:w="0" w:type="auto"/>
+            <w:hideMark/>
+          </w:tcPr>
+          <w:p>
+            <w:pPr>
+              <w:spacing w:after="40"/>
+              <w:jc w:val="left"/>
+              <w:rPr>
+                <w:b/>
+                <w:bCs/>
+                <w:sz w:val="20"/>
+                <w:szCs w:val="20"/>
+              </w:rPr>
+            </w:pPr>
+          </w:p>
+        </w:tc>
+        <w:tc>
+          <w:tcPr>
+            <w:tcW w:w="3716" w:type="dxa"/>
+            <w:hideMark/>
+          </w:tcPr>
+          <w:p>
+            <w:pPr>
+              <w:spacing w:after="40"/>
+              <w:cnfStyle w:val="000000100000" w:firstRow="0" w:lastRow="0" w:firstColumn="0" w:lastColumn="0" w:oddVBand="0" w:evenVBand="0" w:oddHBand="1" w:evenHBand="0" w:firstRowFirstColumn="0" w:firstRowLastColumn="0" w:lastRowFirstColumn="0" w:lastRowLastColumn="0"/>
+              <w:rPr>
+                <w:b/>
+                <w:bCs/>
+                <w:sz w:val="20"/>
+                <w:szCs w:val="20"/>
+              </w:rPr>
+            </w:pPr>
+            <w:r>
+              <w:rPr>
+                <w:b/>
+                <w:bCs/>
+                <w:sz w:val="20"/>
+                <w:szCs w:val="20"/>
+              </w:rPr>
+              <w:t>15% of eligible prescribed</w:t>
+            </w:r>
+          </w:p>
+        </w:tc>
+        <w:tc>
+          <w:tcPr>
+            <w:tcW w:w="0" w:type="auto"/>
+            <w:hideMark/>
+          </w:tcPr>
+          <w:p>
+            <w:pPr>
+              <w:spacing w:after="40"/>
+              <w:cnfStyle w:val="000000100000" w:firstRow="0" w:lastRow="0" w:firstColumn="0" w:lastColumn="0" w:oddVBand="0" w:evenVBand="0" w:oddHBand="1" w:evenHBand="0" w:firstRowFirstColumn="0" w:firstRowLastColumn="0" w:lastRowFirstColumn="0" w:lastRowLastColumn="0"/>
+              <w:rPr>
+                <w:b/>
+                <w:bCs/>
+                <w:sz w:val="20"/>
+                <w:szCs w:val="20"/>
+              </w:rPr>
+            </w:pPr>
+            <w:r>
+              <w:rPr>
+                <w:b/>
+                <w:bCs/>
+                <w:sz w:val="20"/>
+                <w:szCs w:val="20"/>
+              </w:rPr>
+              <w:t>Eligible population</w:t>
+            </w:r>
+          </w:p>
+        </w:tc>
+      </w:tr>
+      <w:tr>
+        <w:tc>
+          <w:tcPr>
+            <w:cnfStyle w:val="001000000000" w:firstRow="0" w:lastRow="0" w:firstColumn="1" w:lastColumn="0" w:oddVBand="0" w:evenVBand="0" w:oddHBand="0" w:evenHBand="0" w:firstRowFirstColumn="0" w:firstRowLastColumn="0" w:lastRowFirstColumn="0" w:lastRowLastColumn="0"/>
+            <w:tcW w:w="0" w:type="auto"/>
+            <w:hideMark/>
+          </w:tcPr>
+          <w:p>
+            <w:pPr>
+              <w:spacing w:after="40"/>
+              <w:jc w:val="left"/>
+              <w:rPr>
+                <w:b/>
+                <w:bCs/>
+                <w:sz w:val="20"/>
+                <w:szCs w:val="20"/>
+              </w:rPr>
+            </w:pPr>
+          </w:p>
+        </w:tc>
+        <w:tc>
+          <w:tcPr>
+            <w:tcW w:w="3716" w:type="dxa"/>
+            <w:hideMark/>
+          </w:tcPr>
+          <w:p>
+            <w:pPr>
+              <w:spacing w:after="40"/>
+              <w:cnfStyle w:val="000000000000" w:firstRow="0" w:lastRow="0" w:firstColumn="0" w:lastColumn="0" w:oddVBand="0" w:evenVBand="0" w:oddHBand="0" w:evenHBand="0" w:firstRowFirstColumn="0" w:firstRowLastColumn="0" w:lastRowFirstColumn="0" w:lastRowLastColumn="0"/>
+              <w:rPr>
+                <w:sz w:val="20"/>
+                <w:szCs w:val="20"/>
+              </w:rPr>
+            </w:pPr>
+            <w:r>
+              <w:rPr>
+                <w:sz w:val="20"/>
+                <w:szCs w:val="20"/>
+              </w:rPr>
+              <w:t>39.3% prescribed among STI+</w:t>
+            </w:r>
+          </w:p>
+        </w:tc>
+        <w:tc>
+          <w:tcPr>
+            <w:tcW w:w="0" w:type="auto"/>
+            <w:hideMark/>
+          </w:tcPr>
+          <w:p>
+            <w:pPr>
+              <w:spacing w:after="40"/>
+              <w:cnfStyle w:val="000000000000" w:firstRow="0" w:lastRow="0" w:firstColumn="0" w:lastColumn="0" w:oddVBand="0" w:evenVBand="0" w:oddHBand="0" w:evenHBand="0" w:firstRowFirstColumn="0" w:firstRowLastColumn="0" w:lastRowFirstColumn="0" w:lastRowLastColumn="0"/>
+              <w:rPr>
+                <w:sz w:val="20"/>
+                <w:szCs w:val="20"/>
+              </w:rPr>
+            </w:pPr>
+            <w:r>
+              <w:rPr>
+                <w:sz w:val="20"/>
+                <w:szCs w:val="20"/>
+              </w:rPr>
+              <w:t>After STI diagnosis</w:t>
+            </w:r>
+          </w:p>
+        </w:tc>
+      </w:tr>
+      <w:tr>
+        <w:trPr>
+          <w:cnfStyle w:val="000000100000" w:firstRow="0" w:lastRow="0" w:firstColumn="0" w:lastColumn="0" w:oddVBand="0" w:evenVBand="0" w:oddHBand="1" w:evenHBand="0" w:firstRowFirstColumn="0" w:firstRowLastColumn="0" w:lastRowFirstColumn="0" w:lastRowLastColumn="0"/>
+        </w:trPr>
+        <w:tc>
+          <w:tcPr>
+            <w:cnfStyle w:val="001000000000" w:firstRow="0" w:lastRow="0" w:firstColumn="1" w:lastColumn="0" w:oddVBand="0" w:evenVBand="0" w:oddHBand="0" w:evenHBand="0" w:firstRowFirstColumn="0" w:firstRowLastColumn="0" w:lastRowFirstColumn="0" w:lastRowLastColumn="0"/>
+            <w:tcW w:w="0" w:type="auto"/>
+            <w:hideMark/>
+          </w:tcPr>
+          <w:p>
+            <w:pPr>
+              <w:spacing w:after="40"/>
+              <w:jc w:val="left"/>
+              <w:rPr>
+                <w:b/>
+                <w:bCs/>
+                <w:sz w:val="20"/>
+                <w:szCs w:val="20"/>
+              </w:rPr>
+            </w:pPr>
+          </w:p>
+        </w:tc>
+        <w:tc>
+          <w:tcPr>
+            <w:tcW w:w="3716" w:type="dxa"/>
+            <w:hideMark/>
+          </w:tcPr>
+          <w:p>
+            <w:pPr>
+              <w:spacing w:after="40"/>
+              <w:cnfStyle w:val="000000100000" w:firstRow="0" w:lastRow="0" w:firstColumn="0" w:lastColumn="0" w:oddVBand="0" w:evenVBand="0" w:oddHBand="1" w:evenHBand="0" w:firstRowFirstColumn="0" w:firstRowLastColumn="0" w:lastRowFirstColumn="0" w:lastRowLastColumn="0"/>
+              <w:rPr>
+                <w:b/>
+                <w:bCs/>
+                <w:sz w:val="20"/>
+                <w:szCs w:val="20"/>
+              </w:rPr>
+            </w:pPr>
+            <w:r>
+              <w:rPr>
+                <w:b/>
+                <w:bCs/>
+                <w:sz w:val="20"/>
+                <w:szCs w:val="20"/>
+              </w:rPr>
+              <w:t>20% of CDC-eligible prescribed</w:t>
+            </w:r>
+          </w:p>
+        </w:tc>
+        <w:tc>
+          <w:tcPr>
+            <w:tcW w:w="0" w:type="auto"/>
+            <w:hideMark/>
+          </w:tcPr>
+          <w:p>
+            <w:pPr>
+              <w:spacing w:after="40"/>
+              <w:cnfStyle w:val="000000100000" w:firstRow="0" w:lastRow="0" w:firstColumn="0" w:lastColumn="0" w:oddVBand="0" w:evenVBand="0" w:oddHBand="1" w:evenHBand="0" w:firstRowFirstColumn="0" w:firstRowLastColumn="0" w:lastRowFirstColumn="0" w:lastRowLastColumn="0"/>
+              <w:rPr>
+                <w:b/>
+                <w:bCs/>
+                <w:sz w:val="20"/>
+                <w:szCs w:val="20"/>
+              </w:rPr>
+            </w:pPr>
+            <w:r>
+              <w:rPr>
+                <w:b/>
+                <w:bCs/>
+                <w:sz w:val="20"/>
+                <w:szCs w:val="20"/>
+              </w:rPr>
+              <w:t>Eligible population</w:t>
+            </w:r>
+          </w:p>
+        </w:tc>
+      </w:tr>
+      <w:tr>
+        <w:tc>
+          <w:tcPr>
+            <w:cnfStyle w:val="001000000000" w:firstRow="0" w:lastRow="0" w:firstColumn="1" w:lastColumn="0" w:oddVBand="0" w:evenVBand="0" w:oddHBand="0" w:evenHBand="0" w:firstRowFirstColumn="0" w:firstRowLastColumn="0" w:lastRowFirstColumn="0" w:lastRowLastColumn="0"/>
+            <w:tcW w:w="0" w:type="auto"/>
+            <w:hideMark/>
+          </w:tcPr>
+          <w:p>
+            <w:pPr>
+              <w:spacing w:after="40"/>
+              <w:jc w:val="left"/>
+              <w:rPr>
+                <w:sz w:val="20"/>
+                <w:szCs w:val="20"/>
+              </w:rPr>
+            </w:pPr>
+            <w:r>
+              <w:rPr>
+                <w:b/>
+                <w:bCs/>
+                <w:sz w:val="20"/>
+                <w:szCs w:val="20"/>
+              </w:rPr>
+              <w:t>Initiated</w:t>
+            </w:r>
+          </w:p>
+        </w:tc>
+        <w:tc>
+          <w:tcPr>
+            <w:tcW w:w="3716" w:type="dxa"/>
+            <w:hideMark/>
+          </w:tcPr>
+          <w:p>
+            <w:pPr>
+              <w:spacing w:after="40"/>
+              <w:cnfStyle w:val="000000000000" w:firstRow="0" w:lastRow="0" w:firstColumn="0" w:lastColumn="0" w:oddVBand="0" w:evenVBand="0" w:oddHBand="0" w:evenHBand="0" w:firstRowFirstColumn="0" w:firstRowLastColumn="0" w:lastRowFirstColumn="0" w:lastRowLastColumn="0"/>
+              <w:rPr>
+                <w:sz w:val="20"/>
+                <w:szCs w:val="20"/>
+              </w:rPr>
+            </w:pPr>
+            <w:r>
+              <w:rPr>
+                <w:sz w:val="20"/>
+                <w:szCs w:val="20"/>
+              </w:rPr>
+              <w:t>19.5% initiated</w:t>
+            </w:r>
+          </w:p>
+        </w:tc>
+        <w:tc>
+          <w:tcPr>
+            <w:tcW w:w="0" w:type="auto"/>
+            <w:hideMark/>
+          </w:tcPr>
+          <w:p>
+            <w:pPr>
+              <w:spacing w:after="40"/>
+              <w:cnfStyle w:val="000000000000" w:firstRow="0" w:lastRow="0" w:firstColumn="0" w:lastColumn="0" w:oddVBand="0" w:evenVBand="0" w:oddHBand="0" w:evenHBand="0" w:firstRowFirstColumn="0" w:firstRowLastColumn="0" w:lastRowFirstColumn="0" w:lastRowLastColumn="0"/>
+              <w:rPr>
+                <w:sz w:val="20"/>
+                <w:szCs w:val="20"/>
+              </w:rPr>
+            </w:pPr>
+            <w:r>
+              <w:rPr>
+                <w:sz w:val="20"/>
+                <w:szCs w:val="20"/>
+              </w:rPr>
+              <w:t>Sentinel clinics</w:t>
+            </w:r>
+          </w:p>
+        </w:tc>
+      </w:tr>
+      <w:tr>
+        <w:trPr>
+          <w:cnfStyle w:val="000000100000" w:firstRow="0" w:lastRow="0" w:firstColumn="0" w:lastColumn="0" w:oddVBand="0" w:evenVBand="0" w:oddHBand="1" w:evenHBand="0" w:firstRowFirstColumn="0" w:firstRowLastColumn="0" w:lastRowFirstColumn="0" w:lastRowLastColumn="0"/>
+        </w:trPr>
+        <w:tc>
+          <w:tcPr>
+            <w:cnfStyle w:val="001000000000" w:firstRow="0" w:lastRow="0" w:firstColumn="1" w:lastColumn="0" w:oddVBand="0" w:evenVBand="0" w:oddHBand="0" w:evenHBand="0" w:firstRowFirstColumn="0" w:firstRowLastColumn="0" w:lastRowFirstColumn="0" w:lastRowLastColumn="0"/>
+            <w:tcW w:w="0" w:type="auto"/>
+            <w:hideMark/>
+          </w:tcPr>
+          <w:p>
+            <w:pPr>
+              <w:spacing w:after="40"/>
+              <w:jc w:val="left"/>
+              <w:rPr>
+                <w:sz w:val="20"/>
+                <w:szCs w:val="20"/>
+              </w:rPr>
+            </w:pPr>
+          </w:p>
+        </w:tc>
+        <w:tc>
+          <w:tcPr>
+            <w:tcW w:w="3716" w:type="dxa"/>
+            <w:hideMark/>
+          </w:tcPr>
+          <w:p>
+            <w:pPr>
+              <w:spacing w:after="40"/>
+              <w:cnfStyle w:val="000000100000" w:firstRow="0" w:lastRow="0" w:firstColumn="0" w:lastColumn="0" w:oddVBand="0" w:evenVBand="0" w:oddHBand="1" w:evenHBand="0" w:firstRowFirstColumn="0" w:firstRowLastColumn="0" w:lastRowFirstColumn="0" w:lastRowLastColumn="0"/>
+              <w:rPr>
+                <w:sz w:val="20"/>
+                <w:szCs w:val="20"/>
+              </w:rPr>
+            </w:pPr>
+            <w:r>
+              <w:rPr>
+                <w:sz w:val="20"/>
+                <w:szCs w:val="20"/>
+              </w:rPr>
+              <w:t>39% initiated</w:t>
+            </w:r>
+          </w:p>
+        </w:tc>
+        <w:tc>
+          <w:tcPr>
+            <w:tcW w:w="0" w:type="auto"/>
+            <w:hideMark/>
+          </w:tcPr>
+          <w:p>
+            <w:pPr>
+              <w:spacing w:after="40"/>
+              <w:cnfStyle w:val="000000100000" w:firstRow="0" w:lastRow="0" w:firstColumn="0" w:lastColumn="0" w:oddVBand="0" w:evenVBand="0" w:oddHBand="1" w:evenHBand="0" w:firstRowFirstColumn="0" w:firstRowLastColumn="0" w:lastRowFirstColumn="0" w:lastRowLastColumn="0"/>
+              <w:rPr>
+                <w:sz w:val="20"/>
+                <w:szCs w:val="20"/>
+              </w:rPr>
+            </w:pPr>
+            <w:r>
+              <w:rPr>
+                <w:sz w:val="20"/>
+                <w:szCs w:val="20"/>
+              </w:rPr>
+              <w:t>Another setting</w:t>
+            </w:r>
+          </w:p>
+        </w:tc>
+      </w:tr>
+      <w:tr>
+        <w:tc>
+          <w:tcPr>
+            <w:cnfStyle w:val="001000000000" w:firstRow="0" w:lastRow="0" w:firstColumn="1" w:lastColumn="0" w:oddVBand="0" w:evenVBand="0" w:oddHBand="0" w:evenHBand="0" w:firstRowFirstColumn="0" w:firstRowLastColumn="0" w:lastRowFirstColumn="0" w:lastRowLastColumn="0"/>
+            <w:tcW w:w="0" w:type="auto"/>
+            <w:hideMark/>
+          </w:tcPr>
+          <w:p>
+            <w:pPr>
+              <w:spacing w:after="40"/>
+              <w:jc w:val="left"/>
+              <w:rPr>
+                <w:sz w:val="20"/>
+                <w:szCs w:val="20"/>
+              </w:rPr>
+            </w:pPr>
+            <w:r>
+              <w:rPr>
+                <w:b/>
+                <w:bCs/>
+                <w:sz w:val="20"/>
+                <w:szCs w:val="20"/>
+              </w:rPr>
+              <w:t>Current use</w:t>
+            </w:r>
+          </w:p>
+        </w:tc>
+        <w:tc>
+          <w:tcPr>
+            <w:tcW w:w="3716" w:type="dxa"/>
+            <w:hideMark/>
+          </w:tcPr>
+          <w:p>
+            <w:pPr>
+              <w:spacing w:after="40"/>
+              <w:cnfStyle w:val="000000000000" w:firstRow="0" w:lastRow="0" w:firstColumn="0" w:lastColumn="0" w:oddVBand="0" w:evenVBand="0" w:oddHBand="0" w:evenHBand="0" w:firstRowFirstColumn="0" w:firstRowLastColumn="0" w:lastRowFirstColumn="0" w:lastRowLastColumn="0"/>
+              <w:rPr>
+                <w:sz w:val="20"/>
+                <w:szCs w:val="20"/>
+              </w:rPr>
+            </w:pPr>
+            <w:r>
+              <w:rPr>
+                <w:sz w:val="20"/>
+                <w:szCs w:val="20"/>
+              </w:rPr>
+              <w:t>13% currently taking</w:t>
+            </w:r>
+          </w:p>
+        </w:tc>
+        <w:tc>
+          <w:tcPr>
+            <w:tcW w:w="0" w:type="auto"/>
+            <w:hideMark/>
+          </w:tcPr>
+          <w:p>
+            <w:pPr>
+              <w:spacing w:after="40"/>
+              <w:cnfStyle w:val="000000000000" w:firstRow="0" w:lastRow="0" w:firstColumn="0" w:lastColumn="0" w:oddVBand="0" w:evenVBand="0" w:oddHBand="0" w:evenHBand="0" w:firstRowFirstColumn="0" w:firstRowLastColumn="0" w:lastRowFirstColumn="0" w:lastRowLastColumn="0"/>
+              <w:rPr>
+                <w:sz w:val="20"/>
+                <w:szCs w:val="20"/>
+              </w:rPr>
+            </w:pPr>
+            <w:r>
+              <w:rPr>
+                <w:sz w:val="20"/>
+                <w:szCs w:val="20"/>
+              </w:rPr>
+              <w:t>Point prevalence</w:t>
+            </w:r>
+          </w:p>
+        </w:tc>
+      </w:tr>
+      <w:tr>
+        <w:trPr>
+          <w:cnfStyle w:val="000000100000" w:firstRow="0" w:lastRow="0" w:firstColumn="0" w:lastColumn="0" w:oddVBand="0" w:evenVBand="0" w:oddHBand="1" w:evenHBand="0" w:firstRowFirstColumn="0" w:firstRowLastColumn="0" w:lastRowFirstColumn="0" w:lastRowLastColumn="0"/>
+        </w:trPr>
+        <w:tc>
+          <w:tcPr>
+            <w:cnfStyle w:val="001000000000" w:firstRow="0" w:lastRow="0" w:firstColumn="1" w:lastColumn="0" w:oddVBand="0" w:evenVBand="0" w:oddHBand="0" w:evenHBand="0" w:firstRowFirstColumn="0" w:firstRowLastColumn="0" w:lastRowFirstColumn="0" w:lastRowLastColumn="0"/>
+            <w:tcW w:w="0" w:type="auto"/>
+            <w:hideMark/>
+          </w:tcPr>
+          <w:p>
+            <w:pPr>
+              <w:spacing w:after="40"/>
+              <w:jc w:val="left"/>
+              <w:rPr>
+                <w:sz w:val="20"/>
+                <w:szCs w:val="20"/>
+              </w:rPr>
+            </w:pPr>
+            <w:r>
+              <w:rPr>
+                <w:b/>
+                <w:bCs/>
+                <w:sz w:val="20"/>
+                <w:szCs w:val="20"/>
+              </w:rPr>
+              <w:t>Past year use</w:t>
+            </w:r>
+          </w:p>
+        </w:tc>
+        <w:tc>
+          <w:tcPr>
+            <w:tcW w:w="3716" w:type="dxa"/>
+            <w:hideMark/>
+          </w:tcPr>
+          <w:p>
+            <w:pPr>
+              <w:spacing w:after="40"/>
+              <w:cnfStyle w:val="000000100000" w:firstRow="0" w:lastRow="0" w:firstColumn="0" w:lastColumn="0" w:oddVBand="0" w:evenVBand="0" w:oddHBand="1" w:evenHBand="0" w:firstRowFirstColumn="0" w:firstRowLastColumn="0" w:lastRowFirstColumn="0" w:lastRowLastColumn="0"/>
+              <w:rPr>
+                <w:sz w:val="20"/>
+                <w:szCs w:val="20"/>
+              </w:rPr>
+            </w:pPr>
+            <w:r>
+              <w:rPr>
+                <w:sz w:val="20"/>
+                <w:szCs w:val="20"/>
+              </w:rPr>
+              <w:t>19.3% used past year</w:t>
+            </w:r>
+          </w:p>
+        </w:tc>
+        <w:tc>
+          <w:tcPr>
+            <w:tcW w:w="0" w:type="auto"/>
+            <w:hideMark/>
+          </w:tcPr>
+          <w:p>
+            <w:pPr>
+              <w:spacing w:after="40"/>
+              <w:cnfStyle w:val="000000100000" w:firstRow="0" w:lastRow="0" w:firstColumn="0" w:lastColumn="0" w:oddVBand="0" w:evenVBand="0" w:oddHBand="1" w:evenHBand="0" w:firstRowFirstColumn="0" w:firstRowLastColumn="0" w:lastRowFirstColumn="0" w:lastRowLastColumn="0"/>
+              <w:rPr>
+                <w:sz w:val="20"/>
+                <w:szCs w:val="20"/>
+              </w:rPr>
+            </w:pPr>
+            <w:r>
+              <w:rPr>
+                <w:sz w:val="20"/>
+                <w:szCs w:val="20"/>
+              </w:rPr>
+              <w:t>Period prevalence</w:t>
+            </w:r>
+          </w:p>
+        </w:tc>
+      </w:tr>
+      <w:tr>
+        <w:tc>
+          <w:tcPr>
+            <w:cnfStyle w:val="001000000000" w:firstRow="0" w:lastRow="0" w:firstColumn="1" w:lastColumn="0" w:oddVBand="0" w:evenVBand="0" w:oddHBand="0" w:evenHBand="0" w:firstRowFirstColumn="0" w:firstRowLastColumn="0" w:lastRowFirstColumn="0" w:lastRowLastColumn="0"/>
+            <w:tcW w:w="0" w:type="auto"/>
+            <w:hideMark/>
+          </w:tcPr>
+          <w:p>
+            <w:pPr>
+              <w:spacing w:after="40"/>
+              <w:jc w:val="left"/>
+              <w:rPr>
+                <w:sz w:val="20"/>
+                <w:szCs w:val="20"/>
+              </w:rPr>
+            </w:pPr>
+            <w:r>
+              <w:rPr>
+                <w:b/>
+                <w:bCs/>
+                <w:sz w:val="20"/>
+                <w:szCs w:val="20"/>
+              </w:rPr>
+              <w:t>Dispensed</w:t>
+            </w:r>
+          </w:p>
+        </w:tc>
+        <w:tc>
+          <w:tcPr>
+            <w:tcW w:w="3716" w:type="dxa"/>
+            <w:hideMark/>
+          </w:tcPr>
+          <w:p>
+            <w:pPr>
+              <w:spacing w:after="40"/>
+              <w:cnfStyle w:val="000000000000" w:firstRow="0" w:lastRow="0" w:firstColumn="0" w:lastColumn="0" w:oddVBand="0" w:evenVBand="0" w:oddHBand="0" w:evenHBand="0" w:firstRowFirstColumn="0" w:firstRowLastColumn="0" w:lastRowFirstColumn="0" w:lastRowLastColumn="0"/>
+              <w:rPr>
+                <w:sz w:val="20"/>
+                <w:szCs w:val="20"/>
+              </w:rPr>
+            </w:pPr>
+            <w:r>
+              <w:rPr>
+                <w:sz w:val="20"/>
+                <w:szCs w:val="20"/>
+              </w:rPr>
+              <w:t>19.5% dispensed ≥1 fill</w:t>
+            </w:r>
+          </w:p>
+        </w:tc>
+        <w:tc>
+          <w:tcPr>
+            <w:tcW w:w="0" w:type="auto"/>
+            <w:hideMark/>
+          </w:tcPr>
+          <w:p>
+            <w:pPr>
+              <w:spacing w:after="40"/>
+              <w:cnfStyle w:val="000000000000" w:firstRow="0" w:lastRow="0" w:firstColumn="0" w:lastColumn="0" w:oddVBand="0" w:evenVBand="0" w:oddHBand="0" w:evenHBand="0" w:firstRowFirstColumn="0" w:firstRowLastColumn="0" w:lastRowFirstColumn="0" w:lastRowLastColumn="0"/>
+              <w:rPr>
+                <w:sz w:val="20"/>
+                <w:szCs w:val="20"/>
+              </w:rPr>
+            </w:pPr>
+            <w:r>
+              <w:rPr>
+                <w:sz w:val="20"/>
+                <w:szCs w:val="20"/>
+              </w:rPr>
+              <w:t>Pharmacy data</w:t>
+            </w:r>
+          </w:p>
+        </w:tc>
+      </w:tr>
+    </w:tbl>
+    <w:p>
+      <w:pPr>
+        <w:spacing w:after="40"/>
+        <w:rPr>
+          <w:sz w:val="20"/>
+          <w:szCs w:val="20"/>
+        </w:rPr>
+      </w:pPr>
+    </w:p>
+    <w:p>
+      <w:pPr>
+        <w:spacing w:after="40"/>
+        <w:rPr>
+          <w:sz w:val="20"/>
+          <w:szCs w:val="20"/>
+        </w:rPr>
+      </w:pPr>
+    </w:p>
+    <w:p>
+      <w:pPr>
+        <w:pStyle w:val="Heading2"/>
+      </w:pPr>
+      <w:r>
+        <w:t xml:space="preserve">DOXY effectiveness </w:t>
+      </w:r>
+    </w:p>
+    <w:p>
+      <w:pPr>
+        <w:spacing w:after="40"/>
+        <w:rPr>
+          <w:sz w:val="20"/>
+          <w:szCs w:val="20"/>
+        </w:rPr>
+      </w:pPr>
+      <w:r>
+        <w:rPr>
+          <w:b/>
+          <w:bCs/>
+          <w:sz w:val="20"/>
+          <w:szCs w:val="20"/>
+        </w:rPr>
+        <w:t>Efficacy</w:t>
+      </w:r>
+      <w:r>
+        <w:rPr>
+          <w:sz w:val="20"/>
+          <w:szCs w:val="20"/>
+        </w:rPr>
+        <w:t>: Individual-level efficacy from RCTs is 73–87% (RR/HR 0.13–0.27). Real</w:t>
+      </w:r>
+      <w:r>
+        <w:rPr>
+          <w:sz w:val="20"/>
+          <w:szCs w:val="20"/>
+        </w:rPr>
+        <w:t>-world KPNC: Population-level 51% decline in SF (Sankaran) and 51% in Philadelphia (Lewis). Gap reflects coverage/uptake.</w:t>
+      </w:r>
+    </w:p>
+    <w:p>
+      <w:pPr>
+        <w:pStyle w:val="Heading2"/>
+      </w:pPr>
+    </w:p>
+    <w:p>
+      <w:pPr>
+        <w:pStyle w:val="Heading3"/>
+      </w:pPr>
+      <w:r>
+        <w:t>Molina 2018 (IPERGAY) Lancet Infect Dis</w:t>
+      </w:r>
+    </w:p>
+    <w:p>
+      <w:pPr>
+        <w:spacing w:after="40"/>
+        <w:rPr>
+          <w:sz w:val="20"/>
+          <w:szCs w:val="20"/>
+        </w:rPr>
+      </w:pPr>
+      <w:r>
+        <w:rPr>
+          <w:sz w:val="20"/>
+          <w:szCs w:val="20"/>
+        </w:rPr>
+        <w:t>The occurrence of a first STI in participants taking PEP was lower than in those not taking PEP </w:t>
+      </w:r>
+      <w:r>
+        <w:rPr>
+          <w:b/>
+          <w:bCs/>
+          <w:sz w:val="20"/>
+          <w:szCs w:val="20"/>
+        </w:rPr>
+        <w:t>(hazar</w:t>
+      </w:r>
+      <w:r>
+        <w:rPr>
+          <w:b/>
+          <w:bCs/>
+          <w:sz w:val="20"/>
+          <w:szCs w:val="20"/>
+        </w:rPr>
+        <w:t>d</w:t>
+      </w:r>
+      <w:r>
+        <w:rPr>
+          <w:b/>
+          <w:bCs/>
+          <w:sz w:val="20"/>
+          <w:szCs w:val="20"/>
+        </w:rPr>
+        <w:t xml:space="preserve"> ratio HR:</w:t>
+      </w:r>
+      <w:r>
+        <w:rPr>
+          <w:b/>
+          <w:bCs/>
+          <w:sz w:val="20"/>
+          <w:szCs w:val="20"/>
+        </w:rPr>
+        <w:t xml:space="preserve">(0·27; </w:t>
+      </w:r>
+      <w:r>
+        <w:rPr>
+          <w:b/>
+          <w:bCs/>
+          <w:sz w:val="20"/>
+          <w:szCs w:val="20"/>
+        </w:rPr>
+        <w:t xml:space="preserve">CI </w:t>
+      </w:r>
+      <w:r>
+        <w:rPr>
+          <w:b/>
+          <w:bCs/>
+          <w:sz w:val="20"/>
+          <w:szCs w:val="20"/>
+        </w:rPr>
+        <w:t>0·07–0·98; p=0·047)</w:t>
+      </w:r>
+      <w:r>
+        <w:rPr>
+          <w:b/>
+          <w:bCs/>
+          <w:sz w:val="20"/>
+          <w:szCs w:val="20"/>
+        </w:rPr>
         <w:t xml:space="preserve"> </w:t>
       </w:r>
+      <w:r>
+        <w:rPr>
+          <w:sz w:val="20"/>
+          <w:szCs w:val="20"/>
+        </w:rPr>
+        <w:t>.</w:t>
+      </w:r>
+    </w:p>
+    <w:p>
+      <w:pPr>
+        <w:spacing w:after="40"/>
+        <w:rPr>
+          <w:sz w:val="20"/>
+          <w:szCs w:val="20"/>
+        </w:rPr>
+      </w:pPr>
+    </w:p>
+    <w:p>
+      <w:pPr>
+        <w:spacing w:after="40"/>
+        <w:rPr>
+          <w:sz w:val="20"/>
+          <w:szCs w:val="20"/>
+        </w:rPr>
+      </w:pPr>
+      <w:r>
+        <w:rPr>
+          <w:sz w:val="20"/>
+          <w:szCs w:val="20"/>
+        </w:rPr>
+        <w:t>Hazard ratios (HRs) were estimated by use of Cox </w:t>
+      </w:r>
+      <w:hyperlink r:id="rId9" w:history="1">
+        <w:r>
+          <w:rPr>
+            <w:sz w:val="20"/>
+            <w:szCs w:val="20"/>
+          </w:rPr>
+          <w:t>proportional hazards models</w:t>
+        </w:r>
+      </w:hyperlink>
+    </w:p>
+    <w:p>
+      <w:pPr>
+        <w:spacing w:after="40"/>
+        <w:rPr>
+          <w:sz w:val="20"/>
+          <w:szCs w:val="20"/>
+        </w:rPr>
+      </w:pPr>
+      <w:r>
+        <w:rPr>
+          <w:sz w:val="20"/>
+          <w:szCs w:val="20"/>
+        </w:rPr>
+        <w:t>Cox model specifies the hazard (instantaneous risk) of an event at time t as:</w:t>
+      </w:r>
+    </w:p>
+    <w:p>
+      <w:pPr>
+        <w:spacing w:after="40"/>
+        <w:jc w:val="center"/>
+        <w:rPr>
+          <w:sz w:val="20"/>
+          <w:szCs w:val="20"/>
+        </w:rPr>
+      </w:pPr>
+      <w:r>
+        <w:rPr>
+          <w:sz w:val="20"/>
+          <w:szCs w:val="20"/>
+        </w:rPr>
+        <w:t>h(t | X) = h</w:t>
+      </w:r>
+      <w:r>
+        <w:rPr>
+          <w:rFonts w:ascii="Cambria Math" w:hAnsi="Cambria Math" w:cs="Cambria Math"/>
+          <w:sz w:val="20"/>
+          <w:szCs w:val="20"/>
+        </w:rPr>
+        <w:t>₀</w:t>
+      </w:r>
+      <w:r>
+        <w:rPr>
+          <w:sz w:val="20"/>
+          <w:szCs w:val="20"/>
+        </w:rPr>
+        <w:t>(t) × exp(β × X)</w:t>
+      </w:r>
+    </w:p>
+    <w:p>
+      <w:pPr>
+        <w:spacing w:after="40"/>
+        <w:rPr>
+          <w:sz w:val="20"/>
+          <w:szCs w:val="20"/>
+        </w:rPr>
+      </w:pPr>
+      <w:r>
+        <w:rPr>
+          <w:sz w:val="20"/>
+          <w:szCs w:val="20"/>
+        </w:rPr>
+        <w:t>where</w:t>
+      </w:r>
+    </w:p>
+    <w:p>
+      <w:pPr>
+        <w:tabs>
+          <w:tab w:val="num" w:pos="720"/>
+        </w:tabs>
+        <w:spacing w:after="40"/>
+        <w:jc w:val="center"/>
+        <w:rPr>
+          <w:sz w:val="20"/>
+          <w:szCs w:val="20"/>
+        </w:rPr>
+      </w:pPr>
+      <w:r>
+        <w:rPr>
+          <w:sz w:val="20"/>
+          <w:szCs w:val="20"/>
+        </w:rPr>
+        <w:t>h(t | X) = hazard of STI at time t given treatment X</w:t>
+      </w:r>
+    </w:p>
+    <w:p>
+      <w:pPr>
+        <w:pStyle w:val="ListParagraph"/>
+        <w:numPr>
+          <w:ilvl w:val="0"/>
+          <w:numId w:val="10"/>
+        </w:numPr>
+        <w:tabs>
+          <w:tab w:val="num" w:pos="720"/>
+        </w:tabs>
+        <w:spacing w:after="40"/>
+        <w:rPr>
+          <w:sz w:val="20"/>
+          <w:szCs w:val="20"/>
+        </w:rPr>
+      </w:pPr>
+      <w:r>
+        <w:rPr>
+          <w:sz w:val="20"/>
+          <w:szCs w:val="20"/>
+        </w:rPr>
+        <w:t>h</w:t>
+      </w:r>
+      <w:r>
+        <w:rPr>
+          <w:rFonts w:ascii="Cambria Math" w:hAnsi="Cambria Math" w:cs="Cambria Math"/>
+          <w:sz w:val="20"/>
+          <w:szCs w:val="20"/>
+        </w:rPr>
+        <w:t>₀</w:t>
+      </w:r>
+      <w:r>
+        <w:rPr>
+          <w:sz w:val="20"/>
+          <w:szCs w:val="20"/>
+        </w:rPr>
+        <w:t>(t) = baseline hazard (left unspecified — the "semi-parametric" part)</w:t>
+      </w:r>
+    </w:p>
+    <w:p>
+      <w:pPr>
+        <w:pStyle w:val="ListParagraph"/>
+        <w:numPr>
+          <w:ilvl w:val="0"/>
+          <w:numId w:val="10"/>
+        </w:numPr>
+        <w:tabs>
+          <w:tab w:val="num" w:pos="720"/>
+        </w:tabs>
+        <w:spacing w:after="40"/>
+        <w:rPr>
+          <w:sz w:val="20"/>
+          <w:szCs w:val="20"/>
+        </w:rPr>
+      </w:pPr>
+      <w:r>
+        <w:rPr>
+          <w:sz w:val="20"/>
+          <w:szCs w:val="20"/>
+        </w:rPr>
+        <w:t>X = treatment indicator (0 = no PEP, 1 = PEP)</w:t>
+      </w:r>
+    </w:p>
+    <w:p>
+      <w:pPr>
+        <w:pStyle w:val="ListParagraph"/>
+        <w:numPr>
+          <w:ilvl w:val="0"/>
+          <w:numId w:val="10"/>
+        </w:numPr>
+        <w:tabs>
+          <w:tab w:val="num" w:pos="720"/>
+        </w:tabs>
+        <w:spacing w:after="40"/>
+        <w:rPr>
+          <w:sz w:val="20"/>
+          <w:szCs w:val="20"/>
+        </w:rPr>
+      </w:pPr>
+      <w:r>
+        <w:rPr>
+          <w:sz w:val="20"/>
+          <w:szCs w:val="20"/>
+        </w:rPr>
+        <w:t>β = log hazard ratio (the parameter being estimated)</w:t>
+      </w:r>
+    </w:p>
+    <w:p>
+      <w:pPr>
+        <w:spacing w:after="40"/>
+        <w:rPr>
+          <w:sz w:val="20"/>
+          <w:szCs w:val="20"/>
+        </w:rPr>
+      </w:pPr>
+      <w:r>
+        <w:rPr>
+          <w:sz w:val="20"/>
+          <w:szCs w:val="20"/>
+        </w:rPr>
+        <w:t>Then the hazard Ratio is:</w:t>
+      </w:r>
+    </w:p>
+    <w:p>
+      <w:pPr>
+        <w:spacing w:after="40"/>
+        <w:jc w:val="center"/>
+        <w:rPr>
+          <w:sz w:val="20"/>
+          <w:szCs w:val="20"/>
+        </w:rPr>
+      </w:pPr>
+      <w:r>
+        <w:rPr>
+          <w:sz w:val="20"/>
+          <w:szCs w:val="20"/>
+        </w:rPr>
+        <w:t>HR = h(t | X=1) / h(t | X=0)</w:t>
+      </w:r>
+    </w:p>
+    <w:p>
+      <w:pPr>
+        <w:spacing w:after="40"/>
+        <w:jc w:val="center"/>
+        <w:rPr>
+          <w:sz w:val="20"/>
+          <w:szCs w:val="20"/>
+        </w:rPr>
+      </w:pPr>
+      <w:r>
+        <w:rPr>
+          <w:sz w:val="20"/>
+          <w:szCs w:val="20"/>
+        </w:rPr>
+        <w:t>= [h</w:t>
+      </w:r>
+      <w:r>
+        <w:rPr>
+          <w:rFonts w:ascii="Cambria Math" w:hAnsi="Cambria Math" w:cs="Cambria Math"/>
+          <w:sz w:val="20"/>
+          <w:szCs w:val="20"/>
+        </w:rPr>
+        <w:t>₀</w:t>
+      </w:r>
+      <w:r>
+        <w:rPr>
+          <w:sz w:val="20"/>
+          <w:szCs w:val="20"/>
+        </w:rPr>
+        <w:t>(t) × exp(β × 1)] / [h</w:t>
+      </w:r>
+      <w:r>
+        <w:rPr>
+          <w:rFonts w:ascii="Cambria Math" w:hAnsi="Cambria Math" w:cs="Cambria Math"/>
+          <w:sz w:val="20"/>
+          <w:szCs w:val="20"/>
+        </w:rPr>
+        <w:t>₀</w:t>
+      </w:r>
+      <w:r>
+        <w:rPr>
+          <w:sz w:val="20"/>
+          <w:szCs w:val="20"/>
+        </w:rPr>
+        <w:t>(t) × exp(β × 0)]</w:t>
+      </w:r>
+    </w:p>
+    <w:p>
+      <w:pPr>
+        <w:spacing w:after="40"/>
+        <w:jc w:val="center"/>
+        <w:rPr>
+          <w:sz w:val="20"/>
+          <w:szCs w:val="20"/>
+        </w:rPr>
+      </w:pPr>
+      <w:r>
+        <w:rPr>
+          <w:sz w:val="20"/>
+          <w:szCs w:val="20"/>
+        </w:rPr>
+        <w:t>= exp(β)</w:t>
+      </w:r>
+    </w:p>
+    <w:p>
+      <w:pPr>
+        <w:spacing w:after="40"/>
+        <w:rPr>
+          <w:sz w:val="20"/>
+          <w:szCs w:val="20"/>
+        </w:rPr>
+      </w:pPr>
+    </w:p>
+    <w:p>
+      <w:pPr>
+        <w:tabs>
+          <w:tab w:val="num" w:pos="720"/>
+        </w:tabs>
+        <w:spacing w:after="40"/>
+        <w:rPr>
+          <w:sz w:val="20"/>
+          <w:szCs w:val="20"/>
+        </w:rPr>
+      </w:pPr>
+      <w:r>
+        <w:rPr>
+          <w:sz w:val="20"/>
+          <w:szCs w:val="20"/>
+        </w:rPr>
+        <w:t>HR = exp(β̂) where β̂ is estimated via partial likelihood</w:t>
+      </w:r>
+    </w:p>
+    <w:p>
+      <w:pPr>
+        <w:tabs>
+          <w:tab w:val="num" w:pos="720"/>
+        </w:tabs>
+        <w:spacing w:after="40"/>
+        <w:rPr>
+          <w:sz w:val="20"/>
+          <w:szCs w:val="20"/>
+        </w:rPr>
+      </w:pPr>
+      <w:r>
+        <w:rPr>
+          <w:sz w:val="20"/>
+          <w:szCs w:val="20"/>
+        </w:rPr>
+        <w:t>HR = 0.27 means the PEP group has 27% the hazard of the non-PEP group (73% reduction)</w:t>
+      </w:r>
+    </w:p>
+    <w:p>
+      <w:pPr>
+        <w:spacing w:after="40"/>
+        <w:rPr>
+          <w:sz w:val="20"/>
+          <w:szCs w:val="20"/>
+        </w:rPr>
+      </w:pPr>
+    </w:p>
+    <w:p>
+      <w:pPr>
+        <w:spacing w:after="40"/>
+        <w:rPr>
+          <w:sz w:val="20"/>
+          <w:szCs w:val="20"/>
+        </w:rPr>
+      </w:pPr>
+    </w:p>
+    <w:p>
+      <w:pPr>
+        <w:pStyle w:val="Heading3"/>
+      </w:pPr>
+      <w:r>
+        <w:t xml:space="preserve">Luetkemeyer 2023/2025 (DoxyPEP) </w:t>
+      </w:r>
+      <w:r>
+        <w:t xml:space="preserve"> </w:t>
+      </w:r>
+    </w:p>
+    <w:p>
+      <w:pPr>
+        <w:spacing w:after="40"/>
+        <w:rPr>
+          <w:sz w:val="20"/>
+          <w:szCs w:val="20"/>
+        </w:rPr>
+      </w:pPr>
+      <w:r>
+        <w:rPr>
+          <w:b/>
+          <w:bCs/>
+          <w:sz w:val="20"/>
+          <w:szCs w:val="20"/>
+        </w:rPr>
+        <w:lastRenderedPageBreak/>
+        <w:t xml:space="preserve">RR: </w:t>
+      </w:r>
+      <w:r>
+        <w:rPr>
+          <w:sz w:val="20"/>
+          <w:szCs w:val="20"/>
+        </w:rPr>
+        <w:t>E</w:t>
+      </w:r>
+    </w:p>
+    <w:p>
+      <w:pPr>
+        <w:spacing w:after="40"/>
+        <w:rPr>
+          <w:sz w:val="20"/>
+          <w:szCs w:val="20"/>
+        </w:rPr>
+      </w:pPr>
+    </w:p>
+    <w:p>
+      <w:pPr>
+        <w:pStyle w:val="Heading3"/>
+      </w:pPr>
+      <w:r>
+        <w:t xml:space="preserve">Molina 2024 (DOXYVAC) </w:t>
+      </w:r>
+    </w:p>
+    <w:p>
+      <w:pPr>
+        <w:spacing w:after="40"/>
+        <w:rPr>
+          <w:b/>
+          <w:bCs/>
+          <w:sz w:val="20"/>
+          <w:szCs w:val="20"/>
+        </w:rPr>
+      </w:pPr>
+      <w:r>
+        <w:rPr>
+          <w:sz w:val="20"/>
+          <w:szCs w:val="20"/>
+        </w:rPr>
+        <w:t>Adjusted HR</w:t>
+      </w:r>
+      <w:r>
+        <w:rPr>
+          <w:sz w:val="20"/>
+          <w:szCs w:val="20"/>
+        </w:rPr>
+        <w:t xml:space="preserve"> in the Doxy-PEP group compared to no-PEP: </w:t>
+      </w:r>
+      <w:r>
+        <w:rPr>
+          <w:b/>
+          <w:bCs/>
+          <w:sz w:val="20"/>
+          <w:szCs w:val="20"/>
+        </w:rPr>
+        <w:t>0·21 (0·11–0·41)</w:t>
+      </w:r>
+    </w:p>
+    <w:p>
+      <w:pPr>
+        <w:spacing w:after="40"/>
+        <w:rPr>
+          <w:sz w:val="20"/>
+          <w:szCs w:val="20"/>
+        </w:rPr>
+      </w:pPr>
+    </w:p>
+    <w:p>
+      <w:pPr>
+        <w:spacing w:after="40"/>
+        <w:rPr>
+          <w:sz w:val="20"/>
+          <w:szCs w:val="20"/>
+        </w:rPr>
+      </w:pPr>
+      <w:r>
+        <w:rPr>
+          <w:sz w:val="20"/>
+          <w:szCs w:val="20"/>
+        </w:rPr>
+        <w:br w:type="page"/>
+      </w:r>
+    </w:p>
+    <w:p>
+      <w:pPr>
+        <w:spacing w:after="40"/>
+        <w:rPr>
+          <w:sz w:val="20"/>
+          <w:szCs w:val="20"/>
+        </w:rPr>
+      </w:pPr>
+    </w:p>
+    <w:p>
+      <w:pPr>
+        <w:spacing w:after="40"/>
+        <w:rPr>
+          <w:sz w:val="20"/>
+          <w:szCs w:val="20"/>
+        </w:rPr>
+      </w:pPr>
+    </w:p>
+    <w:p>
+      <w:pPr>
+        <w:spacing w:after="40"/>
+        <w:rPr>
+          <w:sz w:val="20"/>
+          <w:szCs w:val="20"/>
+        </w:rPr>
+      </w:pPr>
+    </w:p>
+    <w:p>
+      <w:pPr>
+        <w:spacing w:after="40"/>
+        <w:rPr>
+          <w:sz w:val="20"/>
+          <w:szCs w:val="20"/>
+        </w:rPr>
+      </w:pPr>
     </w:p>
     <w:p>
       <w:pPr>
@@ -6448,8 +8164,8 @@
     <w:p>
       <w:pPr>
         <w:sectPr>
-          <w:pgSz w:w="15840" w:h="12226" w:orient="landscape"/>
-          <w:pgMar w:top="1440" w:right="1440" w:bottom="1440" w:left="1440" w:header="706" w:footer="706" w:gutter="0"/>
+          <w:pgSz w:w="12226" w:h="15840"/>
+          <w:pgMar w:top="720" w:right="720" w:bottom="720" w:left="720" w:header="706" w:footer="706" w:gutter="0"/>
           <w:cols w:space="720"/>
           <w:docGrid w:linePitch="360"/>
         </w:sectPr>
@@ -6467,8 +8183,8 @@
       </w:pPr>
     </w:p>
     <w:sectPr>
-      <w:pgSz w:w="12240" w:h="15840"/>
-      <w:pgMar w:top="1440" w:right="1440" w:bottom="1440" w:left="1440" w:header="708" w:footer="708" w:gutter="0"/>
+      <w:pgSz w:w="12226" w:h="15840"/>
+      <w:pgMar w:top="720" w:right="720" w:bottom="720" w:left="720" w:header="706" w:footer="706" w:gutter="0"/>
       <w:cols w:space="720"/>
       <w:docGrid w:linePitch="360"/>
     </w:sectPr>
@@ -6519,320 +8235,9 @@
 <file path=word/numbering.xml><?xml version="1.0" encoding="utf-8"?>
 <w:numbering xmlns:wpc="http://schemas.microsoft.com/office/word/2010/wordprocessingCanvas" xmlns:cx="http://schemas.microsoft.com/office/drawing/2014/chartex" xmlns:cx1="http://schemas.microsoft.com/office/drawing/2015/9/8/chartex" xmlns:cx2="http://schemas.microsoft.com/office/drawing/2015/10/21/chartex" xmlns:cx3="http://schemas.microsoft.com/office/drawing/2016/5/9/chartex" xmlns:cx4="http://schemas.microsoft.com/office/drawing/2016/5/10/chartex" xmlns:cx5="http://schemas.microsoft.com/office/drawing/2016/5/11/chartex" xmlns:cx6="http://schemas.microsoft.com/office/drawing/2016/5/12/chartex" xmlns:cx7="http://schemas.microsoft.com/office/drawing/2016/5/13/chartex" xmlns:cx8="http://schemas.microsoft.com/office/drawing/2016/5/14/chartex" xmlns:mc="http://schemas.openxmlformats.org/markup-compatibility/2006" xmlns:aink="http://schemas.microsoft.com/office/drawing/2016/ink" xmlns:am3d="http://schemas.microsoft.com/office/drawing/2017/model3d" xmlns:o="urn:schemas-microsoft-com:office:office" xmlns:oel="http://schemas.microsoft.com/office/2019/extlst" xmlns:r="http://schemas.openxmlformats.org/officeDocument/2006/relationships" xmlns:m="http://schemas.openxmlformats.org/officeDocument/2006/math" xmlns:v="urn:schemas-microsoft-com:vml" xmlns:wp14="http://schemas.microsoft.com/office/word/2010/wordprocessingDrawing" xmlns:wp="http://schemas.openxmlformats.org/drawingml/2006/wordprocessingDrawing" xmlns:w10="urn:schemas-microsoft-com:office:word" xmlns:w="http://schemas.openxmlformats.org/wordprocessingml/2006/main" xmlns:w14="http://schemas.microsoft.com/office/word/2010/wordml" xmlns:w15="http://schemas.microsoft.com/office/word/2012/wordml" xmlns:w16cex="http://schemas.microsoft.com/office/word/2018/wordml/cex" xmlns:w16cid="http://schemas.microsoft.com/office/word/2016/wordml/cid" xmlns:w16="http://schemas.microsoft.com/office/word/2018/wordml" xmlns:w16du="http://schemas.microsoft.com/office/word/2023/wordml/word16du" xmlns:w16sdtdh="http://schemas.microsoft.com/office/word/2020/wordml/sdtdatahash" xmlns:w16sdtfl="http://schemas.microsoft.com/office/word/2024/wordml/sdtformatlock" xmlns:w16se="http://schemas.microsoft.com/office/word/2015/wordml/symex" xmlns:wpg="http://schemas.microsoft.com/office/word/2010/wordprocessingGroup" xmlns:wpi="http://schemas.microsoft.com/office/word/2010/wordprocessingInk" xmlns:wne="http://schemas.microsoft.com/office/word/2006/wordml" xmlns:wps="http://schemas.microsoft.com/office/word/2010/wordprocessingShape" mc:Ignorable="w14 w15 w16se w16cid w16 w16cex w16sdtdh w16sdtfl w16du wp14">
   <w:abstractNum w:abstractNumId="0" w15:restartNumberingAfterBreak="0">
-    <w:nsid w:val="2E4C5C64"/>
-    <w:multiLevelType w:val="hybridMultilevel"/>
-    <w:tmpl w:val="56266762"/>
-    <w:lvl w:ilvl="0" w:tplc="9006DF16">
-      <w:start w:val="1"/>
-      <w:numFmt w:val="bullet"/>
-      <w:lvlText w:val="●"/>
-      <w:lvlJc w:val="left"/>
-      <w:pPr>
-        <w:ind w:left="720" w:hanging="360"/>
-      </w:pPr>
-    </w:lvl>
-    <w:lvl w:ilvl="1" w:tplc="121C1D94">
-      <w:start w:val="1"/>
-      <w:numFmt w:val="bullet"/>
-      <w:lvlText w:val="○"/>
-      <w:lvlJc w:val="left"/>
-      <w:pPr>
-        <w:ind w:left="1440" w:hanging="360"/>
-      </w:pPr>
-    </w:lvl>
-    <w:lvl w:ilvl="2" w:tplc="FA2C094C">
-      <w:start w:val="1"/>
-      <w:numFmt w:val="bullet"/>
-      <w:lvlText w:val="■"/>
-      <w:lvlJc w:val="left"/>
-      <w:pPr>
-        <w:ind w:left="2160" w:hanging="360"/>
-      </w:pPr>
-    </w:lvl>
-    <w:lvl w:ilvl="3" w:tplc="18549E8C">
-      <w:start w:val="1"/>
-      <w:numFmt w:val="bullet"/>
-      <w:lvlText w:val="●"/>
-      <w:lvlJc w:val="left"/>
-      <w:pPr>
-        <w:ind w:left="2880" w:hanging="360"/>
-      </w:pPr>
-    </w:lvl>
-    <w:lvl w:ilvl="4" w:tplc="FBC208B6">
-      <w:start w:val="1"/>
-      <w:numFmt w:val="bullet"/>
-      <w:lvlText w:val="○"/>
-      <w:lvlJc w:val="left"/>
-      <w:pPr>
-        <w:ind w:left="3600" w:hanging="360"/>
-      </w:pPr>
-    </w:lvl>
-    <w:lvl w:ilvl="5" w:tplc="A21471A8">
-      <w:start w:val="1"/>
-      <w:numFmt w:val="bullet"/>
-      <w:lvlText w:val="■"/>
-      <w:lvlJc w:val="left"/>
-      <w:pPr>
-        <w:ind w:left="4320" w:hanging="360"/>
-      </w:pPr>
-    </w:lvl>
-    <w:lvl w:ilvl="6" w:tplc="BA9C6752">
-      <w:start w:val="1"/>
-      <w:numFmt w:val="bullet"/>
-      <w:lvlText w:val="●"/>
-      <w:lvlJc w:val="left"/>
-      <w:pPr>
-        <w:ind w:left="5040" w:hanging="360"/>
-      </w:pPr>
-    </w:lvl>
-    <w:lvl w:ilvl="7" w:tplc="3ADC82CA">
-      <w:start w:val="1"/>
-      <w:numFmt w:val="bullet"/>
-      <w:lvlText w:val="●"/>
-      <w:lvlJc w:val="left"/>
-      <w:pPr>
-        <w:ind w:left="5760" w:hanging="360"/>
-      </w:pPr>
-    </w:lvl>
-    <w:lvl w:ilvl="8" w:tplc="1AF6D9C8">
-      <w:start w:val="1"/>
-      <w:numFmt w:val="bullet"/>
-      <w:lvlText w:val="●"/>
-      <w:lvlJc w:val="left"/>
-      <w:pPr>
-        <w:ind w:left="6480" w:hanging="360"/>
-      </w:pPr>
-    </w:lvl>
-  </w:abstractNum>
-  <w:abstractNum w:abstractNumId="1" w15:restartNumberingAfterBreak="0">
-    <w:nsid w:val="3C054E9C"/>
-    <w:multiLevelType w:val="hybridMultilevel"/>
-    <w:tmpl w:val="640225F6"/>
-    <w:lvl w:ilvl="0" w:tplc="0E98245C">
-      <w:numFmt w:val="bullet"/>
-      <w:lvlText w:val=""/>
-      <w:lvlJc w:val="left"/>
-      <w:pPr>
-        <w:ind w:left="720" w:hanging="360"/>
-      </w:pPr>
-      <w:rPr>
-        <w:rFonts w:ascii="Wingdings" w:eastAsia="Arial" w:hAnsi="Wingdings" w:cs="Arial" w:hint="default"/>
-      </w:rPr>
-    </w:lvl>
-    <w:lvl w:ilvl="1" w:tplc="04090003" w:tentative="1">
-      <w:start w:val="1"/>
-      <w:numFmt w:val="bullet"/>
-      <w:lvlText w:val="o"/>
-      <w:lvlJc w:val="left"/>
-      <w:pPr>
-        <w:ind w:left="1440" w:hanging="360"/>
-      </w:pPr>
-      <w:rPr>
-        <w:rFonts w:ascii="Courier New" w:hAnsi="Courier New" w:hint="default"/>
-      </w:rPr>
-    </w:lvl>
-    <w:lvl w:ilvl="2" w:tplc="04090005" w:tentative="1">
-      <w:start w:val="1"/>
-      <w:numFmt w:val="bullet"/>
-      <w:lvlText w:val=""/>
-      <w:lvlJc w:val="left"/>
-      <w:pPr>
-        <w:ind w:left="2160" w:hanging="360"/>
-      </w:pPr>
-      <w:rPr>
-        <w:rFonts w:ascii="Wingdings" w:hAnsi="Wingdings" w:hint="default"/>
-      </w:rPr>
-    </w:lvl>
-    <w:lvl w:ilvl="3" w:tplc="04090001" w:tentative="1">
-      <w:start w:val="1"/>
-      <w:numFmt w:val="bullet"/>
-      <w:lvlText w:val=""/>
-      <w:lvlJc w:val="left"/>
-      <w:pPr>
-        <w:ind w:left="2880" w:hanging="360"/>
-      </w:pPr>
-      <w:rPr>
-        <w:rFonts w:ascii="Symbol" w:hAnsi="Symbol" w:hint="default"/>
-      </w:rPr>
-    </w:lvl>
-    <w:lvl w:ilvl="4" w:tplc="04090003" w:tentative="1">
-      <w:start w:val="1"/>
-      <w:numFmt w:val="bullet"/>
-      <w:lvlText w:val="o"/>
-      <w:lvlJc w:val="left"/>
-      <w:pPr>
-        <w:ind w:left="3600" w:hanging="360"/>
-      </w:pPr>
-      <w:rPr>
-        <w:rFonts w:ascii="Courier New" w:hAnsi="Courier New" w:hint="default"/>
-      </w:rPr>
-    </w:lvl>
-    <w:lvl w:ilvl="5" w:tplc="04090005" w:tentative="1">
-      <w:start w:val="1"/>
-      <w:numFmt w:val="bullet"/>
-      <w:lvlText w:val=""/>
-      <w:lvlJc w:val="left"/>
-      <w:pPr>
-        <w:ind w:left="4320" w:hanging="360"/>
-      </w:pPr>
-      <w:rPr>
-        <w:rFonts w:ascii="Wingdings" w:hAnsi="Wingdings" w:hint="default"/>
-      </w:rPr>
-    </w:lvl>
-    <w:lvl w:ilvl="6" w:tplc="04090001" w:tentative="1">
-      <w:start w:val="1"/>
-      <w:numFmt w:val="bullet"/>
-      <w:lvlText w:val=""/>
-      <w:lvlJc w:val="left"/>
-      <w:pPr>
-        <w:ind w:left="5040" w:hanging="360"/>
-      </w:pPr>
-      <w:rPr>
-        <w:rFonts w:ascii="Symbol" w:hAnsi="Symbol" w:hint="default"/>
-      </w:rPr>
-    </w:lvl>
-    <w:lvl w:ilvl="7" w:tplc="04090003" w:tentative="1">
-      <w:start w:val="1"/>
-      <w:numFmt w:val="bullet"/>
-      <w:lvlText w:val="o"/>
-      <w:lvlJc w:val="left"/>
-      <w:pPr>
-        <w:ind w:left="5760" w:hanging="360"/>
-      </w:pPr>
-      <w:rPr>
-        <w:rFonts w:ascii="Courier New" w:hAnsi="Courier New" w:hint="default"/>
-      </w:rPr>
-    </w:lvl>
-    <w:lvl w:ilvl="8" w:tplc="04090005" w:tentative="1">
-      <w:start w:val="1"/>
-      <w:numFmt w:val="bullet"/>
-      <w:lvlText w:val=""/>
-      <w:lvlJc w:val="left"/>
-      <w:pPr>
-        <w:ind w:left="6480" w:hanging="360"/>
-      </w:pPr>
-      <w:rPr>
-        <w:rFonts w:ascii="Wingdings" w:hAnsi="Wingdings" w:hint="default"/>
-      </w:rPr>
-    </w:lvl>
-  </w:abstractNum>
-  <w:abstractNum w:abstractNumId="2" w15:restartNumberingAfterBreak="0">
-    <w:nsid w:val="544513C5"/>
-    <w:multiLevelType w:val="hybridMultilevel"/>
-    <w:tmpl w:val="52C49DB0"/>
-    <w:lvl w:ilvl="0" w:tplc="04090001">
-      <w:start w:val="1"/>
-      <w:numFmt w:val="bullet"/>
-      <w:lvlText w:val=""/>
-      <w:lvlJc w:val="left"/>
-      <w:pPr>
-        <w:ind w:left="720" w:hanging="360"/>
-      </w:pPr>
-      <w:rPr>
-        <w:rFonts w:ascii="Symbol" w:hAnsi="Symbol" w:hint="default"/>
-      </w:rPr>
-    </w:lvl>
-    <w:lvl w:ilvl="1" w:tplc="04090003" w:tentative="1">
-      <w:start w:val="1"/>
-      <w:numFmt w:val="bullet"/>
-      <w:lvlText w:val="o"/>
-      <w:lvlJc w:val="left"/>
-      <w:pPr>
-        <w:ind w:left="1440" w:hanging="360"/>
-      </w:pPr>
-      <w:rPr>
-        <w:rFonts w:ascii="Courier New" w:hAnsi="Courier New" w:hint="default"/>
-      </w:rPr>
-    </w:lvl>
-    <w:lvl w:ilvl="2" w:tplc="04090005" w:tentative="1">
-      <w:start w:val="1"/>
-      <w:numFmt w:val="bullet"/>
-      <w:lvlText w:val=""/>
-      <w:lvlJc w:val="left"/>
-      <w:pPr>
-        <w:ind w:left="2160" w:hanging="360"/>
-      </w:pPr>
-      <w:rPr>
-        <w:rFonts w:ascii="Wingdings" w:hAnsi="Wingdings" w:hint="default"/>
-      </w:rPr>
-    </w:lvl>
-    <w:lvl w:ilvl="3" w:tplc="04090001" w:tentative="1">
-      <w:start w:val="1"/>
-      <w:numFmt w:val="bullet"/>
-      <w:lvlText w:val=""/>
-      <w:lvlJc w:val="left"/>
-      <w:pPr>
-        <w:ind w:left="2880" w:hanging="360"/>
-      </w:pPr>
-      <w:rPr>
-        <w:rFonts w:ascii="Symbol" w:hAnsi="Symbol" w:hint="default"/>
-      </w:rPr>
-    </w:lvl>
-    <w:lvl w:ilvl="4" w:tplc="04090003" w:tentative="1">
-      <w:start w:val="1"/>
-      <w:numFmt w:val="bullet"/>
-      <w:lvlText w:val="o"/>
-      <w:lvlJc w:val="left"/>
-      <w:pPr>
-        <w:ind w:left="3600" w:hanging="360"/>
-      </w:pPr>
-      <w:rPr>
-        <w:rFonts w:ascii="Courier New" w:hAnsi="Courier New" w:hint="default"/>
-      </w:rPr>
-    </w:lvl>
-    <w:lvl w:ilvl="5" w:tplc="04090005" w:tentative="1">
-      <w:start w:val="1"/>
-      <w:numFmt w:val="bullet"/>
-      <w:lvlText w:val=""/>
-      <w:lvlJc w:val="left"/>
-      <w:pPr>
-        <w:ind w:left="4320" w:hanging="360"/>
-      </w:pPr>
-      <w:rPr>
-        <w:rFonts w:ascii="Wingdings" w:hAnsi="Wingdings" w:hint="default"/>
-      </w:rPr>
-    </w:lvl>
-    <w:lvl w:ilvl="6" w:tplc="04090001" w:tentative="1">
-      <w:start w:val="1"/>
-      <w:numFmt w:val="bullet"/>
-      <w:lvlText w:val=""/>
-      <w:lvlJc w:val="left"/>
-      <w:pPr>
-        <w:ind w:left="5040" w:hanging="360"/>
-      </w:pPr>
-      <w:rPr>
-        <w:rFonts w:ascii="Symbol" w:hAnsi="Symbol" w:hint="default"/>
-      </w:rPr>
-    </w:lvl>
-    <w:lvl w:ilvl="7" w:tplc="04090003" w:tentative="1">
-      <w:start w:val="1"/>
-      <w:numFmt w:val="bullet"/>
-      <w:lvlText w:val="o"/>
-      <w:lvlJc w:val="left"/>
-      <w:pPr>
-        <w:ind w:left="5760" w:hanging="360"/>
-      </w:pPr>
-      <w:rPr>
-        <w:rFonts w:ascii="Courier New" w:hAnsi="Courier New" w:hint="default"/>
-      </w:rPr>
-    </w:lvl>
-    <w:lvl w:ilvl="8" w:tplc="04090005" w:tentative="1">
-      <w:start w:val="1"/>
-      <w:numFmt w:val="bullet"/>
-      <w:lvlText w:val=""/>
-      <w:lvlJc w:val="left"/>
-      <w:pPr>
-        <w:ind w:left="6480" w:hanging="360"/>
-      </w:pPr>
-      <w:rPr>
-        <w:rFonts w:ascii="Wingdings" w:hAnsi="Wingdings" w:hint="default"/>
-      </w:rPr>
-    </w:lvl>
-  </w:abstractNum>
-  <w:abstractNum w:abstractNumId="3" w15:restartNumberingAfterBreak="0">
-    <w:nsid w:val="5BF4684C"/>
+    <w:nsid w:val="0FA30585"/>
     <w:multiLevelType w:val="multilevel"/>
-    <w:tmpl w:val="00BC9D8E"/>
+    <w:tmpl w:val="D792A2A2"/>
     <w:lvl w:ilvl="0">
       <w:start w:val="1"/>
       <w:numFmt w:val="bullet"/>
@@ -6978,10 +8383,208 @@
       </w:rPr>
     </w:lvl>
   </w:abstractNum>
-  <w:abstractNum w:abstractNumId="4" w15:restartNumberingAfterBreak="0">
-    <w:nsid w:val="6FDB67D6"/>
+  <w:abstractNum w:abstractNumId="1" w15:restartNumberingAfterBreak="0">
+    <w:nsid w:val="2E4C5C64"/>
     <w:multiLevelType w:val="hybridMultilevel"/>
-    <w:tmpl w:val="98987E48"/>
+    <w:tmpl w:val="56266762"/>
+    <w:lvl w:ilvl="0" w:tplc="9006DF16">
+      <w:start w:val="1"/>
+      <w:numFmt w:val="bullet"/>
+      <w:lvlText w:val="●"/>
+      <w:lvlJc w:val="left"/>
+      <w:pPr>
+        <w:ind w:left="720" w:hanging="360"/>
+      </w:pPr>
+    </w:lvl>
+    <w:lvl w:ilvl="1" w:tplc="121C1D94">
+      <w:start w:val="1"/>
+      <w:numFmt w:val="bullet"/>
+      <w:lvlText w:val="○"/>
+      <w:lvlJc w:val="left"/>
+      <w:pPr>
+        <w:ind w:left="1440" w:hanging="360"/>
+      </w:pPr>
+    </w:lvl>
+    <w:lvl w:ilvl="2" w:tplc="FA2C094C">
+      <w:start w:val="1"/>
+      <w:numFmt w:val="bullet"/>
+      <w:lvlText w:val="■"/>
+      <w:lvlJc w:val="left"/>
+      <w:pPr>
+        <w:ind w:left="2160" w:hanging="360"/>
+      </w:pPr>
+    </w:lvl>
+    <w:lvl w:ilvl="3" w:tplc="18549E8C">
+      <w:start w:val="1"/>
+      <w:numFmt w:val="bullet"/>
+      <w:lvlText w:val="●"/>
+      <w:lvlJc w:val="left"/>
+      <w:pPr>
+        <w:ind w:left="2880" w:hanging="360"/>
+      </w:pPr>
+    </w:lvl>
+    <w:lvl w:ilvl="4" w:tplc="FBC208B6">
+      <w:start w:val="1"/>
+      <w:numFmt w:val="bullet"/>
+      <w:lvlText w:val="○"/>
+      <w:lvlJc w:val="left"/>
+      <w:pPr>
+        <w:ind w:left="3600" w:hanging="360"/>
+      </w:pPr>
+    </w:lvl>
+    <w:lvl w:ilvl="5" w:tplc="A21471A8">
+      <w:start w:val="1"/>
+      <w:numFmt w:val="bullet"/>
+      <w:lvlText w:val="■"/>
+      <w:lvlJc w:val="left"/>
+      <w:pPr>
+        <w:ind w:left="4320" w:hanging="360"/>
+      </w:pPr>
+    </w:lvl>
+    <w:lvl w:ilvl="6" w:tplc="BA9C6752">
+      <w:start w:val="1"/>
+      <w:numFmt w:val="bullet"/>
+      <w:lvlText w:val="●"/>
+      <w:lvlJc w:val="left"/>
+      <w:pPr>
+        <w:ind w:left="5040" w:hanging="360"/>
+      </w:pPr>
+    </w:lvl>
+    <w:lvl w:ilvl="7" w:tplc="3ADC82CA">
+      <w:start w:val="1"/>
+      <w:numFmt w:val="bullet"/>
+      <w:lvlText w:val="●"/>
+      <w:lvlJc w:val="left"/>
+      <w:pPr>
+        <w:ind w:left="5760" w:hanging="360"/>
+      </w:pPr>
+    </w:lvl>
+    <w:lvl w:ilvl="8" w:tplc="1AF6D9C8">
+      <w:start w:val="1"/>
+      <w:numFmt w:val="bullet"/>
+      <w:lvlText w:val="●"/>
+      <w:lvlJc w:val="left"/>
+      <w:pPr>
+        <w:ind w:left="6480" w:hanging="360"/>
+      </w:pPr>
+    </w:lvl>
+  </w:abstractNum>
+  <w:abstractNum w:abstractNumId="2" w15:restartNumberingAfterBreak="0">
+    <w:nsid w:val="3C054E9C"/>
+    <w:multiLevelType w:val="hybridMultilevel"/>
+    <w:tmpl w:val="640225F6"/>
+    <w:lvl w:ilvl="0" w:tplc="0E98245C">
+      <w:numFmt w:val="bullet"/>
+      <w:lvlText w:val=""/>
+      <w:lvlJc w:val="left"/>
+      <w:pPr>
+        <w:ind w:left="720" w:hanging="360"/>
+      </w:pPr>
+      <w:rPr>
+        <w:rFonts w:ascii="Wingdings" w:eastAsia="Arial" w:hAnsi="Wingdings" w:cs="Arial" w:hint="default"/>
+      </w:rPr>
+    </w:lvl>
+    <w:lvl w:ilvl="1" w:tplc="04090003" w:tentative="1">
+      <w:start w:val="1"/>
+      <w:numFmt w:val="bullet"/>
+      <w:lvlText w:val="o"/>
+      <w:lvlJc w:val="left"/>
+      <w:pPr>
+        <w:ind w:left="1440" w:hanging="360"/>
+      </w:pPr>
+      <w:rPr>
+        <w:rFonts w:ascii="Courier New" w:hAnsi="Courier New" w:hint="default"/>
+      </w:rPr>
+    </w:lvl>
+    <w:lvl w:ilvl="2" w:tplc="04090005" w:tentative="1">
+      <w:start w:val="1"/>
+      <w:numFmt w:val="bullet"/>
+      <w:lvlText w:val=""/>
+      <w:lvlJc w:val="left"/>
+      <w:pPr>
+        <w:ind w:left="2160" w:hanging="360"/>
+      </w:pPr>
+      <w:rPr>
+        <w:rFonts w:ascii="Wingdings" w:hAnsi="Wingdings" w:hint="default"/>
+      </w:rPr>
+    </w:lvl>
+    <w:lvl w:ilvl="3" w:tplc="04090001" w:tentative="1">
+      <w:start w:val="1"/>
+      <w:numFmt w:val="bullet"/>
+      <w:lvlText w:val=""/>
+      <w:lvlJc w:val="left"/>
+      <w:pPr>
+        <w:ind w:left="2880" w:hanging="360"/>
+      </w:pPr>
+      <w:rPr>
+        <w:rFonts w:ascii="Symbol" w:hAnsi="Symbol" w:hint="default"/>
+      </w:rPr>
+    </w:lvl>
+    <w:lvl w:ilvl="4" w:tplc="04090003" w:tentative="1">
+      <w:start w:val="1"/>
+      <w:numFmt w:val="bullet"/>
+      <w:lvlText w:val="o"/>
+      <w:lvlJc w:val="left"/>
+      <w:pPr>
+        <w:ind w:left="3600" w:hanging="360"/>
+      </w:pPr>
+      <w:rPr>
+        <w:rFonts w:ascii="Courier New" w:hAnsi="Courier New" w:hint="default"/>
+      </w:rPr>
+    </w:lvl>
+    <w:lvl w:ilvl="5" w:tplc="04090005" w:tentative="1">
+      <w:start w:val="1"/>
+      <w:numFmt w:val="bullet"/>
+      <w:lvlText w:val=""/>
+      <w:lvlJc w:val="left"/>
+      <w:pPr>
+        <w:ind w:left="4320" w:hanging="360"/>
+      </w:pPr>
+      <w:rPr>
+        <w:rFonts w:ascii="Wingdings" w:hAnsi="Wingdings" w:hint="default"/>
+      </w:rPr>
+    </w:lvl>
+    <w:lvl w:ilvl="6" w:tplc="04090001" w:tentative="1">
+      <w:start w:val="1"/>
+      <w:numFmt w:val="bullet"/>
+      <w:lvlText w:val=""/>
+      <w:lvlJc w:val="left"/>
+      <w:pPr>
+        <w:ind w:left="5040" w:hanging="360"/>
+      </w:pPr>
+      <w:rPr>
+        <w:rFonts w:ascii="Symbol" w:hAnsi="Symbol" w:hint="default"/>
+      </w:rPr>
+    </w:lvl>
+    <w:lvl w:ilvl="7" w:tplc="04090003" w:tentative="1">
+      <w:start w:val="1"/>
+      <w:numFmt w:val="bullet"/>
+      <w:lvlText w:val="o"/>
+      <w:lvlJc w:val="left"/>
+      <w:pPr>
+        <w:ind w:left="5760" w:hanging="360"/>
+      </w:pPr>
+      <w:rPr>
+        <w:rFonts w:ascii="Courier New" w:hAnsi="Courier New" w:hint="default"/>
+      </w:rPr>
+    </w:lvl>
+    <w:lvl w:ilvl="8" w:tplc="04090005" w:tentative="1">
+      <w:start w:val="1"/>
+      <w:numFmt w:val="bullet"/>
+      <w:lvlText w:val=""/>
+      <w:lvlJc w:val="left"/>
+      <w:pPr>
+        <w:ind w:left="6480" w:hanging="360"/>
+      </w:pPr>
+      <w:rPr>
+        <w:rFonts w:ascii="Wingdings" w:hAnsi="Wingdings" w:hint="default"/>
+      </w:rPr>
+    </w:lvl>
+  </w:abstractNum>
+  <w:abstractNum w:abstractNumId="3" w15:restartNumberingAfterBreak="0">
+    <w:nsid w:val="544513C5"/>
+    <w:multiLevelType w:val="hybridMultilevel"/>
+    <w:tmpl w:val="52C49DB0"/>
     <w:lvl w:ilvl="0" w:tplc="04090001">
       <w:start w:val="1"/>
       <w:numFmt w:val="bullet"/>
@@ -7091,10 +8694,10 @@
       </w:rPr>
     </w:lvl>
   </w:abstractNum>
-  <w:abstractNum w:abstractNumId="5" w15:restartNumberingAfterBreak="0">
-    <w:nsid w:val="76904FD8"/>
+  <w:abstractNum w:abstractNumId="4" w15:restartNumberingAfterBreak="0">
+    <w:nsid w:val="5BF4684C"/>
     <w:multiLevelType w:val="multilevel"/>
-    <w:tmpl w:val="8B18B2EA"/>
+    <w:tmpl w:val="00BC9D8E"/>
     <w:lvl w:ilvl="0">
       <w:start w:val="1"/>
       <w:numFmt w:val="bullet"/>
@@ -7240,12 +8843,11 @@
       </w:rPr>
     </w:lvl>
   </w:abstractNum>
-  <w:abstractNum w:abstractNumId="6" w15:restartNumberingAfterBreak="0">
-    <w:nsid w:val="7E611222"/>
+  <w:abstractNum w:abstractNumId="5" w15:restartNumberingAfterBreak="0">
+    <w:nsid w:val="600974A7"/>
     <w:multiLevelType w:val="hybridMultilevel"/>
-    <w:tmpl w:val="B4D6E8CC"/>
-    <w:lvl w:ilvl="0" w:tplc="BC823612">
-      <w:start w:val="2"/>
+    <w:tmpl w:val="DCFC2FB0"/>
+    <w:lvl w:ilvl="0" w:tplc="0E98245C">
       <w:numFmt w:val="bullet"/>
       <w:lvlText w:val=""/>
       <w:lvlJc w:val="left"/>
@@ -7353,29 +8955,562 @@
       </w:rPr>
     </w:lvl>
   </w:abstractNum>
+  <w:abstractNum w:abstractNumId="6" w15:restartNumberingAfterBreak="0">
+    <w:nsid w:val="6C9C5901"/>
+    <w:multiLevelType w:val="multilevel"/>
+    <w:tmpl w:val="8E026178"/>
+    <w:lvl w:ilvl="0">
+      <w:start w:val="1"/>
+      <w:numFmt w:val="bullet"/>
+      <w:lvlText w:val=""/>
+      <w:lvlJc w:val="left"/>
+      <w:pPr>
+        <w:tabs>
+          <w:tab w:val="num" w:pos="720"/>
+        </w:tabs>
+        <w:ind w:left="720" w:hanging="360"/>
+      </w:pPr>
+      <w:rPr>
+        <w:rFonts w:ascii="Symbol" w:hAnsi="Symbol" w:hint="default"/>
+        <w:sz w:val="20"/>
+      </w:rPr>
+    </w:lvl>
+    <w:lvl w:ilvl="1" w:tentative="1">
+      <w:start w:val="1"/>
+      <w:numFmt w:val="bullet"/>
+      <w:lvlText w:val="o"/>
+      <w:lvlJc w:val="left"/>
+      <w:pPr>
+        <w:tabs>
+          <w:tab w:val="num" w:pos="1440"/>
+        </w:tabs>
+        <w:ind w:left="1440" w:hanging="360"/>
+      </w:pPr>
+      <w:rPr>
+        <w:rFonts w:ascii="Courier New" w:hAnsi="Courier New" w:hint="default"/>
+        <w:sz w:val="20"/>
+      </w:rPr>
+    </w:lvl>
+    <w:lvl w:ilvl="2" w:tentative="1">
+      <w:start w:val="1"/>
+      <w:numFmt w:val="bullet"/>
+      <w:lvlText w:val=""/>
+      <w:lvlJc w:val="left"/>
+      <w:pPr>
+        <w:tabs>
+          <w:tab w:val="num" w:pos="2160"/>
+        </w:tabs>
+        <w:ind w:left="2160" w:hanging="360"/>
+      </w:pPr>
+      <w:rPr>
+        <w:rFonts w:ascii="Wingdings" w:hAnsi="Wingdings" w:hint="default"/>
+        <w:sz w:val="20"/>
+      </w:rPr>
+    </w:lvl>
+    <w:lvl w:ilvl="3" w:tentative="1">
+      <w:start w:val="1"/>
+      <w:numFmt w:val="bullet"/>
+      <w:lvlText w:val=""/>
+      <w:lvlJc w:val="left"/>
+      <w:pPr>
+        <w:tabs>
+          <w:tab w:val="num" w:pos="2880"/>
+        </w:tabs>
+        <w:ind w:left="2880" w:hanging="360"/>
+      </w:pPr>
+      <w:rPr>
+        <w:rFonts w:ascii="Wingdings" w:hAnsi="Wingdings" w:hint="default"/>
+        <w:sz w:val="20"/>
+      </w:rPr>
+    </w:lvl>
+    <w:lvl w:ilvl="4" w:tentative="1">
+      <w:start w:val="1"/>
+      <w:numFmt w:val="bullet"/>
+      <w:lvlText w:val=""/>
+      <w:lvlJc w:val="left"/>
+      <w:pPr>
+        <w:tabs>
+          <w:tab w:val="num" w:pos="3600"/>
+        </w:tabs>
+        <w:ind w:left="3600" w:hanging="360"/>
+      </w:pPr>
+      <w:rPr>
+        <w:rFonts w:ascii="Wingdings" w:hAnsi="Wingdings" w:hint="default"/>
+        <w:sz w:val="20"/>
+      </w:rPr>
+    </w:lvl>
+    <w:lvl w:ilvl="5" w:tentative="1">
+      <w:start w:val="1"/>
+      <w:numFmt w:val="bullet"/>
+      <w:lvlText w:val=""/>
+      <w:lvlJc w:val="left"/>
+      <w:pPr>
+        <w:tabs>
+          <w:tab w:val="num" w:pos="4320"/>
+        </w:tabs>
+        <w:ind w:left="4320" w:hanging="360"/>
+      </w:pPr>
+      <w:rPr>
+        <w:rFonts w:ascii="Wingdings" w:hAnsi="Wingdings" w:hint="default"/>
+        <w:sz w:val="20"/>
+      </w:rPr>
+    </w:lvl>
+    <w:lvl w:ilvl="6" w:tentative="1">
+      <w:start w:val="1"/>
+      <w:numFmt w:val="bullet"/>
+      <w:lvlText w:val=""/>
+      <w:lvlJc w:val="left"/>
+      <w:pPr>
+        <w:tabs>
+          <w:tab w:val="num" w:pos="5040"/>
+        </w:tabs>
+        <w:ind w:left="5040" w:hanging="360"/>
+      </w:pPr>
+      <w:rPr>
+        <w:rFonts w:ascii="Wingdings" w:hAnsi="Wingdings" w:hint="default"/>
+        <w:sz w:val="20"/>
+      </w:rPr>
+    </w:lvl>
+    <w:lvl w:ilvl="7" w:tentative="1">
+      <w:start w:val="1"/>
+      <w:numFmt w:val="bullet"/>
+      <w:lvlText w:val=""/>
+      <w:lvlJc w:val="left"/>
+      <w:pPr>
+        <w:tabs>
+          <w:tab w:val="num" w:pos="5760"/>
+        </w:tabs>
+        <w:ind w:left="5760" w:hanging="360"/>
+      </w:pPr>
+      <w:rPr>
+        <w:rFonts w:ascii="Wingdings" w:hAnsi="Wingdings" w:hint="default"/>
+        <w:sz w:val="20"/>
+      </w:rPr>
+    </w:lvl>
+    <w:lvl w:ilvl="8" w:tentative="1">
+      <w:start w:val="1"/>
+      <w:numFmt w:val="bullet"/>
+      <w:lvlText w:val=""/>
+      <w:lvlJc w:val="left"/>
+      <w:pPr>
+        <w:tabs>
+          <w:tab w:val="num" w:pos="6480"/>
+        </w:tabs>
+        <w:ind w:left="6480" w:hanging="360"/>
+      </w:pPr>
+      <w:rPr>
+        <w:rFonts w:ascii="Wingdings" w:hAnsi="Wingdings" w:hint="default"/>
+        <w:sz w:val="20"/>
+      </w:rPr>
+    </w:lvl>
+  </w:abstractNum>
+  <w:abstractNum w:abstractNumId="7" w15:restartNumberingAfterBreak="0">
+    <w:nsid w:val="6FDB67D6"/>
+    <w:multiLevelType w:val="hybridMultilevel"/>
+    <w:tmpl w:val="98987E48"/>
+    <w:lvl w:ilvl="0" w:tplc="04090001">
+      <w:start w:val="1"/>
+      <w:numFmt w:val="bullet"/>
+      <w:lvlText w:val=""/>
+      <w:lvlJc w:val="left"/>
+      <w:pPr>
+        <w:ind w:left="720" w:hanging="360"/>
+      </w:pPr>
+      <w:rPr>
+        <w:rFonts w:ascii="Symbol" w:hAnsi="Symbol" w:hint="default"/>
+      </w:rPr>
+    </w:lvl>
+    <w:lvl w:ilvl="1" w:tplc="04090003" w:tentative="1">
+      <w:start w:val="1"/>
+      <w:numFmt w:val="bullet"/>
+      <w:lvlText w:val="o"/>
+      <w:lvlJc w:val="left"/>
+      <w:pPr>
+        <w:ind w:left="1440" w:hanging="360"/>
+      </w:pPr>
+      <w:rPr>
+        <w:rFonts w:ascii="Courier New" w:hAnsi="Courier New" w:hint="default"/>
+      </w:rPr>
+    </w:lvl>
+    <w:lvl w:ilvl="2" w:tplc="04090005" w:tentative="1">
+      <w:start w:val="1"/>
+      <w:numFmt w:val="bullet"/>
+      <w:lvlText w:val=""/>
+      <w:lvlJc w:val="left"/>
+      <w:pPr>
+        <w:ind w:left="2160" w:hanging="360"/>
+      </w:pPr>
+      <w:rPr>
+        <w:rFonts w:ascii="Wingdings" w:hAnsi="Wingdings" w:hint="default"/>
+      </w:rPr>
+    </w:lvl>
+    <w:lvl w:ilvl="3" w:tplc="04090001" w:tentative="1">
+      <w:start w:val="1"/>
+      <w:numFmt w:val="bullet"/>
+      <w:lvlText w:val=""/>
+      <w:lvlJc w:val="left"/>
+      <w:pPr>
+        <w:ind w:left="2880" w:hanging="360"/>
+      </w:pPr>
+      <w:rPr>
+        <w:rFonts w:ascii="Symbol" w:hAnsi="Symbol" w:hint="default"/>
+      </w:rPr>
+    </w:lvl>
+    <w:lvl w:ilvl="4" w:tplc="04090003" w:tentative="1">
+      <w:start w:val="1"/>
+      <w:numFmt w:val="bullet"/>
+      <w:lvlText w:val="o"/>
+      <w:lvlJc w:val="left"/>
+      <w:pPr>
+        <w:ind w:left="3600" w:hanging="360"/>
+      </w:pPr>
+      <w:rPr>
+        <w:rFonts w:ascii="Courier New" w:hAnsi="Courier New" w:hint="default"/>
+      </w:rPr>
+    </w:lvl>
+    <w:lvl w:ilvl="5" w:tplc="04090005" w:tentative="1">
+      <w:start w:val="1"/>
+      <w:numFmt w:val="bullet"/>
+      <w:lvlText w:val=""/>
+      <w:lvlJc w:val="left"/>
+      <w:pPr>
+        <w:ind w:left="4320" w:hanging="360"/>
+      </w:pPr>
+      <w:rPr>
+        <w:rFonts w:ascii="Wingdings" w:hAnsi="Wingdings" w:hint="default"/>
+      </w:rPr>
+    </w:lvl>
+    <w:lvl w:ilvl="6" w:tplc="04090001" w:tentative="1">
+      <w:start w:val="1"/>
+      <w:numFmt w:val="bullet"/>
+      <w:lvlText w:val=""/>
+      <w:lvlJc w:val="left"/>
+      <w:pPr>
+        <w:ind w:left="5040" w:hanging="360"/>
+      </w:pPr>
+      <w:rPr>
+        <w:rFonts w:ascii="Symbol" w:hAnsi="Symbol" w:hint="default"/>
+      </w:rPr>
+    </w:lvl>
+    <w:lvl w:ilvl="7" w:tplc="04090003" w:tentative="1">
+      <w:start w:val="1"/>
+      <w:numFmt w:val="bullet"/>
+      <w:lvlText w:val="o"/>
+      <w:lvlJc w:val="left"/>
+      <w:pPr>
+        <w:ind w:left="5760" w:hanging="360"/>
+      </w:pPr>
+      <w:rPr>
+        <w:rFonts w:ascii="Courier New" w:hAnsi="Courier New" w:hint="default"/>
+      </w:rPr>
+    </w:lvl>
+    <w:lvl w:ilvl="8" w:tplc="04090005" w:tentative="1">
+      <w:start w:val="1"/>
+      <w:numFmt w:val="bullet"/>
+      <w:lvlText w:val=""/>
+      <w:lvlJc w:val="left"/>
+      <w:pPr>
+        <w:ind w:left="6480" w:hanging="360"/>
+      </w:pPr>
+      <w:rPr>
+        <w:rFonts w:ascii="Wingdings" w:hAnsi="Wingdings" w:hint="default"/>
+      </w:rPr>
+    </w:lvl>
+  </w:abstractNum>
+  <w:abstractNum w:abstractNumId="8" w15:restartNumberingAfterBreak="0">
+    <w:nsid w:val="76904FD8"/>
+    <w:multiLevelType w:val="multilevel"/>
+    <w:tmpl w:val="8B18B2EA"/>
+    <w:lvl w:ilvl="0">
+      <w:start w:val="1"/>
+      <w:numFmt w:val="bullet"/>
+      <w:lvlText w:val=""/>
+      <w:lvlJc w:val="left"/>
+      <w:pPr>
+        <w:tabs>
+          <w:tab w:val="num" w:pos="720"/>
+        </w:tabs>
+        <w:ind w:left="720" w:hanging="360"/>
+      </w:pPr>
+      <w:rPr>
+        <w:rFonts w:ascii="Symbol" w:hAnsi="Symbol" w:hint="default"/>
+        <w:sz w:val="20"/>
+      </w:rPr>
+    </w:lvl>
+    <w:lvl w:ilvl="1" w:tentative="1">
+      <w:start w:val="1"/>
+      <w:numFmt w:val="bullet"/>
+      <w:lvlText w:val="o"/>
+      <w:lvlJc w:val="left"/>
+      <w:pPr>
+        <w:tabs>
+          <w:tab w:val="num" w:pos="1440"/>
+        </w:tabs>
+        <w:ind w:left="1440" w:hanging="360"/>
+      </w:pPr>
+      <w:rPr>
+        <w:rFonts w:ascii="Courier New" w:hAnsi="Courier New" w:hint="default"/>
+        <w:sz w:val="20"/>
+      </w:rPr>
+    </w:lvl>
+    <w:lvl w:ilvl="2" w:tentative="1">
+      <w:start w:val="1"/>
+      <w:numFmt w:val="bullet"/>
+      <w:lvlText w:val=""/>
+      <w:lvlJc w:val="left"/>
+      <w:pPr>
+        <w:tabs>
+          <w:tab w:val="num" w:pos="2160"/>
+        </w:tabs>
+        <w:ind w:left="2160" w:hanging="360"/>
+      </w:pPr>
+      <w:rPr>
+        <w:rFonts w:ascii="Wingdings" w:hAnsi="Wingdings" w:hint="default"/>
+        <w:sz w:val="20"/>
+      </w:rPr>
+    </w:lvl>
+    <w:lvl w:ilvl="3" w:tentative="1">
+      <w:start w:val="1"/>
+      <w:numFmt w:val="bullet"/>
+      <w:lvlText w:val=""/>
+      <w:lvlJc w:val="left"/>
+      <w:pPr>
+        <w:tabs>
+          <w:tab w:val="num" w:pos="2880"/>
+        </w:tabs>
+        <w:ind w:left="2880" w:hanging="360"/>
+      </w:pPr>
+      <w:rPr>
+        <w:rFonts w:ascii="Wingdings" w:hAnsi="Wingdings" w:hint="default"/>
+        <w:sz w:val="20"/>
+      </w:rPr>
+    </w:lvl>
+    <w:lvl w:ilvl="4" w:tentative="1">
+      <w:start w:val="1"/>
+      <w:numFmt w:val="bullet"/>
+      <w:lvlText w:val=""/>
+      <w:lvlJc w:val="left"/>
+      <w:pPr>
+        <w:tabs>
+          <w:tab w:val="num" w:pos="3600"/>
+        </w:tabs>
+        <w:ind w:left="3600" w:hanging="360"/>
+      </w:pPr>
+      <w:rPr>
+        <w:rFonts w:ascii="Wingdings" w:hAnsi="Wingdings" w:hint="default"/>
+        <w:sz w:val="20"/>
+      </w:rPr>
+    </w:lvl>
+    <w:lvl w:ilvl="5" w:tentative="1">
+      <w:start w:val="1"/>
+      <w:numFmt w:val="bullet"/>
+      <w:lvlText w:val=""/>
+      <w:lvlJc w:val="left"/>
+      <w:pPr>
+        <w:tabs>
+          <w:tab w:val="num" w:pos="4320"/>
+        </w:tabs>
+        <w:ind w:left="4320" w:hanging="360"/>
+      </w:pPr>
+      <w:rPr>
+        <w:rFonts w:ascii="Wingdings" w:hAnsi="Wingdings" w:hint="default"/>
+        <w:sz w:val="20"/>
+      </w:rPr>
+    </w:lvl>
+    <w:lvl w:ilvl="6" w:tentative="1">
+      <w:start w:val="1"/>
+      <w:numFmt w:val="bullet"/>
+      <w:lvlText w:val=""/>
+      <w:lvlJc w:val="left"/>
+      <w:pPr>
+        <w:tabs>
+          <w:tab w:val="num" w:pos="5040"/>
+        </w:tabs>
+        <w:ind w:left="5040" w:hanging="360"/>
+      </w:pPr>
+      <w:rPr>
+        <w:rFonts w:ascii="Wingdings" w:hAnsi="Wingdings" w:hint="default"/>
+        <w:sz w:val="20"/>
+      </w:rPr>
+    </w:lvl>
+    <w:lvl w:ilvl="7" w:tentative="1">
+      <w:start w:val="1"/>
+      <w:numFmt w:val="bullet"/>
+      <w:lvlText w:val=""/>
+      <w:lvlJc w:val="left"/>
+      <w:pPr>
+        <w:tabs>
+          <w:tab w:val="num" w:pos="5760"/>
+        </w:tabs>
+        <w:ind w:left="5760" w:hanging="360"/>
+      </w:pPr>
+      <w:rPr>
+        <w:rFonts w:ascii="Wingdings" w:hAnsi="Wingdings" w:hint="default"/>
+        <w:sz w:val="20"/>
+      </w:rPr>
+    </w:lvl>
+    <w:lvl w:ilvl="8" w:tentative="1">
+      <w:start w:val="1"/>
+      <w:numFmt w:val="bullet"/>
+      <w:lvlText w:val=""/>
+      <w:lvlJc w:val="left"/>
+      <w:pPr>
+        <w:tabs>
+          <w:tab w:val="num" w:pos="6480"/>
+        </w:tabs>
+        <w:ind w:left="6480" w:hanging="360"/>
+      </w:pPr>
+      <w:rPr>
+        <w:rFonts w:ascii="Wingdings" w:hAnsi="Wingdings" w:hint="default"/>
+        <w:sz w:val="20"/>
+      </w:rPr>
+    </w:lvl>
+  </w:abstractNum>
+  <w:abstractNum w:abstractNumId="9" w15:restartNumberingAfterBreak="0">
+    <w:nsid w:val="7E611222"/>
+    <w:multiLevelType w:val="hybridMultilevel"/>
+    <w:tmpl w:val="B4D6E8CC"/>
+    <w:lvl w:ilvl="0" w:tplc="BC823612">
+      <w:start w:val="2"/>
+      <w:numFmt w:val="bullet"/>
+      <w:lvlText w:val=""/>
+      <w:lvlJc w:val="left"/>
+      <w:pPr>
+        <w:ind w:left="720" w:hanging="360"/>
+      </w:pPr>
+      <w:rPr>
+        <w:rFonts w:ascii="Wingdings" w:eastAsia="Arial" w:hAnsi="Wingdings" w:cs="Arial" w:hint="default"/>
+      </w:rPr>
+    </w:lvl>
+    <w:lvl w:ilvl="1" w:tplc="04090003" w:tentative="1">
+      <w:start w:val="1"/>
+      <w:numFmt w:val="bullet"/>
+      <w:lvlText w:val="o"/>
+      <w:lvlJc w:val="left"/>
+      <w:pPr>
+        <w:ind w:left="1440" w:hanging="360"/>
+      </w:pPr>
+      <w:rPr>
+        <w:rFonts w:ascii="Courier New" w:hAnsi="Courier New" w:hint="default"/>
+      </w:rPr>
+    </w:lvl>
+    <w:lvl w:ilvl="2" w:tplc="04090005" w:tentative="1">
+      <w:start w:val="1"/>
+      <w:numFmt w:val="bullet"/>
+      <w:lvlText w:val=""/>
+      <w:lvlJc w:val="left"/>
+      <w:pPr>
+        <w:ind w:left="2160" w:hanging="360"/>
+      </w:pPr>
+      <w:rPr>
+        <w:rFonts w:ascii="Wingdings" w:hAnsi="Wingdings" w:hint="default"/>
+      </w:rPr>
+    </w:lvl>
+    <w:lvl w:ilvl="3" w:tplc="04090001" w:tentative="1">
+      <w:start w:val="1"/>
+      <w:numFmt w:val="bullet"/>
+      <w:lvlText w:val=""/>
+      <w:lvlJc w:val="left"/>
+      <w:pPr>
+        <w:ind w:left="2880" w:hanging="360"/>
+      </w:pPr>
+      <w:rPr>
+        <w:rFonts w:ascii="Symbol" w:hAnsi="Symbol" w:hint="default"/>
+      </w:rPr>
+    </w:lvl>
+    <w:lvl w:ilvl="4" w:tplc="04090003" w:tentative="1">
+      <w:start w:val="1"/>
+      <w:numFmt w:val="bullet"/>
+      <w:lvlText w:val="o"/>
+      <w:lvlJc w:val="left"/>
+      <w:pPr>
+        <w:ind w:left="3600" w:hanging="360"/>
+      </w:pPr>
+      <w:rPr>
+        <w:rFonts w:ascii="Courier New" w:hAnsi="Courier New" w:hint="default"/>
+      </w:rPr>
+    </w:lvl>
+    <w:lvl w:ilvl="5" w:tplc="04090005" w:tentative="1">
+      <w:start w:val="1"/>
+      <w:numFmt w:val="bullet"/>
+      <w:lvlText w:val=""/>
+      <w:lvlJc w:val="left"/>
+      <w:pPr>
+        <w:ind w:left="4320" w:hanging="360"/>
+      </w:pPr>
+      <w:rPr>
+        <w:rFonts w:ascii="Wingdings" w:hAnsi="Wingdings" w:hint="default"/>
+      </w:rPr>
+    </w:lvl>
+    <w:lvl w:ilvl="6" w:tplc="04090001" w:tentative="1">
+      <w:start w:val="1"/>
+      <w:numFmt w:val="bullet"/>
+      <w:lvlText w:val=""/>
+      <w:lvlJc w:val="left"/>
+      <w:pPr>
+        <w:ind w:left="5040" w:hanging="360"/>
+      </w:pPr>
+      <w:rPr>
+        <w:rFonts w:ascii="Symbol" w:hAnsi="Symbol" w:hint="default"/>
+      </w:rPr>
+    </w:lvl>
+    <w:lvl w:ilvl="7" w:tplc="04090003" w:tentative="1">
+      <w:start w:val="1"/>
+      <w:numFmt w:val="bullet"/>
+      <w:lvlText w:val="o"/>
+      <w:lvlJc w:val="left"/>
+      <w:pPr>
+        <w:ind w:left="5760" w:hanging="360"/>
+      </w:pPr>
+      <w:rPr>
+        <w:rFonts w:ascii="Courier New" w:hAnsi="Courier New" w:hint="default"/>
+      </w:rPr>
+    </w:lvl>
+    <w:lvl w:ilvl="8" w:tplc="04090005" w:tentative="1">
+      <w:start w:val="1"/>
+      <w:numFmt w:val="bullet"/>
+      <w:lvlText w:val=""/>
+      <w:lvlJc w:val="left"/>
+      <w:pPr>
+        <w:ind w:left="6480" w:hanging="360"/>
+      </w:pPr>
+      <w:rPr>
+        <w:rFonts w:ascii="Wingdings" w:hAnsi="Wingdings" w:hint="default"/>
+      </w:rPr>
+    </w:lvl>
+  </w:abstractNum>
   <w:num w:numId="1" w16cid:durableId="1425034712">
-    <w:abstractNumId w:val="0"/>
+    <w:abstractNumId w:val="1"/>
     <w:lvlOverride w:ilvl="0">
       <w:startOverride w:val="1"/>
     </w:lvlOverride>
   </w:num>
   <w:num w:numId="2" w16cid:durableId="47346524">
+    <w:abstractNumId w:val="7"/>
+  </w:num>
+  <w:num w:numId="3" w16cid:durableId="2113278194">
     <w:abstractNumId w:val="4"/>
   </w:num>
-  <w:num w:numId="3" w16cid:durableId="2113278194">
+  <w:num w:numId="4" w16cid:durableId="126241281">
     <w:abstractNumId w:val="3"/>
   </w:num>
-  <w:num w:numId="4" w16cid:durableId="126241281">
+  <w:num w:numId="5" w16cid:durableId="928346368">
+    <w:abstractNumId w:val="8"/>
+  </w:num>
+  <w:num w:numId="6" w16cid:durableId="1154419033">
+    <w:abstractNumId w:val="9"/>
+  </w:num>
+  <w:num w:numId="7" w16cid:durableId="891040217">
     <w:abstractNumId w:val="2"/>
   </w:num>
-  <w:num w:numId="5" w16cid:durableId="928346368">
-    <w:abstractNumId w:val="5"/>
+  <w:num w:numId="8" w16cid:durableId="1610501075">
+    <w:abstractNumId w:val="0"/>
   </w:num>
-  <w:num w:numId="6" w16cid:durableId="1154419033">
+  <w:num w:numId="9" w16cid:durableId="1458180332">
     <w:abstractNumId w:val="6"/>
   </w:num>
-  <w:num w:numId="7" w16cid:durableId="891040217">
-    <w:abstractNumId w:val="1"/>
+  <w:num w:numId="10" w16cid:durableId="800927669">
+    <w:abstractNumId w:val="5"/>
   </w:num>
 </w:numbering>
 </file>
@@ -7782,7 +9917,7 @@
   <w:style w:type="paragraph" w:default="1" w:styleId="Normal">
     <w:name w:val="Normal"/>
     <w:qFormat/>
-    <w:rsid w:val="00635C58"/>
+    <w:rsid w:val="00071115"/>
   </w:style>
   <w:style w:type="paragraph" w:styleId="Heading1">
     <w:name w:val="heading 1"/>
@@ -7820,7 +9955,6 @@
   <w:style w:type="paragraph" w:styleId="Heading3">
     <w:name w:val="heading 3"/>
     <w:uiPriority w:val="9"/>
-    <w:semiHidden/>
     <w:unhideWhenUsed/>
     <w:qFormat/>
     <w:pPr>
@@ -8059,6 +10193,134 @@
       <w:bCs/>
       <w:sz w:val="20"/>
       <w:szCs w:val="20"/>
+    </w:rPr>
+  </w:style>
+  <w:style w:type="table" w:styleId="PlainTable5">
+    <w:name w:val="Plain Table 5"/>
+    <w:basedOn w:val="TableNormal"/>
+    <w:uiPriority w:val="45"/>
+    <w:rsid w:val="00D74DD4"/>
+    <w:tblPr>
+      <w:tblStyleRowBandSize w:val="1"/>
+      <w:tblStyleColBandSize w:val="1"/>
+    </w:tblPr>
+    <w:tblStylePr w:type="firstRow">
+      <w:rPr>
+        <w:rFonts w:asciiTheme="majorHAnsi" w:eastAsiaTheme="majorEastAsia" w:hAnsiTheme="majorHAnsi" w:cstheme="majorBidi"/>
+        <w:i/>
+        <w:iCs/>
+        <w:sz w:val="26"/>
+      </w:rPr>
+      <w:tblPr/>
+      <w:tcPr>
+        <w:tcBorders>
+          <w:bottom w:val="single" w:sz="4" w:space="0" w:color="7F7F7F" w:themeColor="text1" w:themeTint="80"/>
+        </w:tcBorders>
+        <w:shd w:val="clear" w:color="auto" w:fill="FFFFFF" w:themeFill="background1"/>
+      </w:tcPr>
+    </w:tblStylePr>
+    <w:tblStylePr w:type="lastRow">
+      <w:rPr>
+        <w:rFonts w:asciiTheme="majorHAnsi" w:eastAsiaTheme="majorEastAsia" w:hAnsiTheme="majorHAnsi" w:cstheme="majorBidi"/>
+        <w:i/>
+        <w:iCs/>
+        <w:sz w:val="26"/>
+      </w:rPr>
+      <w:tblPr/>
+      <w:tcPr>
+        <w:tcBorders>
+          <w:top w:val="single" w:sz="4" w:space="0" w:color="7F7F7F" w:themeColor="text1" w:themeTint="80"/>
+        </w:tcBorders>
+        <w:shd w:val="clear" w:color="auto" w:fill="FFFFFF" w:themeFill="background1"/>
+      </w:tcPr>
+    </w:tblStylePr>
+    <w:tblStylePr w:type="firstCol">
+      <w:pPr>
+        <w:jc w:val="right"/>
+      </w:pPr>
+      <w:rPr>
+        <w:rFonts w:asciiTheme="majorHAnsi" w:eastAsiaTheme="majorEastAsia" w:hAnsiTheme="majorHAnsi" w:cstheme="majorBidi"/>
+        <w:i/>
+        <w:iCs/>
+        <w:sz w:val="26"/>
+      </w:rPr>
+      <w:tblPr/>
+      <w:tcPr>
+        <w:tcBorders>
+          <w:right w:val="single" w:sz="4" w:space="0" w:color="7F7F7F" w:themeColor="text1" w:themeTint="80"/>
+        </w:tcBorders>
+        <w:shd w:val="clear" w:color="auto" w:fill="FFFFFF" w:themeFill="background1"/>
+      </w:tcPr>
+    </w:tblStylePr>
+    <w:tblStylePr w:type="lastCol">
+      <w:rPr>
+        <w:rFonts w:asciiTheme="majorHAnsi" w:eastAsiaTheme="majorEastAsia" w:hAnsiTheme="majorHAnsi" w:cstheme="majorBidi"/>
+        <w:i/>
+        <w:iCs/>
+        <w:sz w:val="26"/>
+      </w:rPr>
+      <w:tblPr/>
+      <w:tcPr>
+        <w:tcBorders>
+          <w:left w:val="single" w:sz="4" w:space="0" w:color="7F7F7F" w:themeColor="text1" w:themeTint="80"/>
+        </w:tcBorders>
+        <w:shd w:val="clear" w:color="auto" w:fill="FFFFFF" w:themeFill="background1"/>
+      </w:tcPr>
+    </w:tblStylePr>
+    <w:tblStylePr w:type="band1Vert">
+      <w:tblPr/>
+      <w:tcPr>
+        <w:shd w:val="clear" w:color="auto" w:fill="F2F2F2" w:themeFill="background1" w:themeFillShade="F2"/>
+      </w:tcPr>
+    </w:tblStylePr>
+    <w:tblStylePr w:type="band1Horz">
+      <w:tblPr/>
+      <w:tcPr>
+        <w:shd w:val="clear" w:color="auto" w:fill="F2F2F2" w:themeFill="background1" w:themeFillShade="F2"/>
+      </w:tcPr>
+    </w:tblStylePr>
+    <w:tblStylePr w:type="neCell">
+      <w:tblPr/>
+      <w:tcPr>
+        <w:tcBorders>
+          <w:left w:val="nil"/>
+        </w:tcBorders>
+      </w:tcPr>
+    </w:tblStylePr>
+    <w:tblStylePr w:type="nwCell">
+      <w:tblPr/>
+      <w:tcPr>
+        <w:tcBorders>
+          <w:right w:val="nil"/>
+        </w:tcBorders>
+      </w:tcPr>
+    </w:tblStylePr>
+    <w:tblStylePr w:type="seCell">
+      <w:tblPr/>
+      <w:tcPr>
+        <w:tcBorders>
+          <w:left w:val="nil"/>
+        </w:tcBorders>
+      </w:tcPr>
+    </w:tblStylePr>
+    <w:tblStylePr w:type="swCell">
+      <w:tblPr/>
+      <w:tcPr>
+        <w:tcBorders>
+          <w:right w:val="nil"/>
+        </w:tcBorders>
+      </w:tcPr>
+    </w:tblStylePr>
+  </w:style>
+  <w:style w:type="character" w:styleId="Strong">
+    <w:name w:val="Strong"/>
+    <w:basedOn w:val="DefaultParagraphFont"/>
+    <w:uiPriority w:val="22"/>
+    <w:qFormat/>
+    <w:rsid w:val="00D74DD4"/>
+    <w:rPr>
+      <w:b/>
+      <w:bCs/>
     </w:rPr>
   </w:style>
 </w:styles>

--- a/applications/SHIELD/Documentation/Doxy/DoxyPEP_Model.docx
+++ b/applications/SHIELD/Documentation/Doxy/DoxyPEP_Model.docx
@@ -1,6 +1,6 @@
 
 <file path=word/document.xml><?xml version="1.0" encoding="utf-8"?>
-<w:document xmlns:wpc="http://schemas.microsoft.com/office/word/2010/wordprocessingCanvas" xmlns:cx="http://schemas.microsoft.com/office/drawing/2014/chartex" xmlns:cx1="http://schemas.microsoft.com/office/drawing/2015/9/8/chartex" xmlns:cx2="http://schemas.microsoft.com/office/drawing/2015/10/21/chartex" xmlns:cx3="http://schemas.microsoft.com/office/drawing/2016/5/9/chartex" xmlns:cx4="http://schemas.microsoft.com/office/drawing/2016/5/10/chartex" xmlns:cx5="http://schemas.microsoft.com/office/drawing/2016/5/11/chartex" xmlns:cx6="http://schemas.microsoft.com/office/drawing/2016/5/12/chartex" xmlns:cx7="http://schemas.microsoft.com/office/drawing/2016/5/13/chartex" xmlns:cx8="http://schemas.microsoft.com/office/drawing/2016/5/14/chartex" xmlns:mc="http://schemas.openxmlformats.org/markup-compatibility/2006" xmlns:aink="http://schemas.microsoft.com/office/drawing/2016/ink" xmlns:am3d="http://schemas.microsoft.com/office/drawing/2017/model3d" xmlns:o="urn:schemas-microsoft-com:office:office" xmlns:oel="http://schemas.microsoft.com/office/2019/extlst" xmlns:r="http://schemas.openxmlformats.org/officeDocument/2006/relationships" xmlns:m="http://schemas.openxmlformats.org/officeDocument/2006/math" xmlns:v="urn:schemas-microsoft-com:vml" xmlns:wp14="http://schemas.microsoft.com/office/word/2010/wordprocessingDrawing" xmlns:wp="http://schemas.openxmlformats.org/drawingml/2006/wordprocessingDrawing" xmlns:w10="urn:schemas-microsoft-com:office:word" xmlns:w="http://schemas.openxmlformats.org/wordprocessingml/2006/main" xmlns:w14="http://schemas.microsoft.com/office/word/2010/wordml" xmlns:w15="http://schemas.microsoft.com/office/word/2012/wordml" xmlns:w16cex="http://schemas.microsoft.com/office/word/2018/wordml/cex" xmlns:w16cid="http://schemas.microsoft.com/office/word/2016/wordml/cid" xmlns:w16="http://schemas.microsoft.com/office/word/2018/wordml" xmlns:w16du="http://schemas.microsoft.com/office/word/2023/wordml/word16du" xmlns:w16sdtdh="http://schemas.microsoft.com/office/word/2020/wordml/sdtdatahash" xmlns:w16sdtfl="http://schemas.microsoft.com/office/word/2024/wordml/sdtformatlock" xmlns:w16se="http://schemas.microsoft.com/office/word/2015/wordml/symex" xmlns:wpg="http://schemas.microsoft.com/office/word/2010/wordprocessingGroup" xmlns:wpi="http://schemas.microsoft.com/office/word/2010/wordprocessingInk" xmlns:wne="http://schemas.microsoft.com/office/word/2006/wordml" xmlns:wps="http://schemas.microsoft.com/office/word/2010/wordprocessingShape" mc:Ignorable="w14 w15 w16se w16cid w16 w16cex w16sdtdh w16sdtfl w16du wp14">
+<w:document xmlns:wpc="http://schemas.microsoft.com/office/word/2010/wordprocessingCanvas" xmlns:cx="http://schemas.microsoft.com/office/drawing/2014/chartex" xmlns:cx1="http://schemas.microsoft.com/office/drawing/2015/9/8/chartex" xmlns:cx2="http://schemas.microsoft.com/office/drawing/2015/10/21/chartex" xmlns:cx3="http://schemas.microsoft.com/office/drawing/2016/5/9/chartex" xmlns:cx4="http://schemas.microsoft.com/office/drawing/2016/5/10/chartex" xmlns:cx5="http://schemas.microsoft.com/office/drawing/2016/5/11/chartex" xmlns:cx6="http://schemas.microsoft.com/office/drawing/2016/5/12/chartex" xmlns:cx7="http://schemas.microsoft.com/office/drawing/2016/5/13/chartex" xmlns:cx8="http://schemas.microsoft.com/office/drawing/2016/5/14/chartex" xmlns:mc="http://schemas.openxmlformats.org/markup-compatibility/2006" xmlns:m="http://schemas.openxmlformats.org/officeDocument/2006/math" xmlns:aink="http://schemas.microsoft.com/office/drawing/2016/ink" xmlns:am3d="http://schemas.microsoft.com/office/drawing/2017/model3d" xmlns:oel="http://schemas.microsoft.com/office/2019/extlst" xmlns:r="http://schemas.openxmlformats.org/officeDocument/2006/relationships" xmlns:wp14="http://schemas.microsoft.com/office/word/2010/wordprocessingDrawing" xmlns:wp="http://schemas.openxmlformats.org/drawingml/2006/wordprocessingDrawing" xmlns:wpg="http://schemas.microsoft.com/office/word/2010/wordprocessingGroup" xmlns:wpi="http://schemas.microsoft.com/office/word/2010/wordprocessingInk" xmlns:wps="http://schemas.microsoft.com/office/word/2010/wordprocessingShape" xmlns:o="urn:schemas-microsoft-com:office:office" xmlns:v="urn:schemas-microsoft-com:vml" xmlns:w10="urn:schemas-microsoft-com:office:word" xmlns:w="http://schemas.openxmlformats.org/wordprocessingml/2006/main" xmlns:w14="http://schemas.microsoft.com/office/word/2010/wordml" xmlns:w15="http://schemas.microsoft.com/office/word/2012/wordml" xmlns:w16cei="http://schemas.microsoft.com/office/word/2026/wordml/cei" xmlns:w16cex="http://schemas.microsoft.com/office/word/2018/wordml/cex" xmlns:w16cid="http://schemas.microsoft.com/office/word/2016/wordml/cid" xmlns:w16="http://schemas.microsoft.com/office/word/2018/wordml" xmlns:w16sdtdh="http://schemas.microsoft.com/office/word/2020/wordml/sdtdatahash" xmlns:w16sdtfl="http://schemas.microsoft.com/office/word/2024/wordml/sdtformatlock" xmlns:w16se="http://schemas.microsoft.com/office/word/2015/wordml/symex" xmlns:w16du="http://schemas.microsoft.com/office/word/2023/wordml/word16du" xmlns:wne="http://schemas.microsoft.com/office/word/2006/wordml" mc:Ignorable="w14 w15 w16se w16cid w16 w16cex w16sdtdh w16sdtfl w16du wp14">
   <w:body>
     <w:p>
       <w:pPr>
@@ -471,7 +471,13 @@
         <w:ind w:left="360" w:hanging="200"/>
       </w:pPr>
       <w:r>
-        <w:t>•  u_ODE = initiation rate (new starters per unit time, as fraction of N_elig)</w:t>
+        <w:t xml:space="preserve">•  u_ODE = </w:t>
+      </w:r>
+      <w:r>
+        <w:t>uptake</w:t>
+      </w:r>
+      <w:r>
+        <w:t xml:space="preserve"> rate (new starters per unit time, as fraction of N_elig)</w:t>
       </w:r>
     </w:p>
     <w:p>
@@ -656,6 +662,7 @@
         <w:rPr>
           <w:i/>
           <w:iCs/>
+          <w:strike/>
           <w:highlight w:val="lightGray"/>
         </w:rPr>
       </w:pPr>
@@ -663,6 +670,7 @@
         <w:rPr>
           <w:i/>
           <w:iCs/>
+          <w:strike/>
           <w:highlight w:val="lightGray"/>
         </w:rPr>
         <w:t>If we use a Discrete-Time Model (annual time step)</w:t>
@@ -674,6 +682,7 @@
         <w:rPr>
           <w:i/>
           <w:iCs/>
+          <w:strike/>
           <w:highlight w:val="lightGray"/>
         </w:rPr>
       </w:pPr>
@@ -681,6 +690,7 @@
         <w:rPr>
           <w:i/>
           <w:iCs/>
+          <w:strike/>
           <w:highlight w:val="lightGray"/>
         </w:rPr>
         <w:t>Each year, a fraction u initiates treatment, and a fraction (1−λ) of current users persists:</w:t>
@@ -694,612 +704,3071 @@
         <w:rPr>
           <w:i/>
           <w:iCs/>
+          <w:strike/>
           <w:highlight w:val="lightGray"/>
         </w:rPr>
       </w:pPr>
       <w:r>
         <w:rPr>
           <w:rFonts w:ascii="Cambria Math" w:eastAsia="Cambria Math" w:hAnsi="Cambria Math" w:cs="Cambria Math"/>
+          <w:b/>
+          <w:bCs/>
+          <w:i/>
+          <w:iCs/>
+          <w:strike/>
+          <w:sz w:val="24"/>
+          <w:szCs w:val="24"/>
+          <w:highlight w:val="lightGray"/>
+        </w:rPr>
+        <w:t>Cₜ₊₁ = u + (1 − λ) · Cₜ</w:t>
+      </w:r>
+    </w:p>
+    <w:p>
+      <w:pPr>
+        <w:spacing w:after="120"/>
+        <w:rPr>
+          <w:i/>
+          <w:iCs/>
+          <w:strike/>
+          <w:highlight w:val="lightGray"/>
+        </w:rPr>
+      </w:pPr>
+      <w:r>
+        <w:rPr>
+          <w:i/>
+          <w:iCs/>
+          <w:strike/>
+          <w:highlight w:val="lightGray"/>
+        </w:rPr>
+        <w:t>At steady state, Cₜ₊₁ = Cₜ = C*:</w:t>
+      </w:r>
+      <w:r>
+        <w:rPr>
+          <w:i/>
+          <w:iCs/>
+          <w:strike/>
+          <w:highlight w:val="lightGray"/>
+        </w:rPr>
+        <w:t xml:space="preserve"> </w:t>
+      </w:r>
+      <w:r>
+        <w:rPr>
+          <w:rFonts w:ascii="Cambria Math" w:eastAsia="Cambria Math" w:hAnsi="Cambria Math" w:cs="Cambria Math"/>
+          <w:b/>
+          <w:bCs/>
+          <w:i/>
+          <w:iCs/>
+          <w:strike/>
+          <w:sz w:val="24"/>
+          <w:szCs w:val="24"/>
+          <w:highlight w:val="lightGray"/>
+        </w:rPr>
+        <w:t>C* = u / λ</w:t>
+      </w:r>
+    </w:p>
+    <w:p>
+      <w:pPr>
+        <w:spacing w:after="120"/>
+        <w:rPr>
+          <w:i/>
+          <w:iCs/>
+          <w:strike/>
+          <w:highlight w:val="lightGray"/>
+        </w:rPr>
+      </w:pPr>
+      <w:r>
+        <w:rPr>
+          <w:i/>
+          <w:iCs/>
+          <w:strike/>
+          <w:highlight w:val="lightGray"/>
+        </w:rPr>
+        <w:t>These give numerically different answers, because they describe different underlying processes:</w:t>
+      </w:r>
+    </w:p>
+    <w:p>
+      <w:pPr>
+        <w:spacing w:after="80"/>
+        <w:ind w:left="360" w:hanging="200"/>
+        <w:rPr>
+          <w:i/>
+          <w:iCs/>
+          <w:strike/>
+          <w:highlight w:val="lightGray"/>
+        </w:rPr>
+      </w:pPr>
+      <w:r>
+        <w:rPr>
+          <w:i/>
+          <w:iCs/>
+          <w:strike/>
+          <w:highlight w:val="lightGray"/>
+        </w:rPr>
+        <w:t>•  Discrete: discontinuations occur only at year boundaries</w:t>
+      </w:r>
+    </w:p>
+    <w:p>
+      <w:pPr>
+        <w:spacing w:after="80"/>
+        <w:ind w:left="360" w:hanging="200"/>
+        <w:rPr>
+          <w:i/>
+          <w:iCs/>
+          <w:strike/>
+          <w:highlight w:val="lightGray"/>
+        </w:rPr>
+      </w:pPr>
+      <w:r>
+        <w:rPr>
+          <w:i/>
+          <w:iCs/>
+          <w:strike/>
+          <w:highlight w:val="lightGray"/>
+        </w:rPr>
+        <w:t>•  Continuous: discontinuations occur continuously throughout the year</w:t>
+      </w:r>
+    </w:p>
+    <w:p>
+      <w:pPr>
+        <w:spacing w:after="120"/>
+        <w:rPr>
+          <w:i/>
+          <w:iCs/>
+          <w:strike/>
+          <w:highlight w:val="lightGray"/>
+        </w:rPr>
+      </w:pPr>
+      <w:r>
+        <w:rPr>
+          <w:i/>
+          <w:iCs/>
+          <w:strike/>
+          <w:highlight w:val="lightGray"/>
+        </w:rPr>
+        <w:t>At P = 0.28:</w:t>
+      </w:r>
+    </w:p>
+    <w:p>
+      <w:pPr>
+        <w:spacing w:after="80"/>
+        <w:ind w:left="360" w:hanging="200"/>
+        <w:rPr>
+          <w:i/>
+          <w:iCs/>
+          <w:strike/>
+          <w:highlight w:val="lightGray"/>
+        </w:rPr>
+      </w:pPr>
+      <w:r>
+        <w:rPr>
+          <w:i/>
+          <w:iCs/>
+          <w:strike/>
+          <w:highlight w:val="lightGray"/>
+        </w:rPr>
+        <w:t>•  Discrete: C*/u = 1/0.72 = 1.39</w:t>
+      </w:r>
+    </w:p>
+    <w:p>
+      <w:pPr>
+        <w:spacing w:after="80"/>
+        <w:ind w:left="360" w:hanging="200"/>
+        <w:rPr>
+          <w:i/>
+          <w:iCs/>
+          <w:strike/>
+        </w:rPr>
+      </w:pPr>
+      <w:r>
+        <w:rPr>
+          <w:i/>
+          <w:iCs/>
+          <w:strike/>
+          <w:highlight w:val="lightGray"/>
+        </w:rPr>
+        <w:t>•  Continuous: C*/u = 1/1.27 = 0.79</w:t>
+      </w:r>
+    </w:p>
+    <w:p>
+      <w:pPr>
+        <w:rPr>
+          <w:strike/>
+        </w:rPr>
+      </w:pPr>
+      <w:r>
+        <w:rPr>
+          <w:i/>
+          <w:iCs/>
+          <w:strike/>
+          <w:highlight w:val="lightGray"/>
+        </w:rPr>
+        <w:t>This is why we need to use a continues model</w:t>
+      </w:r>
+      <w:r>
+        <w:rPr>
+          <w:i/>
+          <w:iCs/>
+          <w:strike/>
+        </w:rPr>
+        <w:t xml:space="preserve">. </w:t>
+      </w:r>
+    </w:p>
+    <w:p>
+      <w:pPr>
+        <w:rPr>
+          <w:strike/>
+        </w:rPr>
+      </w:pPr>
+    </w:p>
+    <w:p>
+      <w:pPr>
+        <w:pStyle w:val="Heading1"/>
+        <w:spacing w:before="320" w:after="160"/>
+      </w:pPr>
+      <w:r>
+        <w:t xml:space="preserve">Part 2: </w:t>
+      </w:r>
+      <w:r>
+        <w:t xml:space="preserve">Revising the definition of uptake </w:t>
+      </w:r>
+      <w:r>
+        <w:t>(Connecting Model to Pharmacy Data from MarketScan)</w:t>
+      </w:r>
+    </w:p>
+    <w:p>
+      <w:pPr>
+        <w:spacing w:after="120"/>
+      </w:pPr>
+      <w:r>
+        <w:lastRenderedPageBreak/>
+        <w:t xml:space="preserve">Pharmacy data report </w:t>
+      </w:r>
+      <w:r>
+        <w:rPr>
+          <w:b/>
+          <w:bCs/>
+        </w:rPr>
+        <w:t>unique users with ≥1 fill in a year</w:t>
+      </w:r>
+      <w:r>
+        <w:t>: period prevalence over a 1-year window. This is different from point-prevalent coverage C*</w:t>
+      </w:r>
+      <w:r>
+        <w:t>:</w:t>
+      </w:r>
+    </w:p>
+    <w:p>
+      <w:pPr>
+        <w:spacing w:after="120"/>
+        <w:rPr>
+          <w:rFonts w:ascii="Times New Roman" w:eastAsia="Times New Roman" w:hAnsi="Times New Roman" w:cs="Times New Roman"/>
+          <w:sz w:val="24"/>
+          <w:szCs w:val="24"/>
+        </w:rPr>
+      </w:pPr>
+    </w:p>
+    <w:tbl>
+      <w:tblPr>
+        <w:tblStyle w:val="TableGrid"/>
+        <w:tblW w:w="0" w:type="auto"/>
+        <w:jc w:val="center"/>
+        <w:tblLook w:val="04A0" w:firstRow="1" w:lastRow="0" w:firstColumn="1" w:lastColumn="0" w:noHBand="0" w:noVBand="1"/>
+      </w:tblPr>
+      <w:tblGrid>
+        <w:gridCol w:w="1036"/>
+        <w:gridCol w:w="3786"/>
+        <w:gridCol w:w="999"/>
+      </w:tblGrid>
+      <w:tr>
+        <w:trPr>
+          <w:jc w:val="center"/>
+        </w:trPr>
+        <w:tc>
+          <w:tcPr>
+            <w:tcW w:w="0" w:type="auto"/>
+            <w:hideMark/>
+          </w:tcPr>
+          <w:p>
+            <w:r>
+              <w:t>Quantity</w:t>
+            </w:r>
+          </w:p>
+        </w:tc>
+        <w:tc>
+          <w:tcPr>
+            <w:tcW w:w="0" w:type="auto"/>
+            <w:hideMark/>
+          </w:tcPr>
+          <w:p>
+            <w:r>
+              <w:t>Definition</w:t>
+            </w:r>
+          </w:p>
+        </w:tc>
+        <w:tc>
+          <w:tcPr>
+            <w:tcW w:w="0" w:type="auto"/>
+            <w:hideMark/>
+          </w:tcPr>
+          <w:p>
+            <w:r>
+              <w:t>Window</w:t>
+            </w:r>
+          </w:p>
+        </w:tc>
+      </w:tr>
+      <w:tr>
+        <w:trPr>
+          <w:jc w:val="center"/>
+        </w:trPr>
+        <w:tc>
+          <w:tcPr>
+            <w:tcW w:w="0" w:type="auto"/>
+            <w:hideMark/>
+          </w:tcPr>
+          <w:p>
+            <w:r>
+              <w:rPr>
+                <w:i/>
+                <w:iCs/>
+              </w:rPr>
+              <w:t>C</w:t>
+            </w:r>
+            <w:r>
+              <w:t>*</w:t>
+            </w:r>
+          </w:p>
+        </w:tc>
+        <w:tc>
+          <w:tcPr>
+            <w:tcW w:w="0" w:type="auto"/>
+            <w:hideMark/>
+          </w:tcPr>
+          <w:p>
+            <w:r>
+              <w:t>Proportion on doxy at any instant</w:t>
+            </w:r>
+          </w:p>
+        </w:tc>
+        <w:tc>
+          <w:tcPr>
+            <w:tcW w:w="0" w:type="auto"/>
+            <w:hideMark/>
+          </w:tcPr>
+          <w:p>
+            <w:r>
+              <w:t>Point</w:t>
+            </w:r>
+          </w:p>
+        </w:tc>
+      </w:tr>
+      <w:tr>
+        <w:trPr>
+          <w:jc w:val="center"/>
+        </w:trPr>
+        <w:tc>
+          <w:tcPr>
+            <w:tcW w:w="0" w:type="auto"/>
+            <w:hideMark/>
+          </w:tcPr>
+          <w:p>
+            <w:r>
+              <w:rPr>
+                <w:i/>
+                <w:iCs/>
+              </w:rPr>
+              <w:t>u_C</w:t>
+            </w:r>
+          </w:p>
+        </w:tc>
+        <w:tc>
+          <w:tcPr>
+            <w:tcW w:w="0" w:type="auto"/>
+            <w:hideMark/>
+          </w:tcPr>
+          <w:p>
+            <w:r>
+              <w:t>Proportion with ≥1 fill during the year</w:t>
+            </w:r>
+          </w:p>
+        </w:tc>
+        <w:tc>
+          <w:tcPr>
+            <w:tcW w:w="0" w:type="auto"/>
+            <w:hideMark/>
+          </w:tcPr>
+          <w:p>
+            <w:r>
+              <w:t>1 year</w:t>
+            </w:r>
+          </w:p>
+        </w:tc>
+      </w:tr>
+    </w:tbl>
+    <w:p/>
+    <w:p>
+      <w:pPr>
+        <w:spacing w:after="120"/>
+      </w:pPr>
+      <w:r>
+        <w:t xml:space="preserve">u_C &gt; C* always, because the year-long window catches people who were on doxy for only part of it. Claims data can only give </w:t>
+      </w:r>
+      <w:r>
+        <w:t>us</w:t>
+      </w:r>
+      <w:r>
+        <w:t xml:space="preserve"> u_C; </w:t>
+      </w:r>
+      <w:r>
+        <w:t>but the</w:t>
+      </w:r>
+      <w:r>
+        <w:t xml:space="preserve"> model compartment is C*.</w:t>
+      </w:r>
+      <w:r>
+        <w:t xml:space="preserve"> </w:t>
+      </w:r>
+      <w:r>
+        <w:t xml:space="preserve">The goal is to derive C* based on u_C and </w:t>
+      </w:r>
+      <w:r>
+        <w:t xml:space="preserve">P, where P is the proportion of those who use Doxy in a given year and report a still using it after a year (remained on it during the year – persistence). </w:t>
+      </w:r>
+    </w:p>
+    <w:p>
+      <w:pPr>
+        <w:spacing w:after="120"/>
+      </w:pPr>
+    </w:p>
+    <w:p>
+      <w:pPr>
+        <w:spacing w:after="120"/>
+      </w:pPr>
+      <w:r>
+        <w:t xml:space="preserve">Step1 - </w:t>
+      </w:r>
+      <w:r>
+        <w:t xml:space="preserve">In a </w:t>
+      </w:r>
+      <w:r>
+        <w:t xml:space="preserve">given </w:t>
+      </w:r>
+      <w:r>
+        <w:t xml:space="preserve">year, anyone who appears in pharmacy data </w:t>
+      </w:r>
+      <w:r>
+        <w:t xml:space="preserve">(u_C) </w:t>
+      </w:r>
+      <w:r>
+        <w:t>falls into exactly one of two groups:</w:t>
+      </w:r>
+    </w:p>
+    <w:p>
+      <w:pPr>
+        <w:pStyle w:val="ListParagraph"/>
+        <w:numPr>
+          <w:ilvl w:val="0"/>
+          <w:numId w:val="12"/>
+        </w:numPr>
+        <w:spacing w:after="80"/>
+        <w:ind w:left="360" w:hanging="200"/>
+      </w:pPr>
+      <w:r>
+        <w:t>Already on doxy at the start of the year (</w:t>
+      </w:r>
+      <w:r>
+        <w:t>on Jan 1</w:t>
+      </w:r>
+      <w:r>
+        <w:rPr>
+          <w:vertAlign w:val="superscript"/>
+        </w:rPr>
+        <w:t>st</w:t>
+      </w:r>
+      <w:r>
+        <w:t xml:space="preserve">): </w:t>
+      </w:r>
+      <w:r>
+        <w:t>Point prevalence at the start of the year. Assumed to fill at least once during the year</w:t>
+      </w:r>
+      <w:r>
+        <w:t xml:space="preserve"> (C*)</w:t>
+      </w:r>
+    </w:p>
+    <w:p>
+      <w:pPr>
+        <w:pStyle w:val="ListParagraph"/>
+        <w:numPr>
+          <w:ilvl w:val="0"/>
+          <w:numId w:val="12"/>
+        </w:numPr>
+        <w:spacing w:after="80"/>
+        <w:ind w:left="360" w:hanging="200"/>
+      </w:pPr>
+      <w:r>
+        <w:t>Not on Doxy on Jan 1</w:t>
+      </w:r>
+      <w:r>
+        <w:rPr>
+          <w:vertAlign w:val="superscript"/>
+        </w:rPr>
+        <w:t>st</w:t>
+      </w:r>
+      <w:r>
+        <w:t>, but initiated during the year (their first fill is the initiation event)-below</w:t>
+      </w:r>
+    </w:p>
+    <w:p>
+      <w:pPr>
+        <w:spacing w:after="120"/>
+        <w:jc w:val="center"/>
+        <w:rPr>
+          <w:rStyle w:val="Emphasis"/>
+          <w:b/>
+          <w:bCs/>
+        </w:rPr>
+      </w:pPr>
+    </w:p>
+    <w:p>
+      <w:pPr>
+        <w:spacing w:after="120"/>
+        <w:jc w:val="center"/>
+      </w:pPr>
+      <w:r>
+        <w:rPr>
+          <w:rStyle w:val="Emphasis"/>
+        </w:rPr>
+        <w:t>u_C</w:t>
+      </w:r>
+      <w:r>
+        <w:t>·</w:t>
+      </w:r>
+      <w:r>
+        <w:rPr>
+          <w:rStyle w:val="Emphasis"/>
+        </w:rPr>
+        <w:t>N</w:t>
+      </w:r>
+      <w:r>
+        <w:t xml:space="preserve"> = (on at 1 Jan) + (initiated during the year)</w:t>
+      </w:r>
+    </w:p>
+    <w:p>
+      <w:r>
+        <w:t>S</w:t>
+      </w:r>
+      <w:r>
+        <w:t>tep 2 — On at 1 Jan</w:t>
+      </w:r>
+    </w:p>
+    <w:p>
+      <w:r>
+        <w:t>Point prevalence at the start of the year:</w:t>
+      </w:r>
+      <w:r>
+        <w:t xml:space="preserve"> </w:t>
+      </w:r>
+      <w:r>
+        <w:t xml:space="preserve">on at 1 Jan = </w:t>
+      </w:r>
+      <w:r>
+        <w:rPr>
+          <w:i/>
+          <w:iCs/>
+        </w:rPr>
+        <w:t>C</w:t>
+      </w:r>
+      <w:r>
+        <w:t>*·</w:t>
+      </w:r>
+      <w:r>
+        <w:rPr>
+          <w:i/>
+          <w:iCs/>
+        </w:rPr>
+        <w:t>N</w:t>
+      </w:r>
+    </w:p>
+    <w:p/>
+    <w:p>
+      <w:r>
+        <w:t>Step 3 — Exits during the year</w:t>
+      </w:r>
+    </w:p>
+    <w:p>
+      <w:r>
+        <w:t xml:space="preserve">Of the </w:t>
+      </w:r>
+      <w:r>
+        <w:rPr>
+          <w:i/>
+          <w:iCs/>
+        </w:rPr>
+        <w:t>C</w:t>
+      </w:r>
+      <w:r>
+        <w:t>*·</w:t>
+      </w:r>
+      <w:r>
+        <w:rPr>
+          <w:i/>
+          <w:iCs/>
+        </w:rPr>
+        <w:t>N</w:t>
+      </w:r>
+      <w:r>
+        <w:t xml:space="preserve"> present at 1 Jan, a proportion </w:t>
+      </w:r>
+      <w:r>
+        <w:rPr>
+          <w:i/>
+          <w:iCs/>
+        </w:rPr>
+        <w:t>p</w:t>
+      </w:r>
+      <w:r>
+        <w:t xml:space="preserve"> remains at 31 Dec:</w:t>
+      </w:r>
+    </w:p>
+    <w:p>
+      <w:r>
+        <w:t xml:space="preserve">still on = </w:t>
+      </w:r>
+      <w:r>
+        <w:rPr>
+          <w:i/>
+          <w:iCs/>
+        </w:rPr>
+        <w:t>p</w:t>
+      </w:r>
+      <w:r>
+        <w:t>·</w:t>
+      </w:r>
+      <w:r>
+        <w:rPr>
+          <w:i/>
+          <w:iCs/>
+        </w:rPr>
+        <w:t>C</w:t>
+      </w:r>
+      <w:r>
+        <w:t>*·</w:t>
+      </w:r>
+      <w:r>
+        <w:rPr>
+          <w:i/>
+          <w:iCs/>
+        </w:rPr>
+        <w:t>N</w:t>
+      </w:r>
+      <w:r>
+        <w:br/>
+        <w:t xml:space="preserve">exits = </w:t>
+      </w:r>
+      <w:r>
+        <w:rPr>
+          <w:i/>
+          <w:iCs/>
+        </w:rPr>
+        <w:t>C</w:t>
+      </w:r>
+      <w:r>
+        <w:t>*·</w:t>
+      </w:r>
+      <w:r>
+        <w:rPr>
+          <w:i/>
+          <w:iCs/>
+        </w:rPr>
+        <w:t>N</w:t>
+      </w:r>
+      <w:r>
+        <w:t xml:space="preserve"> − </w:t>
+      </w:r>
+      <w:r>
+        <w:rPr>
+          <w:i/>
+          <w:iCs/>
+        </w:rPr>
+        <w:t>p</w:t>
+      </w:r>
+      <w:r>
+        <w:t>·</w:t>
+      </w:r>
+      <w:r>
+        <w:rPr>
+          <w:i/>
+          <w:iCs/>
+        </w:rPr>
+        <w:t>C</w:t>
+      </w:r>
+      <w:r>
+        <w:t>*·</w:t>
+      </w:r>
+      <w:r>
+        <w:rPr>
+          <w:i/>
+          <w:iCs/>
+        </w:rPr>
+        <w:t>N</w:t>
+      </w:r>
+      <w:r>
+        <w:t xml:space="preserve"> = </w:t>
+      </w:r>
+      <w:r>
+        <w:rPr>
+          <w:i/>
+          <w:iCs/>
+        </w:rPr>
+        <w:t>C</w:t>
+      </w:r>
+      <w:r>
+        <w:t>*·</w:t>
+      </w:r>
+      <w:r>
+        <w:rPr>
+          <w:i/>
+          <w:iCs/>
+        </w:rPr>
+        <w:t>N</w:t>
+      </w:r>
+      <w:r>
+        <w:t xml:space="preserve">(1 − </w:t>
+      </w:r>
+      <w:r>
+        <w:rPr>
+          <w:i/>
+          <w:iCs/>
+        </w:rPr>
+        <w:t>p</w:t>
+      </w:r>
+      <w:r>
+        <w:t>)</w:t>
+      </w:r>
+    </w:p>
+    <w:p/>
+    <w:p>
+      <w:r>
+        <w:t>Step 4 — Initiations during the year</w:t>
+      </w:r>
+    </w:p>
+    <w:p>
+      <w:r>
+        <w:t xml:space="preserve">Steady state: </w:t>
+      </w:r>
+      <w:r>
+        <w:rPr>
+          <w:i/>
+          <w:iCs/>
+        </w:rPr>
+        <w:t>C</w:t>
+      </w:r>
+      <w:r>
+        <w:t>* constant → inflow = outflow.</w:t>
+      </w:r>
+    </w:p>
+    <w:p>
+      <w:r>
+        <w:t xml:space="preserve">initiated = exits = </w:t>
+      </w:r>
+      <w:r>
+        <w:rPr>
+          <w:i/>
+          <w:iCs/>
+        </w:rPr>
+        <w:t>C</w:t>
+      </w:r>
+      <w:r>
+        <w:t>*·</w:t>
+      </w:r>
+      <w:r>
+        <w:rPr>
+          <w:i/>
+          <w:iCs/>
+        </w:rPr>
+        <w:t>N</w:t>
+      </w:r>
+      <w:r>
+        <w:t xml:space="preserve">(1 − </w:t>
+      </w:r>
+      <w:r>
+        <w:rPr>
+          <w:i/>
+          <w:iCs/>
+        </w:rPr>
+        <w:t>p</w:t>
+      </w:r>
+      <w:r>
+        <w:t>)</w:t>
+      </w:r>
+    </w:p>
+    <w:p/>
+    <w:p>
+      <w:r>
+        <w:t>Step 5 — Substitute into Step 1</w:t>
+      </w:r>
+    </w:p>
+    <w:p>
+      <w:r>
+        <w:rPr>
+          <w:i/>
+          <w:iCs/>
+        </w:rPr>
+        <w:t>u_C</w:t>
+      </w:r>
+      <w:r>
+        <w:t>·</w:t>
+      </w:r>
+      <w:r>
+        <w:rPr>
+          <w:i/>
+          <w:iCs/>
+        </w:rPr>
+        <w:t>N</w:t>
+      </w:r>
+      <w:r>
+        <w:t xml:space="preserve"> = </w:t>
+      </w:r>
+      <w:r>
+        <w:rPr>
+          <w:i/>
+          <w:iCs/>
+        </w:rPr>
+        <w:t>C</w:t>
+      </w:r>
+      <w:r>
+        <w:t>*·</w:t>
+      </w:r>
+      <w:r>
+        <w:rPr>
+          <w:i/>
+          <w:iCs/>
+        </w:rPr>
+        <w:t>N</w:t>
+      </w:r>
+      <w:r>
+        <w:t xml:space="preserve"> + </w:t>
+      </w:r>
+      <w:r>
+        <w:rPr>
+          <w:i/>
+          <w:iCs/>
+        </w:rPr>
+        <w:t>C</w:t>
+      </w:r>
+      <w:r>
+        <w:t>*·</w:t>
+      </w:r>
+      <w:r>
+        <w:rPr>
+          <w:i/>
+          <w:iCs/>
+        </w:rPr>
+        <w:t>N</w:t>
+      </w:r>
+      <w:r>
+        <w:t xml:space="preserve">(1 − </w:t>
+      </w:r>
+      <w:r>
+        <w:rPr>
+          <w:i/>
+          <w:iCs/>
+        </w:rPr>
+        <w:t>p</w:t>
+      </w:r>
+      <w:r>
+        <w:t>)</w:t>
+      </w:r>
+    </w:p>
+    <w:p>
+      <w:pPr>
+        <w:spacing w:after="120"/>
+      </w:pPr>
+    </w:p>
+    <w:p>
+      <w:pPr>
+        <w:spacing w:after="120"/>
+      </w:pPr>
+      <w:r>
+        <w:t xml:space="preserve">dividing by N and factoring out C* follows: </w:t>
+      </w:r>
+    </w:p>
+    <w:p>
+      <w:pPr>
+        <w:spacing w:after="120"/>
+        <w:jc w:val="center"/>
+        <w:rPr>
+          <w:b/>
+          <w:bCs/>
+        </w:rPr>
+      </w:pPr>
+      <w:r>
+        <w:rPr>
+          <w:b/>
+          <w:bCs/>
+        </w:rPr>
+        <w:t>C* = u_C / (2 − p)</w:t>
+      </w:r>
+    </w:p>
+    <w:p>
+      <w:pPr>
+        <w:spacing w:after="120"/>
+      </w:pPr>
+      <w:r>
+        <w:t>Key assumptions:</w:t>
+      </w:r>
+    </w:p>
+    <w:p>
+      <w:pPr>
+        <w:spacing w:before="100" w:beforeAutospacing="1" w:after="100" w:afterAutospacing="1"/>
+        <w:rPr>
+          <w:rFonts w:ascii="Times New Roman" w:eastAsia="Times New Roman" w:hAnsi="Times New Roman" w:cs="Times New Roman"/>
+          <w:sz w:val="24"/>
+          <w:szCs w:val="24"/>
+        </w:rPr>
+      </w:pPr>
+      <w:r>
+        <w:rPr>
+          <w:rFonts w:ascii="Times New Roman" w:eastAsia="Times New Roman" w:hAnsi="Times New Roman" w:cs="Times New Roman"/>
+          <w:b/>
+          <w:bCs/>
+          <w:sz w:val="24"/>
+          <w:szCs w:val="24"/>
+        </w:rPr>
+        <w:t>Where each assumption entered</w:t>
+      </w:r>
+    </w:p>
+    <w:tbl>
+      <w:tblPr>
+        <w:tblW w:w="0" w:type="auto"/>
+        <w:tblCellSpacing w:w="15" w:type="dxa"/>
+        <w:tblCellMar>
+          <w:top w:w="15" w:type="dxa"/>
+          <w:left w:w="15" w:type="dxa"/>
+          <w:bottom w:w="15" w:type="dxa"/>
+          <w:right w:w="15" w:type="dxa"/>
+        </w:tblCellMar>
+        <w:tblLook w:val="04A0" w:firstRow="1" w:lastRow="0" w:firstColumn="1" w:lastColumn="0" w:noHBand="0" w:noVBand="1"/>
+      </w:tblPr>
+      <w:tblGrid>
+        <w:gridCol w:w="529"/>
+        <w:gridCol w:w="4380"/>
+        <w:gridCol w:w="5891"/>
+      </w:tblGrid>
+      <w:tr>
+        <w:trPr>
+          <w:tblHeader/>
+          <w:tblCellSpacing w:w="15" w:type="dxa"/>
+        </w:trPr>
+        <w:tc>
+          <w:tcPr>
+            <w:tcW w:w="0" w:type="auto"/>
+            <w:vAlign w:val="center"/>
+            <w:hideMark/>
+          </w:tcPr>
+          <w:p>
+            <w:pPr>
+              <w:jc w:val="center"/>
+              <w:rPr>
+                <w:rFonts w:ascii="Times New Roman" w:eastAsia="Times New Roman" w:hAnsi="Times New Roman" w:cs="Times New Roman"/>
+                <w:b/>
+                <w:bCs/>
+                <w:sz w:val="24"/>
+                <w:szCs w:val="24"/>
+              </w:rPr>
+            </w:pPr>
+            <w:r>
+              <w:rPr>
+                <w:rFonts w:ascii="Times New Roman" w:eastAsia="Times New Roman" w:hAnsi="Times New Roman" w:cs="Times New Roman"/>
+                <w:b/>
+                <w:bCs/>
+                <w:sz w:val="24"/>
+                <w:szCs w:val="24"/>
+              </w:rPr>
+              <w:t>Step</w:t>
+            </w:r>
+          </w:p>
+        </w:tc>
+        <w:tc>
+          <w:tcPr>
+            <w:tcW w:w="0" w:type="auto"/>
+            <w:vAlign w:val="center"/>
+            <w:hideMark/>
+          </w:tcPr>
+          <w:p>
+            <w:pPr>
+              <w:jc w:val="center"/>
+              <w:rPr>
+                <w:rFonts w:ascii="Times New Roman" w:eastAsia="Times New Roman" w:hAnsi="Times New Roman" w:cs="Times New Roman"/>
+                <w:b/>
+                <w:bCs/>
+                <w:sz w:val="24"/>
+                <w:szCs w:val="24"/>
+              </w:rPr>
+            </w:pPr>
+            <w:r>
+              <w:rPr>
+                <w:rFonts w:ascii="Times New Roman" w:eastAsia="Times New Roman" w:hAnsi="Times New Roman" w:cs="Times New Roman"/>
+                <w:b/>
+                <w:bCs/>
+                <w:sz w:val="24"/>
+                <w:szCs w:val="24"/>
+              </w:rPr>
+              <w:t>Assumption</w:t>
+            </w:r>
+          </w:p>
+        </w:tc>
+        <w:tc>
+          <w:tcPr>
+            <w:tcW w:w="0" w:type="auto"/>
+            <w:vAlign w:val="center"/>
+            <w:hideMark/>
+          </w:tcPr>
+          <w:p>
+            <w:pPr>
+              <w:jc w:val="center"/>
+              <w:rPr>
+                <w:rFonts w:ascii="Times New Roman" w:eastAsia="Times New Roman" w:hAnsi="Times New Roman" w:cs="Times New Roman"/>
+                <w:b/>
+                <w:bCs/>
+                <w:sz w:val="24"/>
+                <w:szCs w:val="24"/>
+              </w:rPr>
+            </w:pPr>
+            <w:r>
+              <w:rPr>
+                <w:rFonts w:ascii="Times New Roman" w:eastAsia="Times New Roman" w:hAnsi="Times New Roman" w:cs="Times New Roman"/>
+                <w:b/>
+                <w:bCs/>
+                <w:sz w:val="24"/>
+                <w:szCs w:val="24"/>
+              </w:rPr>
+              <w:t>Fails when</w:t>
+            </w:r>
+          </w:p>
+        </w:tc>
+      </w:tr>
+      <w:tr>
+        <w:trPr>
+          <w:tblCellSpacing w:w="15" w:type="dxa"/>
+        </w:trPr>
+        <w:tc>
+          <w:tcPr>
+            <w:tcW w:w="0" w:type="auto"/>
+            <w:vAlign w:val="center"/>
+            <w:hideMark/>
+          </w:tcPr>
+          <w:p>
+            <w:pPr>
+              <w:rPr>
+                <w:rFonts w:ascii="Times New Roman" w:eastAsia="Times New Roman" w:hAnsi="Times New Roman" w:cs="Times New Roman"/>
+                <w:sz w:val="24"/>
+                <w:szCs w:val="24"/>
+              </w:rPr>
+            </w:pPr>
+            <w:r>
+              <w:rPr>
+                <w:rFonts w:ascii="Times New Roman" w:eastAsia="Times New Roman" w:hAnsi="Times New Roman" w:cs="Times New Roman"/>
+                <w:sz w:val="24"/>
+                <w:szCs w:val="24"/>
+              </w:rPr>
+              <w:t>1</w:t>
+            </w:r>
+          </w:p>
+        </w:tc>
+        <w:tc>
+          <w:tcPr>
+            <w:tcW w:w="0" w:type="auto"/>
+            <w:vAlign w:val="center"/>
+            <w:hideMark/>
+          </w:tcPr>
+          <w:p>
+            <w:pPr>
+              <w:rPr>
+                <w:rFonts w:ascii="Times New Roman" w:eastAsia="Times New Roman" w:hAnsi="Times New Roman" w:cs="Times New Roman"/>
+                <w:sz w:val="24"/>
+                <w:szCs w:val="24"/>
+              </w:rPr>
+            </w:pPr>
+            <w:r>
+              <w:rPr>
+                <w:rFonts w:ascii="Times New Roman" w:eastAsia="Times New Roman" w:hAnsi="Times New Roman" w:cs="Times New Roman"/>
+                <w:sz w:val="24"/>
+                <w:szCs w:val="24"/>
+              </w:rPr>
+              <w:t>No one cycles off and back on within the year</w:t>
+            </w:r>
+          </w:p>
+        </w:tc>
+        <w:tc>
+          <w:tcPr>
+            <w:tcW w:w="0" w:type="auto"/>
+            <w:vAlign w:val="center"/>
+            <w:hideMark/>
+          </w:tcPr>
+          <w:p>
+            <w:pPr>
+              <w:rPr>
+                <w:rFonts w:ascii="Times New Roman" w:eastAsia="Times New Roman" w:hAnsi="Times New Roman" w:cs="Times New Roman"/>
+                <w:sz w:val="24"/>
+                <w:szCs w:val="24"/>
+              </w:rPr>
+            </w:pPr>
+            <w:r>
+              <w:rPr>
+                <w:rFonts w:ascii="Times New Roman" w:eastAsia="Times New Roman" w:hAnsi="Times New Roman" w:cs="Times New Roman"/>
+                <w:sz w:val="24"/>
+                <w:szCs w:val="24"/>
+              </w:rPr>
+              <w:t>Intermittent use</w:t>
+            </w:r>
+          </w:p>
+        </w:tc>
+      </w:tr>
+      <w:tr>
+        <w:trPr>
+          <w:tblCellSpacing w:w="15" w:type="dxa"/>
+        </w:trPr>
+        <w:tc>
+          <w:tcPr>
+            <w:tcW w:w="0" w:type="auto"/>
+            <w:vAlign w:val="center"/>
+            <w:hideMark/>
+          </w:tcPr>
+          <w:p>
+            <w:pPr>
+              <w:rPr>
+                <w:rFonts w:ascii="Times New Roman" w:eastAsia="Times New Roman" w:hAnsi="Times New Roman" w:cs="Times New Roman"/>
+                <w:sz w:val="24"/>
+                <w:szCs w:val="24"/>
+              </w:rPr>
+            </w:pPr>
+            <w:r>
+              <w:rPr>
+                <w:rFonts w:ascii="Times New Roman" w:eastAsia="Times New Roman" w:hAnsi="Times New Roman" w:cs="Times New Roman"/>
+                <w:sz w:val="24"/>
+                <w:szCs w:val="24"/>
+              </w:rPr>
+              <w:t>2</w:t>
+            </w:r>
+          </w:p>
+        </w:tc>
+        <w:tc>
+          <w:tcPr>
+            <w:tcW w:w="0" w:type="auto"/>
+            <w:vAlign w:val="center"/>
+            <w:hideMark/>
+          </w:tcPr>
+          <w:p>
+            <w:pPr>
+              <w:rPr>
+                <w:rFonts w:ascii="Times New Roman" w:eastAsia="Times New Roman" w:hAnsi="Times New Roman" w:cs="Times New Roman"/>
+                <w:sz w:val="24"/>
+                <w:szCs w:val="24"/>
+              </w:rPr>
+            </w:pPr>
+            <w:r>
+              <w:rPr>
+                <w:rFonts w:ascii="Times New Roman" w:eastAsia="Times New Roman" w:hAnsi="Times New Roman" w:cs="Times New Roman"/>
+                <w:sz w:val="24"/>
+                <w:szCs w:val="24"/>
+                <w:highlight w:val="yellow"/>
+              </w:rPr>
+              <w:t>Everyone on at 1 Jan fills at least once</w:t>
+            </w:r>
+          </w:p>
+        </w:tc>
+        <w:tc>
+          <w:tcPr>
+            <w:tcW w:w="0" w:type="auto"/>
+            <w:vAlign w:val="center"/>
+            <w:hideMark/>
+          </w:tcPr>
+          <w:p>
+            <w:pPr>
+              <w:rPr>
+                <w:rFonts w:ascii="Times New Roman" w:eastAsia="Times New Roman" w:hAnsi="Times New Roman" w:cs="Times New Roman"/>
+                <w:sz w:val="24"/>
+                <w:szCs w:val="24"/>
+              </w:rPr>
+            </w:pPr>
+            <w:r>
+              <w:rPr>
+                <w:rFonts w:ascii="Times New Roman" w:eastAsia="Times New Roman" w:hAnsi="Times New Roman" w:cs="Times New Roman"/>
+                <w:sz w:val="24"/>
+                <w:szCs w:val="24"/>
+              </w:rPr>
+              <w:t>Event-driven dosing, large prior fill</w:t>
+            </w:r>
+          </w:p>
+        </w:tc>
+      </w:tr>
+      <w:tr>
+        <w:trPr>
+          <w:tblCellSpacing w:w="15" w:type="dxa"/>
+        </w:trPr>
+        <w:tc>
+          <w:tcPr>
+            <w:tcW w:w="0" w:type="auto"/>
+            <w:vAlign w:val="center"/>
+            <w:hideMark/>
+          </w:tcPr>
+          <w:p>
+            <w:pPr>
+              <w:rPr>
+                <w:rFonts w:ascii="Times New Roman" w:eastAsia="Times New Roman" w:hAnsi="Times New Roman" w:cs="Times New Roman"/>
+                <w:sz w:val="24"/>
+                <w:szCs w:val="24"/>
+              </w:rPr>
+            </w:pPr>
+            <w:r>
+              <w:rPr>
+                <w:rFonts w:ascii="Times New Roman" w:eastAsia="Times New Roman" w:hAnsi="Times New Roman" w:cs="Times New Roman"/>
+                <w:sz w:val="24"/>
+                <w:szCs w:val="24"/>
+              </w:rPr>
+              <w:t>4</w:t>
+            </w:r>
+          </w:p>
+        </w:tc>
+        <w:tc>
+          <w:tcPr>
+            <w:tcW w:w="0" w:type="auto"/>
+            <w:vAlign w:val="center"/>
+            <w:hideMark/>
+          </w:tcPr>
+          <w:p>
+            <w:pPr>
+              <w:rPr>
+                <w:rFonts w:ascii="Times New Roman" w:eastAsia="Times New Roman" w:hAnsi="Times New Roman" w:cs="Times New Roman"/>
+                <w:sz w:val="24"/>
+                <w:szCs w:val="24"/>
+              </w:rPr>
+            </w:pPr>
+            <w:r>
+              <w:rPr>
+                <w:rFonts w:ascii="Times New Roman" w:eastAsia="Times New Roman" w:hAnsi="Times New Roman" w:cs="Times New Roman"/>
+                <w:sz w:val="24"/>
+                <w:szCs w:val="24"/>
+              </w:rPr>
+              <w:t>Steady state</w:t>
+            </w:r>
+          </w:p>
+        </w:tc>
+        <w:tc>
+          <w:tcPr>
+            <w:tcW w:w="0" w:type="auto"/>
+            <w:vAlign w:val="center"/>
+            <w:hideMark/>
+          </w:tcPr>
+          <w:p>
+            <w:pPr>
+              <w:rPr>
+                <w:rFonts w:ascii="Times New Roman" w:eastAsia="Times New Roman" w:hAnsi="Times New Roman" w:cs="Times New Roman"/>
+                <w:sz w:val="24"/>
+                <w:szCs w:val="24"/>
+              </w:rPr>
+            </w:pPr>
+            <w:r>
+              <w:rPr>
+                <w:rFonts w:ascii="Times New Roman" w:eastAsia="Times New Roman" w:hAnsi="Times New Roman" w:cs="Times New Roman"/>
+                <w:sz w:val="24"/>
+                <w:szCs w:val="24"/>
+              </w:rPr>
+              <w:t>Scale-up phase — this is the one that bites you for 2022–2030</w:t>
+            </w:r>
+          </w:p>
+        </w:tc>
+      </w:tr>
+    </w:tbl>
+    <w:p>
+      <w:pPr>
+        <w:spacing w:after="120"/>
+      </w:pPr>
+    </w:p>
+    <w:p>
+      <w:pPr>
+        <w:spacing w:after="120"/>
+        <w:rPr>
+          <w:rFonts w:ascii="Times New Roman" w:eastAsia="Times New Roman" w:hAnsi="Times New Roman" w:cs="Times New Roman"/>
+          <w:sz w:val="24"/>
+          <w:szCs w:val="24"/>
+        </w:rPr>
+      </w:pPr>
+      <w:r>
+        <w:t xml:space="preserve">Assumption2: </w:t>
+      </w:r>
+      <w:r>
+        <w:rPr>
+          <w:rFonts w:ascii="Times New Roman" w:eastAsia="Times New Roman" w:hAnsi="Times New Roman" w:cs="Times New Roman"/>
+          <w:sz w:val="24"/>
+          <w:szCs w:val="24"/>
+        </w:rPr>
+        <w:t>This assumptions means that I those people on Doxy on Jan 1</w:t>
+      </w:r>
+      <w:r>
+        <w:rPr>
+          <w:rFonts w:ascii="Times New Roman" w:eastAsia="Times New Roman" w:hAnsi="Times New Roman" w:cs="Times New Roman"/>
+          <w:sz w:val="24"/>
+          <w:szCs w:val="24"/>
+          <w:vertAlign w:val="superscript"/>
+        </w:rPr>
+        <w:t>st</w:t>
+      </w:r>
+      <w:r>
+        <w:rPr>
+          <w:rFonts w:ascii="Times New Roman" w:eastAsia="Times New Roman" w:hAnsi="Times New Roman" w:cs="Times New Roman"/>
+          <w:sz w:val="24"/>
+          <w:szCs w:val="24"/>
+        </w:rPr>
+        <w:t xml:space="preserve"> who will remain on Doxy during this year will have at least one fill during this year that will show up in the dataset. What event van dosing </w:t>
+      </w:r>
+      <w:r>
+        <w:rPr>
+          <w:rFonts w:ascii="Times New Roman" w:eastAsia="Times New Roman" w:hAnsi="Times New Roman" w:cs="Times New Roman"/>
+          <w:sz w:val="24"/>
+          <w:szCs w:val="24"/>
+        </w:rPr>
+        <w:lastRenderedPageBreak/>
+        <w:t>doesn’t work like this. Individuals may receive a large dose and use it overtime. So while they are theoretically on Doxy, they may not have any new fill in a given year</w:t>
+      </w:r>
+    </w:p>
+    <w:p>
+      <w:pPr>
+        <w:spacing w:after="120"/>
+        <w:rPr>
+          <w:rFonts w:ascii="Times New Roman" w:eastAsia="Times New Roman" w:hAnsi="Times New Roman" w:cs="Times New Roman"/>
+          <w:sz w:val="24"/>
+          <w:szCs w:val="24"/>
+        </w:rPr>
+      </w:pPr>
+    </w:p>
+    <w:p>
+      <w:pPr>
+        <w:spacing w:after="120"/>
+      </w:pPr>
+      <w:r>
+        <w:rPr>
+          <w:rFonts w:ascii="Times New Roman" w:eastAsia="Times New Roman" w:hAnsi="Times New Roman" w:cs="Times New Roman"/>
+          <w:sz w:val="24"/>
+          <w:szCs w:val="24"/>
+        </w:rPr>
+        <w:t xml:space="preserve">Let’s add a new term: f: </w:t>
+      </w:r>
+      <w:r>
+        <w:t>Annual capture probability</w:t>
+      </w:r>
+      <w:r>
+        <w:t xml:space="preserve">. F is the probability that someone receiving Doxy at the beginning of the year (e.g., they had a fill last year) well have a new fill this year and will be captured in an our observed uptake. This is different from persistence. P. P is the probability of remaining on Doxy (P=1: no one ever discontinues). F is the probability that everyone on Doxy is observed in the claimed dataset </w:t>
+      </w:r>
+    </w:p>
+    <w:p>
+      <w:r>
+        <w:rPr>
+          <w:i/>
+          <w:iCs/>
+        </w:rPr>
+        <w:t>u_C</w:t>
+      </w:r>
+      <w:r>
+        <w:t>·</w:t>
+      </w:r>
+      <w:r>
+        <w:rPr>
+          <w:i/>
+          <w:iCs/>
+        </w:rPr>
+        <w:t>N</w:t>
+      </w:r>
+      <w:r>
+        <w:t xml:space="preserve"> = </w:t>
+      </w:r>
+      <w:r>
+        <w:t>f.</w:t>
+      </w:r>
+      <w:r>
+        <w:rPr>
+          <w:i/>
+          <w:iCs/>
+        </w:rPr>
+        <w:t>C</w:t>
+      </w:r>
+      <w:r>
+        <w:t>*·</w:t>
+      </w:r>
+      <w:r>
+        <w:rPr>
+          <w:i/>
+          <w:iCs/>
+        </w:rPr>
+        <w:t>N</w:t>
+      </w:r>
+      <w:r>
+        <w:t xml:space="preserve"> + </w:t>
+      </w:r>
+      <w:r>
+        <w:rPr>
+          <w:i/>
+          <w:iCs/>
+        </w:rPr>
+        <w:t>C</w:t>
+      </w:r>
+      <w:r>
+        <w:t>*·</w:t>
+      </w:r>
+      <w:r>
+        <w:rPr>
+          <w:i/>
+          <w:iCs/>
+        </w:rPr>
+        <w:t>N</w:t>
+      </w:r>
+      <w:r>
+        <w:t xml:space="preserve">(1 − </w:t>
+      </w:r>
+      <w:r>
+        <w:rPr>
+          <w:i/>
+          <w:iCs/>
+        </w:rPr>
+        <w:t>p</w:t>
+      </w:r>
+      <w:r>
+        <w:t>)</w:t>
+      </w:r>
+    </w:p>
+    <w:p>
+      <w:r>
+        <w:t>u_C=C* (1+f-p)</w:t>
+      </w:r>
+    </w:p>
+    <w:p>
+      <w:pPr>
+        <w:jc w:val="center"/>
+        <w:rPr>
+          <w:b/>
+          <w:bCs/>
+        </w:rPr>
+      </w:pPr>
+      <w:r>
+        <w:rPr>
+          <w:b/>
+          <w:bCs/>
+        </w:rPr>
+        <w:t>c* = u_C/(f+1-p)</w:t>
+      </w:r>
+    </w:p>
+    <w:p>
+      <w:pPr>
+        <w:spacing w:after="120"/>
+        <w:rPr>
+          <w:rFonts w:ascii="Times New Roman" w:eastAsia="Times New Roman" w:hAnsi="Times New Roman" w:cs="Times New Roman"/>
+          <w:sz w:val="24"/>
+          <w:szCs w:val="24"/>
+        </w:rPr>
+      </w:pPr>
+    </w:p>
+    <w:p>
+      <w:pPr>
+        <w:spacing w:after="120"/>
+        <w:rPr>
+          <w:rFonts w:ascii="Times New Roman" w:eastAsia="Times New Roman" w:hAnsi="Times New Roman" w:cs="Times New Roman"/>
+          <w:sz w:val="24"/>
+          <w:szCs w:val="24"/>
+        </w:rPr>
+      </w:pPr>
+    </w:p>
+    <w:p>
+      <w:pPr>
+        <w:spacing w:after="120"/>
+        <w:rPr>
+          <w:rFonts w:ascii="Times New Roman" w:eastAsia="Times New Roman" w:hAnsi="Times New Roman" w:cs="Times New Roman"/>
+          <w:sz w:val="24"/>
+          <w:szCs w:val="24"/>
+        </w:rPr>
+      </w:pPr>
+    </w:p>
+    <w:p>
+      <w:pPr>
+        <w:pStyle w:val="Heading1"/>
+      </w:pPr>
+      <w:r>
+        <w:t xml:space="preserve">the other formulation and why it was wrong: </w:t>
+      </w:r>
+    </w:p>
+    <w:p>
+      <w:pPr>
+        <w:spacing w:after="120"/>
+        <w:jc w:val="center"/>
+      </w:pPr>
+      <w:r>
+        <w:rPr>
+          <w:rStyle w:val="Emphasis"/>
+        </w:rPr>
+        <w:t>u_C</w:t>
+      </w:r>
+      <w:r>
+        <w:t>·</w:t>
+      </w:r>
+      <w:r>
+        <w:rPr>
+          <w:rStyle w:val="Emphasis"/>
+        </w:rPr>
+        <w:t>N</w:t>
+      </w:r>
+      <w:r>
+        <w:t xml:space="preserve"> = (on at 1 Jan) + (initiated during the year)</w:t>
+      </w:r>
+    </w:p>
+    <w:p>
+      <w:pPr>
+        <w:spacing w:after="120"/>
+      </w:pPr>
+      <w:r>
+        <w:t xml:space="preserve">we previously assumed that at stead state, </w:t>
+      </w:r>
+      <w:r>
+        <w:t>initiations during the year</w:t>
+      </w:r>
+      <w:r>
+        <w:t xml:space="preserve"> is estimated by r.C*</w:t>
+      </w:r>
+    </w:p>
+    <w:p>
+      <w:pPr>
+        <w:spacing w:after="120"/>
+        <w:rPr>
+          <w:rFonts w:ascii="Cambria Math" w:eastAsia="Cambria Math" w:hAnsi="Cambria Math" w:cs="Cambria Math"/>
+          <w:b/>
+          <w:bCs/>
+          <w:sz w:val="24"/>
+          <w:szCs w:val="24"/>
+        </w:rPr>
+      </w:pPr>
+      <w:r>
+        <w:t xml:space="preserve">and derived: </w:t>
+      </w:r>
+      <w:r>
+        <w:rPr>
+          <w:rFonts w:ascii="Cambria Math" w:eastAsia="Cambria Math" w:hAnsi="Cambria Math" w:cs="Cambria Math"/>
+          <w:b/>
+          <w:bCs/>
+          <w:sz w:val="24"/>
+          <w:szCs w:val="24"/>
+        </w:rPr>
+        <w:t>u_</w:t>
+      </w:r>
+      <w:r>
+        <w:rPr>
+          <w:rFonts w:ascii="Cambria Math" w:eastAsia="Cambria Math" w:hAnsi="Cambria Math" w:cs="Cambria Math"/>
+          <w:b/>
+          <w:bCs/>
+          <w:sz w:val="24"/>
+          <w:szCs w:val="24"/>
+        </w:rPr>
+        <w:t>C</w:t>
+      </w:r>
+      <w:r>
+        <w:rPr>
+          <w:rFonts w:ascii="Cambria Math" w:eastAsia="Cambria Math" w:hAnsi="Cambria Math" w:cs="Cambria Math"/>
+          <w:b/>
+          <w:bCs/>
+          <w:sz w:val="24"/>
+          <w:szCs w:val="24"/>
+        </w:rPr>
+        <w:t xml:space="preserve"> = C* + r · C* = (1 + r) · C*</w:t>
+      </w:r>
+    </w:p>
+    <w:p>
+      <w:pPr>
+        <w:spacing w:after="120"/>
+        <w:rPr>
+          <w:rFonts w:ascii="Cambria Math" w:eastAsia="Cambria Math" w:hAnsi="Cambria Math" w:cs="Cambria Math"/>
+          <w:b/>
+          <w:bCs/>
+          <w:sz w:val="24"/>
+          <w:szCs w:val="24"/>
+        </w:rPr>
+      </w:pPr>
+      <w:r>
+        <w:rPr>
+          <w:rFonts w:ascii="Cambria Math" w:eastAsia="Cambria Math" w:hAnsi="Cambria Math" w:cs="Cambria Math"/>
+          <w:b/>
+          <w:bCs/>
+          <w:sz w:val="24"/>
+          <w:szCs w:val="24"/>
+          <w:highlight w:val="green"/>
+        </w:rPr>
+        <w:t>C</w:t>
+      </w:r>
+      <w:r>
+        <w:rPr>
+          <w:rFonts w:ascii="Cambria Math" w:eastAsia="Cambria Math" w:hAnsi="Cambria Math" w:cs="Cambria Math"/>
+          <w:b/>
+          <w:bCs/>
+          <w:sz w:val="24"/>
+          <w:szCs w:val="24"/>
+          <w:highlight w:val="green"/>
+        </w:rPr>
+        <w:t>*</w:t>
+      </w:r>
+      <w:r>
+        <w:rPr>
+          <w:rFonts w:ascii="Cambria Math" w:eastAsia="Cambria Math" w:hAnsi="Cambria Math" w:cs="Cambria Math"/>
+          <w:b/>
+          <w:bCs/>
+          <w:sz w:val="24"/>
+          <w:szCs w:val="24"/>
+          <w:highlight w:val="green"/>
+        </w:rPr>
+        <w:t>=u_C/(1+r)</w:t>
+      </w:r>
+    </w:p>
+    <w:p>
+      <w:pPr>
+        <w:spacing w:after="120"/>
+        <w:rPr>
+          <w:rFonts w:ascii="Cambria Math" w:eastAsia="Cambria Math" w:hAnsi="Cambria Math" w:cs="Cambria Math"/>
+          <w:b/>
+          <w:bCs/>
+          <w:sz w:val="24"/>
+          <w:szCs w:val="24"/>
+        </w:rPr>
+      </w:pPr>
+      <w:r>
+        <w:rPr>
+          <w:noProof/>
+        </w:rPr>
+        <w:drawing>
+          <wp:inline distT="0" distB="0" distL="0" distR="0" wp14:anchorId="371AE12A" wp14:editId="1D3CD390">
+            <wp:extent cx="2953193" cy="1431851"/>
+            <wp:effectExtent l="0" t="0" r="0" b="3810"/>
+            <wp:docPr id="1395830280" name="Picture 1"/>
+            <wp:cNvGraphicFramePr>
+              <a:graphicFrameLocks xmlns:a="http://schemas.openxmlformats.org/drawingml/2006/main" noChangeAspect="1"/>
+            </wp:cNvGraphicFramePr>
+            <a:graphic xmlns:a="http://schemas.openxmlformats.org/drawingml/2006/main">
+              <a:graphicData uri="http://schemas.openxmlformats.org/drawingml/2006/picture">
+                <pic:pic xmlns:pic="http://schemas.openxmlformats.org/drawingml/2006/picture">
+                  <pic:nvPicPr>
+                    <pic:cNvPr id="1395830280" name=""/>
+                    <pic:cNvPicPr/>
+                  </pic:nvPicPr>
+                  <pic:blipFill>
+                    <a:blip r:embed="rId5"/>
+                    <a:stretch>
+                      <a:fillRect/>
+                    </a:stretch>
+                  </pic:blipFill>
+                  <pic:spPr>
+                    <a:xfrm>
+                      <a:off x="0" y="0"/>
+                      <a:ext cx="2959748" cy="1435029"/>
+                    </a:xfrm>
+                    <a:prstGeom prst="rect">
+                      <a:avLst/>
+                    </a:prstGeom>
+                  </pic:spPr>
+                </pic:pic>
+              </a:graphicData>
+            </a:graphic>
+          </wp:inline>
+        </w:drawing>
+      </w:r>
+    </w:p>
+    <w:p>
+      <w:pPr>
+        <w:spacing w:before="100" w:beforeAutospacing="1" w:after="100" w:afterAutospacing="1"/>
+      </w:pPr>
+      <w:r>
+        <w:rPr>
+          <w:rFonts w:ascii="Times New Roman" w:eastAsia="Times New Roman" w:hAnsi="Times New Roman" w:cs="Times New Roman"/>
+          <w:b/>
+          <w:bCs/>
+          <w:sz w:val="24"/>
+          <w:szCs w:val="24"/>
+        </w:rPr>
+        <w:t xml:space="preserve">Why </w:t>
+      </w:r>
+      <w:r>
+        <w:rPr>
+          <w:rFonts w:ascii="Times New Roman" w:eastAsia="Times New Roman" w:hAnsi="Times New Roman" w:cs="Times New Roman"/>
           <w:b/>
           <w:bCs/>
           <w:i/>
           <w:iCs/>
           <w:sz w:val="24"/>
           <w:szCs w:val="24"/>
-          <w:highlight w:val="lightGray"/>
-        </w:rPr>
-        <w:t>Cₜ₊₁ = u + (1 − λ) · Cₜ</w:t>
-      </w:r>
-    </w:p>
-    <w:p>
-      <w:pPr>
-        <w:spacing w:after="120"/>
-        <w:rPr>
-          <w:i/>
-          <w:iCs/>
-          <w:highlight w:val="lightGray"/>
-        </w:rPr>
-      </w:pPr>
-      <w:r>
-        <w:rPr>
-          <w:i/>
-          <w:iCs/>
-          <w:highlight w:val="lightGray"/>
-        </w:rPr>
-        <w:t>At steady state, Cₜ₊₁ = Cₜ = C*:</w:t>
-      </w:r>
-      <w:r>
-        <w:rPr>
-          <w:i/>
-          <w:iCs/>
-          <w:highlight w:val="lightGray"/>
-        </w:rPr>
-        <w:t xml:space="preserve"> </w:t>
-      </w:r>
-      <w:r>
-        <w:rPr>
-          <w:rFonts w:ascii="Cambria Math" w:eastAsia="Cambria Math" w:hAnsi="Cambria Math" w:cs="Cambria Math"/>
+        </w:rPr>
+        <w:t>r</w:t>
+      </w:r>
+      <w:r>
+        <w:rPr>
+          <w:rFonts w:ascii="Times New Roman" w:eastAsia="Times New Roman" w:hAnsi="Times New Roman" w:cs="Times New Roman"/>
+          <w:b/>
+          <w:bCs/>
+          <w:sz w:val="24"/>
+          <w:szCs w:val="24"/>
+        </w:rPr>
+        <w:t>·</w:t>
+      </w:r>
+      <w:r>
+        <w:rPr>
+          <w:rFonts w:ascii="Times New Roman" w:eastAsia="Times New Roman" w:hAnsi="Times New Roman" w:cs="Times New Roman"/>
           <w:b/>
           <w:bCs/>
           <w:i/>
           <w:iCs/>
           <w:sz w:val="24"/>
           <w:szCs w:val="24"/>
-          <w:highlight w:val="lightGray"/>
-        </w:rPr>
-        <w:t>C* = u / λ</w:t>
-      </w:r>
-    </w:p>
-    <w:p>
-      <w:pPr>
-        <w:spacing w:after="120"/>
-        <w:rPr>
-          <w:i/>
-          <w:iCs/>
-          <w:highlight w:val="lightGray"/>
-        </w:rPr>
-      </w:pPr>
-      <w:r>
-        <w:rPr>
-          <w:i/>
-          <w:iCs/>
-          <w:highlight w:val="lightGray"/>
-        </w:rPr>
-        <w:t>These give numerically different answers, because they describe different underlying processes:</w:t>
-      </w:r>
-    </w:p>
-    <w:p>
-      <w:pPr>
-        <w:spacing w:after="80"/>
-        <w:ind w:left="360" w:hanging="200"/>
-        <w:rPr>
-          <w:i/>
-          <w:iCs/>
-          <w:highlight w:val="lightGray"/>
-        </w:rPr>
-      </w:pPr>
-      <w:r>
-        <w:rPr>
-          <w:i/>
-          <w:iCs/>
-          <w:highlight w:val="lightGray"/>
-        </w:rPr>
-        <w:t>•  Discrete: discontinuations occur only at year boundaries</w:t>
-      </w:r>
-    </w:p>
-    <w:p>
-      <w:pPr>
-        <w:spacing w:after="80"/>
-        <w:ind w:left="360" w:hanging="200"/>
-        <w:rPr>
-          <w:i/>
-          <w:iCs/>
-          <w:highlight w:val="lightGray"/>
-        </w:rPr>
-      </w:pPr>
-      <w:r>
-        <w:rPr>
-          <w:i/>
-          <w:iCs/>
-          <w:highlight w:val="lightGray"/>
-        </w:rPr>
-        <w:t>•  Continuous: discontinuations occur continuously throughout the year</w:t>
-      </w:r>
-    </w:p>
-    <w:p>
-      <w:pPr>
-        <w:spacing w:after="120"/>
-        <w:rPr>
-          <w:i/>
-          <w:iCs/>
-          <w:highlight w:val="lightGray"/>
-        </w:rPr>
-      </w:pPr>
-      <w:r>
-        <w:rPr>
-          <w:i/>
-          <w:iCs/>
-          <w:highlight w:val="lightGray"/>
-        </w:rPr>
-        <w:t>At P = 0.28:</w:t>
-      </w:r>
-    </w:p>
-    <w:p>
-      <w:pPr>
-        <w:spacing w:after="80"/>
-        <w:ind w:left="360" w:hanging="200"/>
-        <w:rPr>
-          <w:i/>
-          <w:iCs/>
-          <w:highlight w:val="lightGray"/>
-        </w:rPr>
-      </w:pPr>
-      <w:r>
-        <w:rPr>
-          <w:i/>
-          <w:iCs/>
-          <w:highlight w:val="lightGray"/>
-        </w:rPr>
-        <w:t>•  Discrete: C*/u = 1/0.72 = 1.39</w:t>
-      </w:r>
-    </w:p>
-    <w:p>
-      <w:pPr>
-        <w:spacing w:after="80"/>
-        <w:ind w:left="360" w:hanging="200"/>
-        <w:rPr>
-          <w:i/>
-          <w:iCs/>
-        </w:rPr>
-      </w:pPr>
-      <w:r>
-        <w:rPr>
-          <w:i/>
-          <w:iCs/>
-          <w:highlight w:val="lightGray"/>
-        </w:rPr>
-        <w:t>•  Continuous: C*/u = 1/1.27 = 0.79</w:t>
-      </w:r>
-    </w:p>
-    <w:p>
-      <w:r>
-        <w:rPr>
-          <w:i/>
-          <w:iCs/>
-          <w:highlight w:val="lightGray"/>
-        </w:rPr>
-        <w:t>This is why we need to use a continues model</w:t>
-      </w:r>
-      <w:r>
-        <w:rPr>
-          <w:i/>
-          <w:iCs/>
-        </w:rPr>
-        <w:t xml:space="preserve">. </w:t>
-      </w:r>
-    </w:p>
-    <w:p/>
-    <w:p>
-      <w:pPr>
-        <w:pStyle w:val="Heading1"/>
-        <w:spacing w:before="320" w:after="160"/>
-      </w:pPr>
-      <w:r>
-        <w:t xml:space="preserve">Part 2: </w:t>
-      </w:r>
-      <w:r>
-        <w:t xml:space="preserve">Revising the definition of uptake </w:t>
-      </w:r>
-      <w:r>
-        <w:t>(Connecting Model to Pharmacy Data from MarketScan)</w:t>
-      </w:r>
-    </w:p>
-    <w:p>
-      <w:pPr>
-        <w:spacing w:after="120"/>
-      </w:pPr>
-      <w:r>
-        <w:lastRenderedPageBreak/>
-        <w:t xml:space="preserve">Pharmacy data report </w:t>
-      </w:r>
-      <w:r>
-        <w:rPr>
-          <w:b/>
-          <w:bCs/>
-        </w:rPr>
-        <w:t>unique users with ≥1 fill in a year</w:t>
-      </w:r>
-      <w:r>
-        <w:t>: period prevalence over a 1-year window. This is different from point-prevalent coverage C* above.</w:t>
-      </w:r>
-    </w:p>
-    <w:p>
-      <w:pPr>
-        <w:spacing w:after="120"/>
-      </w:pPr>
-      <w:r>
-        <w:t>In a year, anyone who appears in pharmacy data falls into exactly one of two groups:</w:t>
-      </w:r>
-    </w:p>
-    <w:p>
-      <w:pPr>
-        <w:spacing w:after="80"/>
-        <w:ind w:left="360" w:hanging="200"/>
-      </w:pPr>
-      <w:r>
-        <w:t>•  Already on doxy at the start of the year (they will refill to maintain supply): fraction = C*</w:t>
-      </w:r>
-    </w:p>
-    <w:p>
-      <w:pPr>
-        <w:spacing w:after="80"/>
-        <w:ind w:left="360" w:hanging="200"/>
-      </w:pPr>
-      <w:r>
-        <w:t>•  Newly initiated doxy during the year: fraction = r · C* (at steady state, inflow = outflow)</w:t>
-      </w:r>
-    </w:p>
-    <w:p>
-      <w:pPr>
-        <w:spacing w:after="120"/>
-      </w:pPr>
-      <w:r>
-        <w:t>These groups are mutually exclusive, so:</w:t>
-      </w:r>
-    </w:p>
-    <w:p>
-      <w:pPr>
-        <w:spacing w:before="140" w:after="140"/>
-        <w:jc w:val="center"/>
-        <w:rPr>
-          <w:rFonts w:ascii="Cambria Math" w:eastAsia="Cambria Math" w:hAnsi="Cambria Math" w:cs="Cambria Math"/>
+        </w:rPr>
+        <w:t>C</w:t>
+      </w:r>
+      <w:r>
+        <w:rPr>
+          <w:rFonts w:ascii="Times New Roman" w:eastAsia="Times New Roman" w:hAnsi="Times New Roman" w:cs="Times New Roman"/>
           <w:b/>
           <w:bCs/>
           <w:sz w:val="24"/>
           <w:szCs w:val="24"/>
         </w:rPr>
-      </w:pPr>
-      <w:r>
-        <w:rPr>
-          <w:rFonts w:ascii="Cambria Math" w:eastAsia="Cambria Math" w:hAnsi="Cambria Math" w:cs="Cambria Math"/>
+        <w:t>* is wrong</w:t>
+      </w:r>
+      <w:r>
+        <w:rPr>
+          <w:rFonts w:ascii="Times New Roman" w:eastAsia="Times New Roman" w:hAnsi="Times New Roman" w:cs="Times New Roman"/>
           <w:b/>
           <w:bCs/>
           <w:sz w:val="24"/>
           <w:szCs w:val="24"/>
         </w:rPr>
-        <w:t>u_</w:t>
-      </w:r>
-      <w:r>
-        <w:rPr>
-          <w:rFonts w:ascii="Cambria Math" w:eastAsia="Cambria Math" w:hAnsi="Cambria Math" w:cs="Cambria Math"/>
+        <w:t xml:space="preserve">: </w:t>
+      </w:r>
+      <w:r>
+        <w:rPr>
+          <w:rFonts w:ascii="Times New Roman" w:eastAsia="Times New Roman" w:hAnsi="Times New Roman" w:cs="Times New Roman"/>
+          <w:i/>
+          <w:iCs/>
+          <w:sz w:val="24"/>
+          <w:szCs w:val="24"/>
+        </w:rPr>
+        <w:t>r</w:t>
+      </w:r>
+      <w:r>
+        <w:rPr>
+          <w:rFonts w:ascii="Times New Roman" w:eastAsia="Times New Roman" w:hAnsi="Times New Roman" w:cs="Times New Roman"/>
+          <w:sz w:val="24"/>
+          <w:szCs w:val="24"/>
+        </w:rPr>
+        <w:t xml:space="preserve"> is an instantaneous rate; the identity needs a proportion — the fraction of the 1 Jan cohort that actually left by 31 Dec. Those coincide only when </w:t>
+      </w:r>
+      <w:r>
+        <w:rPr>
+          <w:rFonts w:ascii="Times New Roman" w:eastAsia="Times New Roman" w:hAnsi="Times New Roman" w:cs="Times New Roman"/>
+          <w:i/>
+          <w:iCs/>
+          <w:sz w:val="24"/>
+          <w:szCs w:val="24"/>
+        </w:rPr>
+        <w:t>r</w:t>
+      </w:r>
+      <w:r>
+        <w:rPr>
+          <w:rFonts w:ascii="Times New Roman" w:eastAsia="Times New Roman" w:hAnsi="Times New Roman" w:cs="Times New Roman"/>
+          <w:sz w:val="24"/>
+          <w:szCs w:val="24"/>
+        </w:rPr>
+        <w:t xml:space="preserve"> is small.</w:t>
+      </w:r>
+      <w:r>
+        <w:rPr>
+          <w:rFonts w:ascii="Times New Roman" w:eastAsia="Times New Roman" w:hAnsi="Times New Roman" w:cs="Times New Roman"/>
+          <w:sz w:val="24"/>
+          <w:szCs w:val="24"/>
+        </w:rPr>
+        <w:t xml:space="preserve"> </w:t>
+      </w:r>
+      <w:r>
+        <w:rPr>
+          <w:rStyle w:val="Emphasis"/>
+        </w:rPr>
+        <w:t>r</w:t>
+      </w:r>
+      <w:r>
+        <w:t>·</w:t>
+      </w:r>
+      <w:r>
+        <w:rPr>
+          <w:rStyle w:val="Emphasis"/>
+        </w:rPr>
+        <w:t>C</w:t>
+      </w:r>
+      <w:r>
+        <w:t xml:space="preserve">* would be the exits if the pool were continuously replenished at its original size. It isn't. As people leave, fewer remain to leave, so the exit flow decays. Integrating the shrinking pool gives </w:t>
+      </w:r>
+      <w:r>
+        <w:rPr>
+          <w:rStyle w:val="Emphasis"/>
+        </w:rPr>
+        <w:t>C</w:t>
+      </w:r>
+      <w:r>
+        <w:t>*(1 − e^(−</w:t>
+      </w:r>
+      <w:r>
+        <w:rPr>
+          <w:rStyle w:val="Emphasis"/>
+        </w:rPr>
+        <w:t>r</w:t>
+      </w:r>
+      <w:r>
+        <w:t>))</w:t>
+      </w:r>
+    </w:p>
+    <w:tbl>
+      <w:tblPr>
+        <w:tblW w:w="0" w:type="auto"/>
+        <w:tblCellSpacing w:w="15" w:type="dxa"/>
+        <w:tblCellMar>
+          <w:top w:w="15" w:type="dxa"/>
+          <w:left w:w="15" w:type="dxa"/>
+          <w:bottom w:w="15" w:type="dxa"/>
+          <w:right w:w="15" w:type="dxa"/>
+        </w:tblCellMar>
+        <w:tblLook w:val="04A0" w:firstRow="1" w:lastRow="0" w:firstColumn="1" w:lastColumn="0" w:noHBand="0" w:noVBand="1"/>
+      </w:tblPr>
+      <w:tblGrid>
+        <w:gridCol w:w="375"/>
+        <w:gridCol w:w="974"/>
+        <w:gridCol w:w="1826"/>
+        <w:gridCol w:w="771"/>
+      </w:tblGrid>
+      <w:tr>
+        <w:trPr>
+          <w:tblHeader/>
+          <w:tblCellSpacing w:w="15" w:type="dxa"/>
+        </w:trPr>
+        <w:tc>
+          <w:tcPr>
+            <w:tcW w:w="0" w:type="auto"/>
+            <w:vAlign w:val="center"/>
+            <w:hideMark/>
+          </w:tcPr>
+          <w:p>
+            <w:pPr>
+              <w:jc w:val="center"/>
+              <w:rPr>
+                <w:rFonts w:ascii="Times New Roman" w:eastAsia="Times New Roman" w:hAnsi="Times New Roman" w:cs="Times New Roman"/>
+                <w:b/>
+                <w:bCs/>
+                <w:sz w:val="24"/>
+                <w:szCs w:val="24"/>
+              </w:rPr>
+            </w:pPr>
+            <w:r>
+              <w:rPr>
+                <w:rFonts w:ascii="Times New Roman" w:eastAsia="Times New Roman" w:hAnsi="Times New Roman" w:cs="Times New Roman"/>
+                <w:b/>
+                <w:bCs/>
+                <w:i/>
+                <w:iCs/>
+                <w:sz w:val="24"/>
+                <w:szCs w:val="24"/>
+              </w:rPr>
+              <w:t>r</w:t>
+            </w:r>
+          </w:p>
+        </w:tc>
+        <w:tc>
+          <w:tcPr>
+            <w:tcW w:w="0" w:type="auto"/>
+            <w:vAlign w:val="center"/>
+            <w:hideMark/>
+          </w:tcPr>
+          <w:p>
+            <w:pPr>
+              <w:jc w:val="center"/>
+              <w:rPr>
+                <w:rFonts w:ascii="Times New Roman" w:eastAsia="Times New Roman" w:hAnsi="Times New Roman" w:cs="Times New Roman"/>
+                <w:b/>
+                <w:bCs/>
+                <w:sz w:val="24"/>
+                <w:szCs w:val="24"/>
+              </w:rPr>
+            </w:pPr>
+            <w:r>
+              <w:rPr>
+                <w:rFonts w:ascii="Times New Roman" w:eastAsia="Times New Roman" w:hAnsi="Times New Roman" w:cs="Times New Roman"/>
+                <w:b/>
+                <w:bCs/>
+                <w:i/>
+                <w:iCs/>
+                <w:sz w:val="24"/>
+                <w:szCs w:val="24"/>
+              </w:rPr>
+              <w:t>r</w:t>
+            </w:r>
+            <w:r>
+              <w:rPr>
+                <w:rFonts w:ascii="Times New Roman" w:eastAsia="Times New Roman" w:hAnsi="Times New Roman" w:cs="Times New Roman"/>
+                <w:b/>
+                <w:bCs/>
+                <w:sz w:val="24"/>
+                <w:szCs w:val="24"/>
+              </w:rPr>
+              <w:t xml:space="preserve"> (linear)</w:t>
+            </w:r>
+          </w:p>
+        </w:tc>
+        <w:tc>
+          <w:tcPr>
+            <w:tcW w:w="0" w:type="auto"/>
+            <w:vAlign w:val="center"/>
+            <w:hideMark/>
+          </w:tcPr>
+          <w:p>
+            <w:pPr>
+              <w:jc w:val="center"/>
+              <w:rPr>
+                <w:rFonts w:ascii="Times New Roman" w:eastAsia="Times New Roman" w:hAnsi="Times New Roman" w:cs="Times New Roman"/>
+                <w:b/>
+                <w:bCs/>
+                <w:sz w:val="24"/>
+                <w:szCs w:val="24"/>
+              </w:rPr>
+            </w:pPr>
+            <w:r>
+              <w:rPr>
+                <w:rFonts w:ascii="Times New Roman" w:eastAsia="Times New Roman" w:hAnsi="Times New Roman" w:cs="Times New Roman"/>
+                <w:b/>
+                <w:bCs/>
+                <w:sz w:val="24"/>
+                <w:szCs w:val="24"/>
+              </w:rPr>
+              <w:t>1 − e^(−</w:t>
+            </w:r>
+            <w:r>
+              <w:rPr>
+                <w:rFonts w:ascii="Times New Roman" w:eastAsia="Times New Roman" w:hAnsi="Times New Roman" w:cs="Times New Roman"/>
+                <w:b/>
+                <w:bCs/>
+                <w:i/>
+                <w:iCs/>
+                <w:sz w:val="24"/>
+                <w:szCs w:val="24"/>
+              </w:rPr>
+              <w:t>r</w:t>
+            </w:r>
+            <w:r>
+              <w:rPr>
+                <w:rFonts w:ascii="Times New Roman" w:eastAsia="Times New Roman" w:hAnsi="Times New Roman" w:cs="Times New Roman"/>
+                <w:b/>
+                <w:bCs/>
+                <w:sz w:val="24"/>
+                <w:szCs w:val="24"/>
+              </w:rPr>
+              <w:t>) (exact)</w:t>
+            </w:r>
+          </w:p>
+        </w:tc>
+        <w:tc>
+          <w:tcPr>
+            <w:tcW w:w="0" w:type="auto"/>
+            <w:vAlign w:val="center"/>
+            <w:hideMark/>
+          </w:tcPr>
+          <w:p>
+            <w:pPr>
+              <w:jc w:val="center"/>
+              <w:rPr>
+                <w:rFonts w:ascii="Times New Roman" w:eastAsia="Times New Roman" w:hAnsi="Times New Roman" w:cs="Times New Roman"/>
+                <w:b/>
+                <w:bCs/>
+                <w:sz w:val="24"/>
+                <w:szCs w:val="24"/>
+              </w:rPr>
+            </w:pPr>
+            <w:r>
+              <w:rPr>
+                <w:rFonts w:ascii="Times New Roman" w:eastAsia="Times New Roman" w:hAnsi="Times New Roman" w:cs="Times New Roman"/>
+                <w:b/>
+                <w:bCs/>
+                <w:sz w:val="24"/>
+                <w:szCs w:val="24"/>
+              </w:rPr>
+              <w:t>Error</w:t>
+            </w:r>
+          </w:p>
+        </w:tc>
+      </w:tr>
+      <w:tr>
+        <w:trPr>
+          <w:tblCellSpacing w:w="15" w:type="dxa"/>
+        </w:trPr>
+        <w:tc>
+          <w:tcPr>
+            <w:tcW w:w="0" w:type="auto"/>
+            <w:vAlign w:val="center"/>
+            <w:hideMark/>
+          </w:tcPr>
+          <w:p>
+            <w:pPr>
+              <w:rPr>
+                <w:rFonts w:ascii="Times New Roman" w:eastAsia="Times New Roman" w:hAnsi="Times New Roman" w:cs="Times New Roman"/>
+                <w:sz w:val="24"/>
+                <w:szCs w:val="24"/>
+              </w:rPr>
+            </w:pPr>
+            <w:r>
+              <w:rPr>
+                <w:rFonts w:ascii="Times New Roman" w:eastAsia="Times New Roman" w:hAnsi="Times New Roman" w:cs="Times New Roman"/>
+                <w:sz w:val="24"/>
+                <w:szCs w:val="24"/>
+              </w:rPr>
+              <w:t>0.1</w:t>
+            </w:r>
+          </w:p>
+        </w:tc>
+        <w:tc>
+          <w:tcPr>
+            <w:tcW w:w="0" w:type="auto"/>
+            <w:vAlign w:val="center"/>
+            <w:hideMark/>
+          </w:tcPr>
+          <w:p>
+            <w:pPr>
+              <w:rPr>
+                <w:rFonts w:ascii="Times New Roman" w:eastAsia="Times New Roman" w:hAnsi="Times New Roman" w:cs="Times New Roman"/>
+                <w:sz w:val="24"/>
+                <w:szCs w:val="24"/>
+              </w:rPr>
+            </w:pPr>
+            <w:r>
+              <w:rPr>
+                <w:rFonts w:ascii="Times New Roman" w:eastAsia="Times New Roman" w:hAnsi="Times New Roman" w:cs="Times New Roman"/>
+                <w:sz w:val="24"/>
+                <w:szCs w:val="24"/>
+              </w:rPr>
+              <w:t>0.100</w:t>
+            </w:r>
+          </w:p>
+        </w:tc>
+        <w:tc>
+          <w:tcPr>
+            <w:tcW w:w="0" w:type="auto"/>
+            <w:vAlign w:val="center"/>
+            <w:hideMark/>
+          </w:tcPr>
+          <w:p>
+            <w:pPr>
+              <w:rPr>
+                <w:rFonts w:ascii="Times New Roman" w:eastAsia="Times New Roman" w:hAnsi="Times New Roman" w:cs="Times New Roman"/>
+                <w:sz w:val="24"/>
+                <w:szCs w:val="24"/>
+              </w:rPr>
+            </w:pPr>
+            <w:r>
+              <w:rPr>
+                <w:rFonts w:ascii="Times New Roman" w:eastAsia="Times New Roman" w:hAnsi="Times New Roman" w:cs="Times New Roman"/>
+                <w:sz w:val="24"/>
+                <w:szCs w:val="24"/>
+              </w:rPr>
+              <w:t>0.095</w:t>
+            </w:r>
+          </w:p>
+        </w:tc>
+        <w:tc>
+          <w:tcPr>
+            <w:tcW w:w="0" w:type="auto"/>
+            <w:vAlign w:val="center"/>
+            <w:hideMark/>
+          </w:tcPr>
+          <w:p>
+            <w:pPr>
+              <w:rPr>
+                <w:rFonts w:ascii="Times New Roman" w:eastAsia="Times New Roman" w:hAnsi="Times New Roman" w:cs="Times New Roman"/>
+                <w:sz w:val="24"/>
+                <w:szCs w:val="24"/>
+              </w:rPr>
+            </w:pPr>
+            <w:r>
+              <w:rPr>
+                <w:rFonts w:ascii="Times New Roman" w:eastAsia="Times New Roman" w:hAnsi="Times New Roman" w:cs="Times New Roman"/>
+                <w:sz w:val="24"/>
+                <w:szCs w:val="24"/>
+              </w:rPr>
+              <w:t>+5%</w:t>
+            </w:r>
+          </w:p>
+        </w:tc>
+      </w:tr>
+      <w:tr>
+        <w:trPr>
+          <w:tblCellSpacing w:w="15" w:type="dxa"/>
+        </w:trPr>
+        <w:tc>
+          <w:tcPr>
+            <w:tcW w:w="0" w:type="auto"/>
+            <w:vAlign w:val="center"/>
+            <w:hideMark/>
+          </w:tcPr>
+          <w:p>
+            <w:pPr>
+              <w:rPr>
+                <w:rFonts w:ascii="Times New Roman" w:eastAsia="Times New Roman" w:hAnsi="Times New Roman" w:cs="Times New Roman"/>
+                <w:sz w:val="24"/>
+                <w:szCs w:val="24"/>
+              </w:rPr>
+            </w:pPr>
+            <w:r>
+              <w:rPr>
+                <w:rFonts w:ascii="Times New Roman" w:eastAsia="Times New Roman" w:hAnsi="Times New Roman" w:cs="Times New Roman"/>
+                <w:sz w:val="24"/>
+                <w:szCs w:val="24"/>
+              </w:rPr>
+              <w:t>0.5</w:t>
+            </w:r>
+          </w:p>
+        </w:tc>
+        <w:tc>
+          <w:tcPr>
+            <w:tcW w:w="0" w:type="auto"/>
+            <w:vAlign w:val="center"/>
+            <w:hideMark/>
+          </w:tcPr>
+          <w:p>
+            <w:pPr>
+              <w:rPr>
+                <w:rFonts w:ascii="Times New Roman" w:eastAsia="Times New Roman" w:hAnsi="Times New Roman" w:cs="Times New Roman"/>
+                <w:sz w:val="24"/>
+                <w:szCs w:val="24"/>
+              </w:rPr>
+            </w:pPr>
+            <w:r>
+              <w:rPr>
+                <w:rFonts w:ascii="Times New Roman" w:eastAsia="Times New Roman" w:hAnsi="Times New Roman" w:cs="Times New Roman"/>
+                <w:sz w:val="24"/>
+                <w:szCs w:val="24"/>
+              </w:rPr>
+              <w:t>0.500</w:t>
+            </w:r>
+          </w:p>
+        </w:tc>
+        <w:tc>
+          <w:tcPr>
+            <w:tcW w:w="0" w:type="auto"/>
+            <w:vAlign w:val="center"/>
+            <w:hideMark/>
+          </w:tcPr>
+          <w:p>
+            <w:pPr>
+              <w:rPr>
+                <w:rFonts w:ascii="Times New Roman" w:eastAsia="Times New Roman" w:hAnsi="Times New Roman" w:cs="Times New Roman"/>
+                <w:sz w:val="24"/>
+                <w:szCs w:val="24"/>
+              </w:rPr>
+            </w:pPr>
+            <w:r>
+              <w:rPr>
+                <w:rFonts w:ascii="Times New Roman" w:eastAsia="Times New Roman" w:hAnsi="Times New Roman" w:cs="Times New Roman"/>
+                <w:sz w:val="24"/>
+                <w:szCs w:val="24"/>
+              </w:rPr>
+              <w:t>0.393</w:t>
+            </w:r>
+          </w:p>
+        </w:tc>
+        <w:tc>
+          <w:tcPr>
+            <w:tcW w:w="0" w:type="auto"/>
+            <w:vAlign w:val="center"/>
+            <w:hideMark/>
+          </w:tcPr>
+          <w:p>
+            <w:pPr>
+              <w:rPr>
+                <w:rFonts w:ascii="Times New Roman" w:eastAsia="Times New Roman" w:hAnsi="Times New Roman" w:cs="Times New Roman"/>
+                <w:sz w:val="24"/>
+                <w:szCs w:val="24"/>
+              </w:rPr>
+            </w:pPr>
+            <w:r>
+              <w:rPr>
+                <w:rFonts w:ascii="Times New Roman" w:eastAsia="Times New Roman" w:hAnsi="Times New Roman" w:cs="Times New Roman"/>
+                <w:sz w:val="24"/>
+                <w:szCs w:val="24"/>
+              </w:rPr>
+              <w:t>+27%</w:t>
+            </w:r>
+          </w:p>
+        </w:tc>
+      </w:tr>
+      <w:tr>
+        <w:trPr>
+          <w:tblCellSpacing w:w="15" w:type="dxa"/>
+        </w:trPr>
+        <w:tc>
+          <w:tcPr>
+            <w:tcW w:w="0" w:type="auto"/>
+            <w:vAlign w:val="center"/>
+            <w:hideMark/>
+          </w:tcPr>
+          <w:p>
+            <w:pPr>
+              <w:rPr>
+                <w:rFonts w:ascii="Times New Roman" w:eastAsia="Times New Roman" w:hAnsi="Times New Roman" w:cs="Times New Roman"/>
+                <w:sz w:val="24"/>
+                <w:szCs w:val="24"/>
+              </w:rPr>
+            </w:pPr>
+            <w:r>
+              <w:rPr>
+                <w:rFonts w:ascii="Times New Roman" w:eastAsia="Times New Roman" w:hAnsi="Times New Roman" w:cs="Times New Roman"/>
+                <w:sz w:val="24"/>
+                <w:szCs w:val="24"/>
+              </w:rPr>
+              <w:t>1.0</w:t>
+            </w:r>
+          </w:p>
+        </w:tc>
+        <w:tc>
+          <w:tcPr>
+            <w:tcW w:w="0" w:type="auto"/>
+            <w:vAlign w:val="center"/>
+            <w:hideMark/>
+          </w:tcPr>
+          <w:p>
+            <w:pPr>
+              <w:rPr>
+                <w:rFonts w:ascii="Times New Roman" w:eastAsia="Times New Roman" w:hAnsi="Times New Roman" w:cs="Times New Roman"/>
+                <w:sz w:val="24"/>
+                <w:szCs w:val="24"/>
+              </w:rPr>
+            </w:pPr>
+            <w:r>
+              <w:rPr>
+                <w:rFonts w:ascii="Times New Roman" w:eastAsia="Times New Roman" w:hAnsi="Times New Roman" w:cs="Times New Roman"/>
+                <w:sz w:val="24"/>
+                <w:szCs w:val="24"/>
+              </w:rPr>
+              <w:t>1.000</w:t>
+            </w:r>
+          </w:p>
+        </w:tc>
+        <w:tc>
+          <w:tcPr>
+            <w:tcW w:w="0" w:type="auto"/>
+            <w:vAlign w:val="center"/>
+            <w:hideMark/>
+          </w:tcPr>
+          <w:p>
+            <w:pPr>
+              <w:rPr>
+                <w:rFonts w:ascii="Times New Roman" w:eastAsia="Times New Roman" w:hAnsi="Times New Roman" w:cs="Times New Roman"/>
+                <w:sz w:val="24"/>
+                <w:szCs w:val="24"/>
+              </w:rPr>
+            </w:pPr>
+            <w:r>
+              <w:rPr>
+                <w:rFonts w:ascii="Times New Roman" w:eastAsia="Times New Roman" w:hAnsi="Times New Roman" w:cs="Times New Roman"/>
+                <w:sz w:val="24"/>
+                <w:szCs w:val="24"/>
+              </w:rPr>
+              <w:t>0.632</w:t>
+            </w:r>
+          </w:p>
+        </w:tc>
+        <w:tc>
+          <w:tcPr>
+            <w:tcW w:w="0" w:type="auto"/>
+            <w:vAlign w:val="center"/>
+            <w:hideMark/>
+          </w:tcPr>
+          <w:p>
+            <w:pPr>
+              <w:rPr>
+                <w:rFonts w:ascii="Times New Roman" w:eastAsia="Times New Roman" w:hAnsi="Times New Roman" w:cs="Times New Roman"/>
+                <w:sz w:val="24"/>
+                <w:szCs w:val="24"/>
+              </w:rPr>
+            </w:pPr>
+            <w:r>
+              <w:rPr>
+                <w:rFonts w:ascii="Times New Roman" w:eastAsia="Times New Roman" w:hAnsi="Times New Roman" w:cs="Times New Roman"/>
+                <w:sz w:val="24"/>
+                <w:szCs w:val="24"/>
+              </w:rPr>
+              <w:t>+58%</w:t>
+            </w:r>
+          </w:p>
+        </w:tc>
+      </w:tr>
+      <w:tr>
+        <w:trPr>
+          <w:tblCellSpacing w:w="15" w:type="dxa"/>
+        </w:trPr>
+        <w:tc>
+          <w:tcPr>
+            <w:tcW w:w="0" w:type="auto"/>
+            <w:vAlign w:val="center"/>
+            <w:hideMark/>
+          </w:tcPr>
+          <w:p>
+            <w:pPr>
+              <w:rPr>
+                <w:rFonts w:ascii="Times New Roman" w:eastAsia="Times New Roman" w:hAnsi="Times New Roman" w:cs="Times New Roman"/>
+                <w:sz w:val="24"/>
+                <w:szCs w:val="24"/>
+              </w:rPr>
+            </w:pPr>
+            <w:r>
+              <w:rPr>
+                <w:rFonts w:ascii="Times New Roman" w:eastAsia="Times New Roman" w:hAnsi="Times New Roman" w:cs="Times New Roman"/>
+                <w:sz w:val="24"/>
+                <w:szCs w:val="24"/>
+              </w:rPr>
+              <w:t>2.0</w:t>
+            </w:r>
+          </w:p>
+        </w:tc>
+        <w:tc>
+          <w:tcPr>
+            <w:tcW w:w="0" w:type="auto"/>
+            <w:vAlign w:val="center"/>
+            <w:hideMark/>
+          </w:tcPr>
+          <w:p>
+            <w:pPr>
+              <w:rPr>
+                <w:rFonts w:ascii="Times New Roman" w:eastAsia="Times New Roman" w:hAnsi="Times New Roman" w:cs="Times New Roman"/>
+                <w:sz w:val="24"/>
+                <w:szCs w:val="24"/>
+              </w:rPr>
+            </w:pPr>
+            <w:r>
+              <w:rPr>
+                <w:rFonts w:ascii="Times New Roman" w:eastAsia="Times New Roman" w:hAnsi="Times New Roman" w:cs="Times New Roman"/>
+                <w:sz w:val="24"/>
+                <w:szCs w:val="24"/>
+              </w:rPr>
+              <w:t>2.000</w:t>
+            </w:r>
+          </w:p>
+        </w:tc>
+        <w:tc>
+          <w:tcPr>
+            <w:tcW w:w="0" w:type="auto"/>
+            <w:vAlign w:val="center"/>
+            <w:hideMark/>
+          </w:tcPr>
+          <w:p>
+            <w:pPr>
+              <w:rPr>
+                <w:rFonts w:ascii="Times New Roman" w:eastAsia="Times New Roman" w:hAnsi="Times New Roman" w:cs="Times New Roman"/>
+                <w:sz w:val="24"/>
+                <w:szCs w:val="24"/>
+              </w:rPr>
+            </w:pPr>
+            <w:r>
+              <w:rPr>
+                <w:rFonts w:ascii="Times New Roman" w:eastAsia="Times New Roman" w:hAnsi="Times New Roman" w:cs="Times New Roman"/>
+                <w:sz w:val="24"/>
+                <w:szCs w:val="24"/>
+              </w:rPr>
+              <w:t>0.865</w:t>
+            </w:r>
+          </w:p>
+        </w:tc>
+        <w:tc>
+          <w:tcPr>
+            <w:tcW w:w="0" w:type="auto"/>
+            <w:vAlign w:val="center"/>
+            <w:hideMark/>
+          </w:tcPr>
+          <w:p>
+            <w:pPr>
+              <w:rPr>
+                <w:rFonts w:ascii="Times New Roman" w:eastAsia="Times New Roman" w:hAnsi="Times New Roman" w:cs="Times New Roman"/>
+                <w:sz w:val="24"/>
+                <w:szCs w:val="24"/>
+              </w:rPr>
+            </w:pPr>
+            <w:r>
+              <w:rPr>
+                <w:rFonts w:ascii="Times New Roman" w:eastAsia="Times New Roman" w:hAnsi="Times New Roman" w:cs="Times New Roman"/>
+                <w:sz w:val="24"/>
+                <w:szCs w:val="24"/>
+              </w:rPr>
+              <w:t>+131%</w:t>
+            </w:r>
+          </w:p>
+        </w:tc>
+      </w:tr>
+    </w:tbl>
+    <w:p>
+      <w:pPr>
+        <w:spacing w:before="100" w:beforeAutospacing="1" w:after="100" w:afterAutospacing="1"/>
+        <w:rPr>
+          <w:rFonts w:ascii="Times New Roman" w:eastAsia="Times New Roman" w:hAnsi="Times New Roman" w:cs="Times New Roman"/>
+          <w:sz w:val="24"/>
+          <w:szCs w:val="24"/>
+        </w:rPr>
+      </w:pPr>
+      <w:r>
+        <w:rPr>
+          <w:rFonts w:ascii="Times New Roman" w:eastAsia="Times New Roman" w:hAnsi="Times New Roman" w:cs="Times New Roman"/>
+          <w:sz w:val="24"/>
+          <w:szCs w:val="24"/>
+        </w:rPr>
+        <w:t xml:space="preserve">e.g., </w:t>
+      </w:r>
+      <w:r>
+        <w:rPr>
+          <w:rFonts w:ascii="Times New Roman" w:eastAsia="Times New Roman" w:hAnsi="Times New Roman" w:cs="Times New Roman"/>
+          <w:sz w:val="24"/>
+          <w:szCs w:val="24"/>
+        </w:rPr>
+        <w:t xml:space="preserve">At </w:t>
+      </w:r>
+      <w:r>
+        <w:rPr>
+          <w:rFonts w:ascii="Times New Roman" w:eastAsia="Times New Roman" w:hAnsi="Times New Roman" w:cs="Times New Roman"/>
+          <w:i/>
+          <w:iCs/>
+          <w:sz w:val="24"/>
+          <w:szCs w:val="24"/>
+        </w:rPr>
+        <w:t>r</w:t>
+      </w:r>
+      <w:r>
+        <w:rPr>
+          <w:rFonts w:ascii="Times New Roman" w:eastAsia="Times New Roman" w:hAnsi="Times New Roman" w:cs="Times New Roman"/>
+          <w:sz w:val="24"/>
+          <w:szCs w:val="24"/>
+        </w:rPr>
+        <w:t xml:space="preserve"> = 2 the original claims 200% of the compartment exits and is replaced. Impossible — you cannot lose twice everyone who was there.</w:t>
+      </w:r>
+    </w:p>
+    <w:p>
+      <w:pPr>
+        <w:spacing w:before="100" w:beforeAutospacing="1" w:after="100" w:afterAutospacing="1"/>
+        <w:rPr>
+          <w:rFonts w:ascii="Times New Roman" w:eastAsia="Times New Roman" w:hAnsi="Times New Roman" w:cs="Times New Roman"/>
+          <w:sz w:val="24"/>
+          <w:szCs w:val="24"/>
+        </w:rPr>
+      </w:pPr>
+      <w:r>
+        <w:rPr>
+          <w:rFonts w:ascii="Times New Roman" w:eastAsia="Times New Roman" w:hAnsi="Times New Roman" w:cs="Times New Roman"/>
           <w:b/>
           <w:bCs/>
           <w:sz w:val="24"/>
           <w:szCs w:val="24"/>
         </w:rPr>
-        <w:t>C</w:t>
-      </w:r>
-      <w:r>
-        <w:rPr>
-          <w:rFonts w:ascii="Cambria Math" w:eastAsia="Cambria Math" w:hAnsi="Cambria Math" w:cs="Cambria Math"/>
+        <w:t>The diagnostic that exposes it</w:t>
+      </w:r>
+    </w:p>
+    <w:tbl>
+      <w:tblPr>
+        <w:tblW w:w="0" w:type="auto"/>
+        <w:tblCellSpacing w:w="15" w:type="dxa"/>
+        <w:tblCellMar>
+          <w:top w:w="15" w:type="dxa"/>
+          <w:left w:w="15" w:type="dxa"/>
+          <w:bottom w:w="15" w:type="dxa"/>
+          <w:right w:w="15" w:type="dxa"/>
+        </w:tblCellMar>
+        <w:tblLook w:val="04A0" w:firstRow="1" w:lastRow="0" w:firstColumn="1" w:lastColumn="0" w:noHBand="0" w:noVBand="1"/>
+      </w:tblPr>
+      <w:tblGrid>
+        <w:gridCol w:w="1685"/>
+        <w:gridCol w:w="1952"/>
+        <w:gridCol w:w="995"/>
+      </w:tblGrid>
+      <w:tr>
+        <w:trPr>
+          <w:tblHeader/>
+          <w:tblCellSpacing w:w="15" w:type="dxa"/>
+        </w:trPr>
+        <w:tc>
+          <w:tcPr>
+            <w:tcW w:w="0" w:type="auto"/>
+            <w:vAlign w:val="center"/>
+            <w:hideMark/>
+          </w:tcPr>
+          <w:p>
+            <w:pPr>
+              <w:jc w:val="center"/>
+              <w:rPr>
+                <w:rFonts w:ascii="Times New Roman" w:eastAsia="Times New Roman" w:hAnsi="Times New Roman" w:cs="Times New Roman"/>
+                <w:b/>
+                <w:bCs/>
+                <w:sz w:val="24"/>
+                <w:szCs w:val="24"/>
+              </w:rPr>
+            </w:pPr>
+            <w:r>
+              <w:rPr>
+                <w:rFonts w:ascii="Times New Roman" w:eastAsia="Times New Roman" w:hAnsi="Times New Roman" w:cs="Times New Roman"/>
+                <w:b/>
+                <w:bCs/>
+                <w:sz w:val="24"/>
+                <w:szCs w:val="24"/>
+              </w:rPr>
+              <w:lastRenderedPageBreak/>
+              <w:t>Formula</w:t>
+            </w:r>
+          </w:p>
+        </w:tc>
+        <w:tc>
+          <w:tcPr>
+            <w:tcW w:w="0" w:type="auto"/>
+            <w:vAlign w:val="center"/>
+            <w:hideMark/>
+          </w:tcPr>
+          <w:p>
+            <w:pPr>
+              <w:jc w:val="center"/>
+              <w:rPr>
+                <w:rFonts w:ascii="Times New Roman" w:eastAsia="Times New Roman" w:hAnsi="Times New Roman" w:cs="Times New Roman"/>
+                <w:b/>
+                <w:bCs/>
+                <w:sz w:val="24"/>
+                <w:szCs w:val="24"/>
+              </w:rPr>
+            </w:pPr>
+            <w:r>
+              <w:rPr>
+                <w:rFonts w:ascii="Times New Roman" w:eastAsia="Times New Roman" w:hAnsi="Times New Roman" w:cs="Times New Roman"/>
+                <w:b/>
+                <w:bCs/>
+                <w:sz w:val="24"/>
+                <w:szCs w:val="24"/>
+              </w:rPr>
+              <w:t xml:space="preserve">Behavior as </w:t>
+            </w:r>
+            <w:r>
+              <w:rPr>
+                <w:rFonts w:ascii="Times New Roman" w:eastAsia="Times New Roman" w:hAnsi="Times New Roman" w:cs="Times New Roman"/>
+                <w:b/>
+                <w:bCs/>
+                <w:i/>
+                <w:iCs/>
+                <w:sz w:val="24"/>
+                <w:szCs w:val="24"/>
+              </w:rPr>
+              <w:t>r</w:t>
+            </w:r>
+            <w:r>
+              <w:rPr>
+                <w:rFonts w:ascii="Times New Roman" w:eastAsia="Times New Roman" w:hAnsi="Times New Roman" w:cs="Times New Roman"/>
+                <w:b/>
+                <w:bCs/>
+                <w:sz w:val="24"/>
+                <w:szCs w:val="24"/>
+              </w:rPr>
+              <w:t xml:space="preserve"> → ∞</w:t>
+            </w:r>
+          </w:p>
+        </w:tc>
+        <w:tc>
+          <w:tcPr>
+            <w:tcW w:w="0" w:type="auto"/>
+            <w:vAlign w:val="center"/>
+            <w:hideMark/>
+          </w:tcPr>
+          <w:p>
+            <w:pPr>
+              <w:jc w:val="center"/>
+              <w:rPr>
+                <w:rFonts w:ascii="Times New Roman" w:eastAsia="Times New Roman" w:hAnsi="Times New Roman" w:cs="Times New Roman"/>
+                <w:b/>
+                <w:bCs/>
+                <w:sz w:val="24"/>
+                <w:szCs w:val="24"/>
+              </w:rPr>
+            </w:pPr>
+            <w:r>
+              <w:rPr>
+                <w:rFonts w:ascii="Times New Roman" w:eastAsia="Times New Roman" w:hAnsi="Times New Roman" w:cs="Times New Roman"/>
+                <w:b/>
+                <w:bCs/>
+                <w:sz w:val="24"/>
+                <w:szCs w:val="24"/>
+              </w:rPr>
+              <w:t>Correct?</w:t>
+            </w:r>
+          </w:p>
+        </w:tc>
+      </w:tr>
+      <w:tr>
+        <w:trPr>
+          <w:tblCellSpacing w:w="15" w:type="dxa"/>
+        </w:trPr>
+        <w:tc>
+          <w:tcPr>
+            <w:tcW w:w="0" w:type="auto"/>
+            <w:vAlign w:val="center"/>
+            <w:hideMark/>
+          </w:tcPr>
+          <w:p>
+            <w:pPr>
+              <w:rPr>
+                <w:rFonts w:ascii="Times New Roman" w:eastAsia="Times New Roman" w:hAnsi="Times New Roman" w:cs="Times New Roman"/>
+                <w:sz w:val="24"/>
+                <w:szCs w:val="24"/>
+              </w:rPr>
+            </w:pPr>
+            <w:r>
+              <w:rPr>
+                <w:rFonts w:ascii="Times New Roman" w:eastAsia="Times New Roman" w:hAnsi="Times New Roman" w:cs="Times New Roman"/>
+                <w:i/>
+                <w:iCs/>
+                <w:sz w:val="24"/>
+                <w:szCs w:val="24"/>
+              </w:rPr>
+              <w:t>u_C</w:t>
+            </w:r>
+            <w:r>
+              <w:rPr>
+                <w:rFonts w:ascii="Times New Roman" w:eastAsia="Times New Roman" w:hAnsi="Times New Roman" w:cs="Times New Roman"/>
+                <w:sz w:val="24"/>
+                <w:szCs w:val="24"/>
+              </w:rPr>
+              <w:t xml:space="preserve">/(1 + </w:t>
+            </w:r>
+            <w:r>
+              <w:rPr>
+                <w:rFonts w:ascii="Times New Roman" w:eastAsia="Times New Roman" w:hAnsi="Times New Roman" w:cs="Times New Roman"/>
+                <w:i/>
+                <w:iCs/>
+                <w:sz w:val="24"/>
+                <w:szCs w:val="24"/>
+              </w:rPr>
+              <w:t>r</w:t>
+            </w:r>
+            <w:r>
+              <w:rPr>
+                <w:rFonts w:ascii="Times New Roman" w:eastAsia="Times New Roman" w:hAnsi="Times New Roman" w:cs="Times New Roman"/>
+                <w:sz w:val="24"/>
+                <w:szCs w:val="24"/>
+              </w:rPr>
+              <w:t>)</w:t>
+            </w:r>
+          </w:p>
+        </w:tc>
+        <w:tc>
+          <w:tcPr>
+            <w:tcW w:w="0" w:type="auto"/>
+            <w:vAlign w:val="center"/>
+            <w:hideMark/>
+          </w:tcPr>
+          <w:p>
+            <w:pPr>
+              <w:rPr>
+                <w:rFonts w:ascii="Times New Roman" w:eastAsia="Times New Roman" w:hAnsi="Times New Roman" w:cs="Times New Roman"/>
+                <w:sz w:val="24"/>
+                <w:szCs w:val="24"/>
+              </w:rPr>
+            </w:pPr>
+            <w:r>
+              <w:rPr>
+                <w:rFonts w:ascii="Times New Roman" w:eastAsia="Times New Roman" w:hAnsi="Times New Roman" w:cs="Times New Roman"/>
+                <w:i/>
+                <w:iCs/>
+                <w:sz w:val="24"/>
+                <w:szCs w:val="24"/>
+              </w:rPr>
+              <w:t>C</w:t>
+            </w:r>
+            <w:r>
+              <w:rPr>
+                <w:rFonts w:ascii="Times New Roman" w:eastAsia="Times New Roman" w:hAnsi="Times New Roman" w:cs="Times New Roman"/>
+                <w:sz w:val="24"/>
+                <w:szCs w:val="24"/>
+              </w:rPr>
+              <w:t>*/</w:t>
+            </w:r>
+            <w:r>
+              <w:rPr>
+                <w:rFonts w:ascii="Times New Roman" w:eastAsia="Times New Roman" w:hAnsi="Times New Roman" w:cs="Times New Roman"/>
+                <w:i/>
+                <w:iCs/>
+                <w:sz w:val="24"/>
+                <w:szCs w:val="24"/>
+              </w:rPr>
+              <w:t>u_C</w:t>
+            </w:r>
+            <w:r>
+              <w:rPr>
+                <w:rFonts w:ascii="Times New Roman" w:eastAsia="Times New Roman" w:hAnsi="Times New Roman" w:cs="Times New Roman"/>
+                <w:sz w:val="24"/>
+                <w:szCs w:val="24"/>
+              </w:rPr>
+              <w:t xml:space="preserve"> → 0</w:t>
+            </w:r>
+          </w:p>
+        </w:tc>
+        <w:tc>
+          <w:tcPr>
+            <w:tcW w:w="0" w:type="auto"/>
+            <w:vAlign w:val="center"/>
+            <w:hideMark/>
+          </w:tcPr>
+          <w:p>
+            <w:pPr>
+              <w:rPr>
+                <w:rFonts w:ascii="Times New Roman" w:eastAsia="Times New Roman" w:hAnsi="Times New Roman" w:cs="Times New Roman"/>
+                <w:sz w:val="24"/>
+                <w:szCs w:val="24"/>
+              </w:rPr>
+            </w:pPr>
+            <w:r>
+              <w:rPr>
+                <w:rFonts w:ascii="Times New Roman" w:eastAsia="Times New Roman" w:hAnsi="Times New Roman" w:cs="Times New Roman"/>
+                <w:sz w:val="24"/>
+                <w:szCs w:val="24"/>
+              </w:rPr>
+              <w:t>No</w:t>
+            </w:r>
+          </w:p>
+        </w:tc>
+      </w:tr>
+      <w:tr>
+        <w:trPr>
+          <w:tblCellSpacing w:w="15" w:type="dxa"/>
+        </w:trPr>
+        <w:tc>
+          <w:tcPr>
+            <w:tcW w:w="0" w:type="auto"/>
+            <w:vAlign w:val="center"/>
+            <w:hideMark/>
+          </w:tcPr>
+          <w:p>
+            <w:pPr>
+              <w:rPr>
+                <w:rFonts w:ascii="Times New Roman" w:eastAsia="Times New Roman" w:hAnsi="Times New Roman" w:cs="Times New Roman"/>
+                <w:sz w:val="24"/>
+                <w:szCs w:val="24"/>
+              </w:rPr>
+            </w:pPr>
+            <w:r>
+              <w:rPr>
+                <w:rFonts w:ascii="Times New Roman" w:eastAsia="Times New Roman" w:hAnsi="Times New Roman" w:cs="Times New Roman"/>
+                <w:i/>
+                <w:iCs/>
+                <w:sz w:val="24"/>
+                <w:szCs w:val="24"/>
+              </w:rPr>
+              <w:t>u_C</w:t>
+            </w:r>
+            <w:r>
+              <w:rPr>
+                <w:rFonts w:ascii="Times New Roman" w:eastAsia="Times New Roman" w:hAnsi="Times New Roman" w:cs="Times New Roman"/>
+                <w:sz w:val="24"/>
+                <w:szCs w:val="24"/>
+              </w:rPr>
+              <w:t>/(2 − e^(−</w:t>
+            </w:r>
+            <w:r>
+              <w:rPr>
+                <w:rFonts w:ascii="Times New Roman" w:eastAsia="Times New Roman" w:hAnsi="Times New Roman" w:cs="Times New Roman"/>
+                <w:i/>
+                <w:iCs/>
+                <w:sz w:val="24"/>
+                <w:szCs w:val="24"/>
+              </w:rPr>
+              <w:t>r</w:t>
+            </w:r>
+            <w:r>
+              <w:rPr>
+                <w:rFonts w:ascii="Times New Roman" w:eastAsia="Times New Roman" w:hAnsi="Times New Roman" w:cs="Times New Roman"/>
+                <w:sz w:val="24"/>
+                <w:szCs w:val="24"/>
+              </w:rPr>
+              <w:t>))</w:t>
+            </w:r>
+          </w:p>
+        </w:tc>
+        <w:tc>
+          <w:tcPr>
+            <w:tcW w:w="0" w:type="auto"/>
+            <w:vAlign w:val="center"/>
+            <w:hideMark/>
+          </w:tcPr>
+          <w:p>
+            <w:pPr>
+              <w:rPr>
+                <w:rFonts w:ascii="Times New Roman" w:eastAsia="Times New Roman" w:hAnsi="Times New Roman" w:cs="Times New Roman"/>
+                <w:sz w:val="24"/>
+                <w:szCs w:val="24"/>
+              </w:rPr>
+            </w:pPr>
+            <w:r>
+              <w:rPr>
+                <w:rFonts w:ascii="Times New Roman" w:eastAsia="Times New Roman" w:hAnsi="Times New Roman" w:cs="Times New Roman"/>
+                <w:i/>
+                <w:iCs/>
+                <w:sz w:val="24"/>
+                <w:szCs w:val="24"/>
+              </w:rPr>
+              <w:t>C</w:t>
+            </w:r>
+            <w:r>
+              <w:rPr>
+                <w:rFonts w:ascii="Times New Roman" w:eastAsia="Times New Roman" w:hAnsi="Times New Roman" w:cs="Times New Roman"/>
+                <w:sz w:val="24"/>
+                <w:szCs w:val="24"/>
+              </w:rPr>
+              <w:t>*/</w:t>
+            </w:r>
+            <w:r>
+              <w:rPr>
+                <w:rFonts w:ascii="Times New Roman" w:eastAsia="Times New Roman" w:hAnsi="Times New Roman" w:cs="Times New Roman"/>
+                <w:i/>
+                <w:iCs/>
+                <w:sz w:val="24"/>
+                <w:szCs w:val="24"/>
+              </w:rPr>
+              <w:t>u_C</w:t>
+            </w:r>
+            <w:r>
+              <w:rPr>
+                <w:rFonts w:ascii="Times New Roman" w:eastAsia="Times New Roman" w:hAnsi="Times New Roman" w:cs="Times New Roman"/>
+                <w:sz w:val="24"/>
+                <w:szCs w:val="24"/>
+              </w:rPr>
+              <w:t xml:space="preserve"> → 0.5</w:t>
+            </w:r>
+          </w:p>
+        </w:tc>
+        <w:tc>
+          <w:tcPr>
+            <w:tcW w:w="0" w:type="auto"/>
+            <w:vAlign w:val="center"/>
+            <w:hideMark/>
+          </w:tcPr>
+          <w:p>
+            <w:pPr>
+              <w:rPr>
+                <w:rFonts w:ascii="Times New Roman" w:eastAsia="Times New Roman" w:hAnsi="Times New Roman" w:cs="Times New Roman"/>
+                <w:sz w:val="24"/>
+                <w:szCs w:val="24"/>
+              </w:rPr>
+            </w:pPr>
+            <w:r>
+              <w:rPr>
+                <w:rFonts w:ascii="Times New Roman" w:eastAsia="Times New Roman" w:hAnsi="Times New Roman" w:cs="Times New Roman"/>
+                <w:sz w:val="24"/>
+                <w:szCs w:val="24"/>
+              </w:rPr>
+              <w:t>Yes</w:t>
+            </w:r>
+          </w:p>
+        </w:tc>
+      </w:tr>
+    </w:tbl>
+    <w:p>
+      <w:pPr>
+        <w:spacing w:before="100" w:beforeAutospacing="1" w:after="100" w:afterAutospacing="1"/>
+        <w:rPr>
+          <w:rFonts w:ascii="Times New Roman" w:eastAsia="Times New Roman" w:hAnsi="Times New Roman" w:cs="Times New Roman"/>
+          <w:sz w:val="24"/>
+          <w:szCs w:val="24"/>
+        </w:rPr>
+      </w:pPr>
+      <w:r>
+        <w:rPr>
+          <w:rFonts w:ascii="Times New Roman" w:eastAsia="Times New Roman" w:hAnsi="Times New Roman" w:cs="Times New Roman"/>
           <w:b/>
           <w:bCs/>
           <w:sz w:val="24"/>
           <w:szCs w:val="24"/>
         </w:rPr>
-        <w:t xml:space="preserve"> = C* + r · C* = (1 + r) · C*</w:t>
-      </w:r>
-    </w:p>
-    <w:p>
-      <w:pPr>
-        <w:spacing w:before="140" w:after="140"/>
+        <w:t>Annual users can never exceed twice point prevalence: at most everyone present at 1 Jan leaves and is replaced exactly once within the year</w:t>
+      </w:r>
+      <w:r>
+        <w:rPr>
+          <w:rFonts w:ascii="Times New Roman" w:eastAsia="Times New Roman" w:hAnsi="Times New Roman" w:cs="Times New Roman"/>
+          <w:sz w:val="24"/>
+          <w:szCs w:val="24"/>
+        </w:rPr>
+        <w:t xml:space="preserve">. Any formula producing </w:t>
+      </w:r>
+      <w:r>
+        <w:rPr>
+          <w:rFonts w:ascii="Times New Roman" w:eastAsia="Times New Roman" w:hAnsi="Times New Roman" w:cs="Times New Roman"/>
+          <w:i/>
+          <w:iCs/>
+          <w:sz w:val="24"/>
+          <w:szCs w:val="24"/>
+        </w:rPr>
+        <w:t>C</w:t>
+      </w:r>
+      <w:r>
+        <w:rPr>
+          <w:rFonts w:ascii="Times New Roman" w:eastAsia="Times New Roman" w:hAnsi="Times New Roman" w:cs="Times New Roman"/>
+          <w:sz w:val="24"/>
+          <w:szCs w:val="24"/>
+        </w:rPr>
+        <w:t>*/</w:t>
+      </w:r>
+      <w:r>
+        <w:rPr>
+          <w:rFonts w:ascii="Times New Roman" w:eastAsia="Times New Roman" w:hAnsi="Times New Roman" w:cs="Times New Roman"/>
+          <w:i/>
+          <w:iCs/>
+          <w:sz w:val="24"/>
+          <w:szCs w:val="24"/>
+        </w:rPr>
+        <w:t>u_C</w:t>
+      </w:r>
+      <w:r>
+        <w:rPr>
+          <w:rFonts w:ascii="Times New Roman" w:eastAsia="Times New Roman" w:hAnsi="Times New Roman" w:cs="Times New Roman"/>
+          <w:sz w:val="24"/>
+          <w:szCs w:val="24"/>
+        </w:rPr>
+        <w:t xml:space="preserve"> &lt; 0.5 has violated a structural bound. The original does so for all </w:t>
+      </w:r>
+      <w:r>
+        <w:rPr>
+          <w:rFonts w:ascii="Times New Roman" w:eastAsia="Times New Roman" w:hAnsi="Times New Roman" w:cs="Times New Roman"/>
+          <w:i/>
+          <w:iCs/>
+          <w:sz w:val="24"/>
+          <w:szCs w:val="24"/>
+        </w:rPr>
+        <w:t>r</w:t>
+      </w:r>
+      <w:r>
+        <w:rPr>
+          <w:rFonts w:ascii="Times New Roman" w:eastAsia="Times New Roman" w:hAnsi="Times New Roman" w:cs="Times New Roman"/>
+          <w:sz w:val="24"/>
+          <w:szCs w:val="24"/>
+        </w:rPr>
+        <w:t xml:space="preserve"> &gt; 1 — which is every doxy-PEP scenario with mean duration under 12 months.</w:t>
+      </w:r>
+    </w:p>
+    <w:p>
+      <w:pPr>
+        <w:spacing w:before="100" w:beforeAutospacing="1" w:after="100" w:afterAutospacing="1"/>
+      </w:pPr>
+      <w:r>
+        <w:rPr>
+          <w:rFonts w:ascii="Times New Roman" w:eastAsia="Times New Roman" w:hAnsi="Times New Roman" w:cs="Times New Roman"/>
+          <w:sz w:val="24"/>
+          <w:szCs w:val="24"/>
+        </w:rPr>
+        <w:t xml:space="preserve">Math: </w:t>
+      </w:r>
+      <w:r>
+        <w:t>The key is the</w:t>
+      </w:r>
+      <w:r>
+        <w:t xml:space="preserve"> Taylor approximation: 1 − e^(−</w:t>
+      </w:r>
+      <w:r>
+        <w:rPr>
+          <w:rStyle w:val="Emphasis"/>
+        </w:rPr>
+        <w:t>r</w:t>
+      </w:r>
+      <w:r>
+        <w:t xml:space="preserve">) = </w:t>
+      </w:r>
+      <w:r>
+        <w:rPr>
+          <w:rStyle w:val="Emphasis"/>
+        </w:rPr>
+        <w:t>r</w:t>
+      </w:r>
+      <w:r>
+        <w:t xml:space="preserve"> − </w:t>
+      </w:r>
+      <w:r>
+        <w:rPr>
+          <w:rStyle w:val="Emphasis"/>
+        </w:rPr>
+        <w:t>r</w:t>
+      </w:r>
+      <w:r>
+        <w:t xml:space="preserve">²/2 + </w:t>
+      </w:r>
+      <w:r>
+        <w:rPr>
+          <w:rStyle w:val="Emphasis"/>
+        </w:rPr>
+        <w:t>r</w:t>
+      </w:r>
+      <w:r>
+        <w:t xml:space="preserve">³/6 − …, </w:t>
+      </w:r>
+    </w:p>
+    <w:p>
+      <w:pPr>
+        <w:spacing w:before="100" w:beforeAutospacing="1" w:after="100" w:afterAutospacing="1"/>
+        <w:rPr>
+          <w:rFonts w:ascii="Times New Roman" w:eastAsia="Times New Roman" w:hAnsi="Times New Roman" w:cs="Times New Roman"/>
+          <w:sz w:val="24"/>
+          <w:szCs w:val="24"/>
+        </w:rPr>
+      </w:pPr>
+      <w:r>
+        <w:t xml:space="preserve">If </w:t>
+      </w:r>
+      <w:r>
+        <w:rPr>
+          <w:rStyle w:val="Emphasis"/>
+        </w:rPr>
+        <w:t>r</w:t>
+      </w:r>
+      <w:r>
+        <w:t xml:space="preserve"> ≤ 0.2, </w:t>
+      </w:r>
+      <w:r>
+        <w:t xml:space="preserve">it’s OK to truncate after the first term, but when </w:t>
+      </w:r>
+      <w:r>
+        <w:rPr>
+          <w:rStyle w:val="Emphasis"/>
+        </w:rPr>
+        <w:t>r</w:t>
+      </w:r>
+      <w:r>
+        <w:t xml:space="preserve"> ≥ 1</w:t>
+      </w:r>
+      <w:r>
+        <w:t xml:space="preserve"> this simplification doesn’t hold</w:t>
+      </w:r>
+      <w:r>
+        <w:t>. Doxy-PEP durations</w:t>
+      </w:r>
+      <w:r>
+        <w:t xml:space="preserve"> (e.g. if duration is 3-6m: then r=1/d= [2-4]; p=e^-r= [0.018-0.135])</w:t>
+      </w:r>
+      <w:r>
+        <w:t xml:space="preserve"> sit in the range where it fails hardest.</w:t>
+      </w:r>
+    </w:p>
+    <w:p>
+      <w:pPr>
+        <w:spacing w:after="120"/>
+      </w:pPr>
+    </w:p>
+    <w:p>
+      <w:pPr>
+        <w:spacing w:after="80"/>
+        <w:ind w:left="360"/>
         <w:jc w:val="center"/>
-      </w:pPr>
-      <w:r>
-        <w:rPr>
-          <w:rFonts w:ascii="Cambria Math" w:eastAsia="Cambria Math" w:hAnsi="Cambria Math" w:cs="Cambria Math"/>
+        <w:rPr>
           <w:b/>
           <w:bCs/>
-          <w:sz w:val="24"/>
-          <w:szCs w:val="24"/>
-          <w:highlight w:val="green"/>
-        </w:rPr>
-        <w:t>C</w:t>
-      </w:r>
-      <w:r>
-        <w:rPr>
-          <w:rFonts w:ascii="Cambria Math" w:eastAsia="Cambria Math" w:hAnsi="Cambria Math" w:cs="Cambria Math"/>
-          <w:b/>
-          <w:bCs/>
-          <w:sz w:val="24"/>
-          <w:szCs w:val="24"/>
-          <w:highlight w:val="green"/>
-        </w:rPr>
-        <w:t>*</w:t>
-      </w:r>
-      <w:r>
-        <w:rPr>
-          <w:rFonts w:ascii="Cambria Math" w:eastAsia="Cambria Math" w:hAnsi="Cambria Math" w:cs="Cambria Math"/>
-          <w:b/>
-          <w:bCs/>
-          <w:sz w:val="24"/>
-          <w:szCs w:val="24"/>
-          <w:highlight w:val="green"/>
-        </w:rPr>
-        <w:t>=u_C/(1+r)</w:t>
-      </w:r>
-    </w:p>
-    <w:p/>
-    <w:p>
-      <w:pPr>
-        <w:jc w:val="center"/>
-      </w:pPr>
-      <w:r>
-        <w:rPr>
-          <w:noProof/>
-        </w:rPr>
-        <mc:AlternateContent>
-          <mc:Choice Requires="wpg">
-            <w:drawing>
-              <wp:inline distT="0" distB="0" distL="0" distR="0" wp14:anchorId="1D0B7D7C" wp14:editId="73D472A4">
-                <wp:extent cx="2035096" cy="1312916"/>
-                <wp:effectExtent l="12700" t="12700" r="10160" b="8255"/>
-                <wp:docPr id="1132072099" name="Group 4"/>
-                <wp:cNvGraphicFramePr/>
-                <a:graphic xmlns:a="http://schemas.openxmlformats.org/drawingml/2006/main">
-                  <a:graphicData uri="http://schemas.microsoft.com/office/word/2010/wordprocessingGroup">
-                    <wpg:wgp>
-                      <wpg:cNvGrpSpPr/>
-                      <wpg:grpSpPr>
-                        <a:xfrm>
-                          <a:off x="0" y="0"/>
-                          <a:ext cx="2035096" cy="1312916"/>
-                          <a:chOff x="0" y="0"/>
-                          <a:chExt cx="2035096" cy="1312916"/>
-                        </a:xfrm>
-                      </wpg:grpSpPr>
-                      <wps:wsp>
-                        <wps:cNvPr id="726111277" name="Rectangle 1"/>
-                        <wps:cNvSpPr/>
-                        <wps:spPr>
-                          <a:xfrm>
-                            <a:off x="0" y="451263"/>
-                            <a:ext cx="1575583" cy="861653"/>
-                          </a:xfrm>
-                          <a:prstGeom prst="rect">
-                            <a:avLst/>
-                          </a:prstGeom>
-                        </wps:spPr>
-                        <wps:style>
-                          <a:lnRef idx="2">
-                            <a:schemeClr val="accent6"/>
-                          </a:lnRef>
-                          <a:fillRef idx="1">
-                            <a:schemeClr val="lt1"/>
-                          </a:fillRef>
-                          <a:effectRef idx="0">
-                            <a:schemeClr val="accent6"/>
-                          </a:effectRef>
-                          <a:fontRef idx="minor">
-                            <a:schemeClr val="dk1"/>
-                          </a:fontRef>
-                        </wps:style>
-                        <wps:txbx>
-                          <w:txbxContent>
-                            <w:p>
-                              <w:pPr>
-                                <w:jc w:val="center"/>
-                                <w:rPr>
-                                  <w:sz w:val="20"/>
-                                  <w:szCs w:val="20"/>
-                                </w:rPr>
-                              </w:pPr>
-                              <w:r>
-                                <w:rPr>
-                                  <w:sz w:val="20"/>
-                                  <w:szCs w:val="20"/>
-                                </w:rPr>
-                                <w:t>C</w:t>
-                              </w:r>
-                              <w:r>
-                                <w:rPr>
-                                  <w:sz w:val="20"/>
-                                  <w:szCs w:val="20"/>
-                                </w:rPr>
-                                <w:t>*</w:t>
-                              </w:r>
-                            </w:p>
-                          </w:txbxContent>
-                        </wps:txbx>
-                        <wps:bodyPr rot="0" spcFirstLastPara="0" vertOverflow="overflow" horzOverflow="overflow" vert="horz" wrap="square" lIns="91440" tIns="45720" rIns="91440" bIns="45720" numCol="1" spcCol="0" rtlCol="0" fromWordArt="0" anchor="ctr" anchorCtr="0" forceAA="0" compatLnSpc="1">
-                          <a:prstTxWarp prst="textNoShape">
-                            <a:avLst/>
-                          </a:prstTxWarp>
-                          <a:noAutofit/>
-                        </wps:bodyPr>
-                      </wps:wsp>
-                      <wps:wsp>
-                        <wps:cNvPr id="299268902" name="U-Turn Arrow 4"/>
-                        <wps:cNvSpPr/>
-                        <wps:spPr>
-                          <a:xfrm>
-                            <a:off x="522515" y="0"/>
-                            <a:ext cx="1061085" cy="454025"/>
-                          </a:xfrm>
-                          <a:prstGeom prst="uturnArrow">
-                            <a:avLst>
-                              <a:gd name="adj1" fmla="val 35241"/>
-                              <a:gd name="adj2" fmla="val 25000"/>
-                              <a:gd name="adj3" fmla="val 25000"/>
-                              <a:gd name="adj4" fmla="val 43750"/>
-                              <a:gd name="adj5" fmla="val 99326"/>
-                            </a:avLst>
-                          </a:prstGeom>
-                        </wps:spPr>
-                        <wps:style>
-                          <a:lnRef idx="2">
-                            <a:schemeClr val="accent6"/>
-                          </a:lnRef>
-                          <a:fillRef idx="1">
-                            <a:schemeClr val="lt1"/>
-                          </a:fillRef>
-                          <a:effectRef idx="0">
-                            <a:schemeClr val="accent6"/>
-                          </a:effectRef>
-                          <a:fontRef idx="minor">
-                            <a:schemeClr val="dk1"/>
-                          </a:fontRef>
-                        </wps:style>
-                        <wps:txbx>
-                          <w:txbxContent>
-                            <w:p>
-                              <w:pPr>
-                                <w:jc w:val="center"/>
-                              </w:pPr>
-                              <w:r>
-                                <w:t>C*</w:t>
-                              </w:r>
-                            </w:p>
-                          </w:txbxContent>
-                        </wps:txbx>
-                        <wps:bodyPr rot="0" spcFirstLastPara="0" vertOverflow="overflow" horzOverflow="overflow" vert="horz" wrap="square" lIns="91440" tIns="45720" rIns="91440" bIns="45720" numCol="1" spcCol="0" rtlCol="0" fromWordArt="0" anchor="ctr" anchorCtr="0" forceAA="0" compatLnSpc="1">
-                          <a:prstTxWarp prst="textNoShape">
-                            <a:avLst/>
-                          </a:prstTxWarp>
-                          <a:noAutofit/>
-                        </wps:bodyPr>
-                      </wps:wsp>
-                      <wps:wsp>
-                        <wps:cNvPr id="2034346889" name="U-Turn Arrow 4"/>
-                        <wps:cNvSpPr/>
-                        <wps:spPr>
-                          <a:xfrm rot="5400000">
-                            <a:off x="1467522" y="646476"/>
-                            <a:ext cx="681124" cy="454025"/>
-                          </a:xfrm>
-                          <a:prstGeom prst="uturnArrow">
-                            <a:avLst>
-                              <a:gd name="adj1" fmla="val 35241"/>
-                              <a:gd name="adj2" fmla="val 25000"/>
-                              <a:gd name="adj3" fmla="val 25000"/>
-                              <a:gd name="adj4" fmla="val 43750"/>
-                              <a:gd name="adj5" fmla="val 99326"/>
-                            </a:avLst>
-                          </a:prstGeom>
-                        </wps:spPr>
-                        <wps:style>
-                          <a:lnRef idx="2">
-                            <a:schemeClr val="accent6"/>
-                          </a:lnRef>
-                          <a:fillRef idx="1">
-                            <a:schemeClr val="lt1"/>
-                          </a:fillRef>
-                          <a:effectRef idx="0">
-                            <a:schemeClr val="accent6"/>
-                          </a:effectRef>
-                          <a:fontRef idx="minor">
-                            <a:schemeClr val="dk1"/>
-                          </a:fontRef>
-                        </wps:style>
-                        <wps:txbx>
-                          <w:txbxContent>
-                            <w:p>
-                              <w:pPr>
-                                <w:jc w:val="center"/>
-                              </w:pPr>
-                              <w:r>
-                                <w:t>r*C*</w:t>
-                              </w:r>
-                            </w:p>
-                          </w:txbxContent>
-                        </wps:txbx>
-                        <wps:bodyPr rot="0" spcFirstLastPara="0" vertOverflow="overflow" horzOverflow="overflow" vert="horz" wrap="square" lIns="91440" tIns="45720" rIns="91440" bIns="45720" numCol="1" spcCol="0" rtlCol="0" fromWordArt="0" anchor="ctr" anchorCtr="0" forceAA="0" compatLnSpc="1">
-                          <a:prstTxWarp prst="textNoShape">
-                            <a:avLst/>
-                          </a:prstTxWarp>
-                          <a:noAutofit/>
-                        </wps:bodyPr>
-                      </wps:wsp>
-                    </wpg:wgp>
-                  </a:graphicData>
-                </a:graphic>
-              </wp:inline>
-            </w:drawing>
-          </mc:Choice>
-          <mc:Fallback>
-            <w:pict>
-              <v:group w14:anchorId="1D0B7D7C" id="Group 4" o:spid="_x0000_s1026" style="width:160.25pt;height:103.4pt;mso-position-horizontal-relative:char;mso-position-vertical-relative:line" coordsize="20350,13129" o:gfxdata="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">
-                <v:rect id="Rectangle 1" o:spid="_x0000_s1027" style="position:absolute;top:4512;width:15755;height:8617;visibility:visible;mso-wrap-style:square;v-text-anchor:middle" o:gfxdata="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" fillcolor="white [3201]" strokecolor="#4ea72e [3209]" strokeweight="1.5pt">
-                  <v:textbox>
-                    <w:txbxContent>
-                      <w:p>
-                        <w:pPr>
-                          <w:jc w:val="center"/>
-                          <w:rPr>
-                            <w:sz w:val="20"/>
-                            <w:szCs w:val="20"/>
-                          </w:rPr>
-                        </w:pPr>
-                        <w:r>
-                          <w:rPr>
-                            <w:sz w:val="20"/>
-                            <w:szCs w:val="20"/>
-                          </w:rPr>
-                          <w:t>C</w:t>
-                        </w:r>
-                        <w:r>
-                          <w:rPr>
-                            <w:sz w:val="20"/>
-                            <w:szCs w:val="20"/>
-                          </w:rPr>
-                          <w:t>*</w:t>
-                        </w:r>
-                      </w:p>
-                    </w:txbxContent>
-                  </v:textbox>
-                </v:rect>
-                <v:shape id="U-Turn Arrow 4" o:spid="_x0000_s1028" style="position:absolute;left:5225;width:10611;height:4540;visibility:visible;mso-wrap-style:square;v-text-anchor:middle" coordsize="1061085,454025" o:spt="100" o:gfxdata="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" adj="-11796480,,5400" path="m,454025l,198636c,88932,88932,,198636,l828944,v109704,,198636,88932,198636,198636l1027580,337459r33505,l947579,450965,834073,337459r33504,l867577,198636v,-21336,-17297,-38633,-38633,-38633l198636,160003v-21336,,-38633,17297,-38633,38633l160003,454025,,454025xe" fillcolor="white [3201]" strokecolor="#4ea72e [3209]" strokeweight="1.5pt">
-                  <v:stroke joinstyle="miter"/>
-                  <v:formulas/>
-                  <v:path arrowok="t" o:connecttype="custom" o:connectlocs="0,454025;0,198636;198636,0;828944,0;1027580,198636;1027580,337459;1061085,337459;947579,450965;834073,337459;867577,337459;867577,198636;828944,160003;198636,160003;160003,198636;160003,454025;0,454025" o:connectangles="0,0,0,0,0,0,0,0,0,0,0,0,0,0,0,0" textboxrect="0,0,1061085,454025"/>
-                  <v:textbox>
-                    <w:txbxContent>
-                      <w:p>
-                        <w:pPr>
-                          <w:jc w:val="center"/>
-                        </w:pPr>
-                        <w:r>
-                          <w:t>C*</w:t>
-                        </w:r>
-                      </w:p>
-                    </w:txbxContent>
-                  </v:textbox>
-                </v:shape>
-                <v:shape id="U-Turn Arrow 4" o:spid="_x0000_s1029" style="position:absolute;left:14674;top:6465;width:6811;height:4540;rotation:90;visibility:visible;mso-wrap-style:square;v-text-anchor:middle" coordsize="681124,454025" o:spt="100" o:gfxdata="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" adj="-11796480,,5400" path="m,454025l,198636c,88932,88932,,198636,l448983,c558687,,647619,88932,647619,198636r,138823l681124,337459,567618,450965,454112,337459r33504,l487616,198636v,-21336,-17297,-38633,-38633,-38633l198636,160003v-21336,,-38633,17297,-38633,38633l160003,454025,,454025xe" fillcolor="white [3201]" strokecolor="#4ea72e [3209]" strokeweight="1.5pt">
-                  <v:stroke joinstyle="miter"/>
-                  <v:formulas/>
-                  <v:path arrowok="t" o:connecttype="custom" o:connectlocs="0,454025;0,198636;198636,0;448983,0;647619,198636;647619,337459;681124,337459;567618,450965;454112,337459;487616,337459;487616,198636;448983,160003;198636,160003;160003,198636;160003,454025;0,454025" o:connectangles="0,0,0,0,0,0,0,0,0,0,0,0,0,0,0,0" textboxrect="0,0,681124,454025"/>
-                  <v:textbox>
-                    <w:txbxContent>
-                      <w:p>
-                        <w:pPr>
-                          <w:jc w:val="center"/>
-                        </w:pPr>
-                        <w:r>
-                          <w:t>r*C*</w:t>
-                        </w:r>
-                      </w:p>
-                    </w:txbxContent>
-                  </v:textbox>
-                </v:shape>
-                <w10:anchorlock/>
-              </v:group>
-            </w:pict>
-          </mc:Fallback>
-        </mc:AlternateContent>
-      </w:r>
-    </w:p>
-    <w:p/>
+        </w:rPr>
+      </w:pPr>
+    </w:p>
     <w:p>
       <w:pPr>
         <w:spacing w:after="80"/>
@@ -1395,7 +3864,25 @@
           <w:i/>
           <w:iCs/>
         </w:rPr>
-        <w:t>that fills a doxy prescription in a year whether newly starting or continuing from last year</w:t>
+        <w:t>that fills a doxy prescription in a year</w:t>
+      </w:r>
+      <w:r>
+        <w:rPr>
+          <w:b/>
+          <w:bCs/>
+          <w:i/>
+          <w:iCs/>
+        </w:rPr>
+        <w:t xml:space="preserve">, including those </w:t>
+      </w:r>
+      <w:r>
+        <w:rPr>
+          <w:b/>
+          <w:bCs/>
+          <w:i/>
+          <w:iCs/>
+        </w:rPr>
+        <w:t>newly starting or continuing from last year</w:t>
       </w:r>
       <w:r>
         <w:rPr>
@@ -1613,6 +4100,7 @@
         <w:spacing w:after="120"/>
       </w:pPr>
       <w:r>
+        <w:lastRenderedPageBreak/>
         <w:t xml:space="preserve">Base case: </w:t>
       </w:r>
     </w:p>
@@ -2604,12 +5092,6 @@
         <w:gridCol w:w="1961"/>
       </w:tblGrid>
       <w:tr>
-        <w:tblPrEx>
-          <w:tblCellMar>
-            <w:top w:w="0" w:type="dxa"/>
-            <w:bottom w:w="0" w:type="dxa"/>
-          </w:tblCellMar>
-        </w:tblPrEx>
         <w:trPr>
           <w:tblHeader/>
         </w:trPr>
@@ -2885,12 +5367,6 @@
         </w:tc>
       </w:tr>
       <w:tr>
-        <w:tblPrEx>
-          <w:tblCellMar>
-            <w:top w:w="0" w:type="dxa"/>
-            <w:bottom w:w="0" w:type="dxa"/>
-          </w:tblCellMar>
-        </w:tblPrEx>
         <w:tc>
           <w:tcPr>
             <w:tcW w:w="14400" w:type="dxa"/>
@@ -2924,12 +5400,6 @@
         </w:tc>
       </w:tr>
       <w:tr>
-        <w:tblPrEx>
-          <w:tblCellMar>
-            <w:top w:w="0" w:type="dxa"/>
-            <w:bottom w:w="0" w:type="dxa"/>
-          </w:tblCellMar>
-        </w:tblPrEx>
         <w:tc>
           <w:tcPr>
             <w:tcW w:w="379" w:type="dxa"/>
@@ -3183,12 +5653,6 @@
         </w:tc>
       </w:tr>
       <w:tr>
-        <w:tblPrEx>
-          <w:tblCellMar>
-            <w:top w:w="0" w:type="dxa"/>
-            <w:bottom w:w="0" w:type="dxa"/>
-          </w:tblCellMar>
-        </w:tblPrEx>
         <w:tc>
           <w:tcPr>
             <w:tcW w:w="379" w:type="dxa"/>
@@ -3448,12 +5912,6 @@
         </w:tc>
       </w:tr>
       <w:tr>
-        <w:tblPrEx>
-          <w:tblCellMar>
-            <w:top w:w="0" w:type="dxa"/>
-            <w:bottom w:w="0" w:type="dxa"/>
-          </w:tblCellMar>
-        </w:tblPrEx>
         <w:tc>
           <w:tcPr>
             <w:tcW w:w="379" w:type="dxa"/>
@@ -3707,12 +6165,6 @@
         </w:tc>
       </w:tr>
       <w:tr>
-        <w:tblPrEx>
-          <w:tblCellMar>
-            <w:top w:w="0" w:type="dxa"/>
-            <w:bottom w:w="0" w:type="dxa"/>
-          </w:tblCellMar>
-        </w:tblPrEx>
         <w:tc>
           <w:tcPr>
             <w:tcW w:w="379" w:type="dxa"/>
@@ -3964,12 +6416,6 @@
         </w:tc>
       </w:tr>
       <w:tr>
-        <w:tblPrEx>
-          <w:tblCellMar>
-            <w:top w:w="0" w:type="dxa"/>
-            <w:bottom w:w="0" w:type="dxa"/>
-          </w:tblCellMar>
-        </w:tblPrEx>
         <w:tc>
           <w:tcPr>
             <w:tcW w:w="379" w:type="dxa"/>
@@ -4221,12 +6667,6 @@
         </w:tc>
       </w:tr>
       <w:tr>
-        <w:tblPrEx>
-          <w:tblCellMar>
-            <w:top w:w="0" w:type="dxa"/>
-            <w:bottom w:w="0" w:type="dxa"/>
-          </w:tblCellMar>
-        </w:tblPrEx>
         <w:tc>
           <w:tcPr>
             <w:tcW w:w="379" w:type="dxa"/>
@@ -4480,12 +6920,6 @@
         </w:tc>
       </w:tr>
       <w:tr>
-        <w:tblPrEx>
-          <w:tblCellMar>
-            <w:top w:w="0" w:type="dxa"/>
-            <w:bottom w:w="0" w:type="dxa"/>
-          </w:tblCellMar>
-        </w:tblPrEx>
         <w:tc>
           <w:tcPr>
             <w:tcW w:w="379" w:type="dxa"/>
@@ -4737,12 +7171,6 @@
         </w:tc>
       </w:tr>
       <w:tr>
-        <w:tblPrEx>
-          <w:tblCellMar>
-            <w:top w:w="0" w:type="dxa"/>
-            <w:bottom w:w="0" w:type="dxa"/>
-          </w:tblCellMar>
-        </w:tblPrEx>
         <w:tc>
           <w:tcPr>
             <w:tcW w:w="379" w:type="dxa"/>
@@ -4994,12 +7422,6 @@
         </w:tc>
       </w:tr>
       <w:tr>
-        <w:tblPrEx>
-          <w:tblCellMar>
-            <w:top w:w="0" w:type="dxa"/>
-            <w:bottom w:w="0" w:type="dxa"/>
-          </w:tblCellMar>
-        </w:tblPrEx>
         <w:tc>
           <w:tcPr>
             <w:tcW w:w="379" w:type="dxa"/>
@@ -5251,12 +7673,6 @@
         </w:tc>
       </w:tr>
       <w:tr>
-        <w:tblPrEx>
-          <w:tblCellMar>
-            <w:top w:w="0" w:type="dxa"/>
-            <w:bottom w:w="0" w:type="dxa"/>
-          </w:tblCellMar>
-        </w:tblPrEx>
         <w:tc>
           <w:tcPr>
             <w:tcW w:w="14400" w:type="dxa"/>
@@ -5290,12 +7706,6 @@
         </w:tc>
       </w:tr>
       <w:tr>
-        <w:tblPrEx>
-          <w:tblCellMar>
-            <w:top w:w="0" w:type="dxa"/>
-            <w:bottom w:w="0" w:type="dxa"/>
-          </w:tblCellMar>
-        </w:tblPrEx>
         <w:tc>
           <w:tcPr>
             <w:tcW w:w="379" w:type="dxa"/>
@@ -5547,12 +7957,6 @@
         </w:tc>
       </w:tr>
       <w:tr>
-        <w:tblPrEx>
-          <w:tblCellMar>
-            <w:top w:w="0" w:type="dxa"/>
-            <w:bottom w:w="0" w:type="dxa"/>
-          </w:tblCellMar>
-        </w:tblPrEx>
         <w:tc>
           <w:tcPr>
             <w:tcW w:w="379" w:type="dxa"/>
@@ -5804,12 +8208,6 @@
         </w:tc>
       </w:tr>
       <w:tr>
-        <w:tblPrEx>
-          <w:tblCellMar>
-            <w:top w:w="0" w:type="dxa"/>
-            <w:bottom w:w="0" w:type="dxa"/>
-          </w:tblCellMar>
-        </w:tblPrEx>
         <w:tc>
           <w:tcPr>
             <w:tcW w:w="379" w:type="dxa"/>
@@ -7321,7 +9719,7 @@
           <w:sz w:val="20"/>
           <w:szCs w:val="20"/>
         </w:rPr>
-        <w:t xml:space="preserve"> ratio HR:</w:t>
+        <w:t xml:space="preserve"> ratio HR:(0·27; CI 0·07–0·98; p=0·047)</w:t>
       </w:r>
       <w:r>
         <w:rPr>
@@ -7330,68 +9728,41 @@
           <w:sz w:val="20"/>
           <w:szCs w:val="20"/>
         </w:rPr>
-        <w:t xml:space="preserve">(0·27; </w:t>
-      </w:r>
-      <w:r>
-        <w:rPr>
-          <w:b/>
-          <w:bCs/>
+        <w:t xml:space="preserve"> </w:t>
+      </w:r>
+      <w:r>
+        <w:rPr>
           <w:sz w:val="20"/>
           <w:szCs w:val="20"/>
         </w:rPr>
-        <w:t xml:space="preserve">CI </w:t>
-      </w:r>
-      <w:r>
-        <w:rPr>
-          <w:b/>
-          <w:bCs/>
+        <w:t>.</w:t>
+      </w:r>
+    </w:p>
+    <w:p>
+      <w:pPr>
+        <w:spacing w:after="40"/>
+        <w:rPr>
           <w:sz w:val="20"/>
           <w:szCs w:val="20"/>
         </w:rPr>
-        <w:t>0·07–0·98; p=0·047)</w:t>
-      </w:r>
-      <w:r>
-        <w:rPr>
-          <w:b/>
-          <w:bCs/>
+      </w:pPr>
+    </w:p>
+    <w:p>
+      <w:pPr>
+        <w:spacing w:after="40"/>
+        <w:rPr>
           <w:sz w:val="20"/>
           <w:szCs w:val="20"/>
         </w:rPr>
-        <w:t xml:space="preserve"> </w:t>
-      </w:r>
+      </w:pPr>
       <w:r>
         <w:rPr>
           <w:sz w:val="20"/>
           <w:szCs w:val="20"/>
         </w:rPr>
-        <w:t>.</w:t>
-      </w:r>
-    </w:p>
-    <w:p>
-      <w:pPr>
-        <w:spacing w:after="40"/>
-        <w:rPr>
-          <w:sz w:val="20"/>
-          <w:szCs w:val="20"/>
-        </w:rPr>
-      </w:pPr>
-    </w:p>
-    <w:p>
-      <w:pPr>
-        <w:spacing w:after="40"/>
-        <w:rPr>
-          <w:sz w:val="20"/>
-          <w:szCs w:val="20"/>
-        </w:rPr>
-      </w:pPr>
-      <w:r>
-        <w:rPr>
-          <w:sz w:val="20"/>
-          <w:szCs w:val="20"/>
-        </w:rPr>
         <w:t>Hazard ratios (HRs) were estimated by use of Cox </w:t>
       </w:r>
-      <w:hyperlink r:id="rId9" w:history="1">
+      <w:hyperlink r:id="rId10" w:history="1">
         <w:r>
           <w:rPr>
             <w:sz w:val="20"/>
@@ -8193,7 +10564,7 @@
 </file>
 
 <file path=word/comments.xml><?xml version="1.0" encoding="utf-8"?>
-<w:comments xmlns:wpc="http://schemas.microsoft.com/office/word/2010/wordprocessingCanvas" xmlns:cx="http://schemas.microsoft.com/office/drawing/2014/chartex" xmlns:cx1="http://schemas.microsoft.com/office/drawing/2015/9/8/chartex" xmlns:cx2="http://schemas.microsoft.com/office/drawing/2015/10/21/chartex" xmlns:cx3="http://schemas.microsoft.com/office/drawing/2016/5/9/chartex" xmlns:cx4="http://schemas.microsoft.com/office/drawing/2016/5/10/chartex" xmlns:cx5="http://schemas.microsoft.com/office/drawing/2016/5/11/chartex" xmlns:cx6="http://schemas.microsoft.com/office/drawing/2016/5/12/chartex" xmlns:cx7="http://schemas.microsoft.com/office/drawing/2016/5/13/chartex" xmlns:cx8="http://schemas.microsoft.com/office/drawing/2016/5/14/chartex" xmlns:mc="http://schemas.openxmlformats.org/markup-compatibility/2006" xmlns:aink="http://schemas.microsoft.com/office/drawing/2016/ink" xmlns:am3d="http://schemas.microsoft.com/office/drawing/2017/model3d" xmlns:o="urn:schemas-microsoft-com:office:office" xmlns:oel="http://schemas.microsoft.com/office/2019/extlst" xmlns:r="http://schemas.openxmlformats.org/officeDocument/2006/relationships" xmlns:m="http://schemas.openxmlformats.org/officeDocument/2006/math" xmlns:v="urn:schemas-microsoft-com:vml" xmlns:wp14="http://schemas.microsoft.com/office/word/2010/wordprocessingDrawing" xmlns:wp="http://schemas.openxmlformats.org/drawingml/2006/wordprocessingDrawing" xmlns:w10="urn:schemas-microsoft-com:office:word" xmlns:w="http://schemas.openxmlformats.org/wordprocessingml/2006/main" xmlns:w14="http://schemas.microsoft.com/office/word/2010/wordml" xmlns:w15="http://schemas.microsoft.com/office/word/2012/wordml" xmlns:w16cex="http://schemas.microsoft.com/office/word/2018/wordml/cex" xmlns:w16cid="http://schemas.microsoft.com/office/word/2016/wordml/cid" xmlns:w16="http://schemas.microsoft.com/office/word/2018/wordml" xmlns:w16du="http://schemas.microsoft.com/office/word/2023/wordml/word16du" xmlns:w16sdtdh="http://schemas.microsoft.com/office/word/2020/wordml/sdtdatahash" xmlns:w16sdtfl="http://schemas.microsoft.com/office/word/2024/wordml/sdtformatlock" xmlns:w16se="http://schemas.microsoft.com/office/word/2015/wordml/symex" xmlns:wpg="http://schemas.microsoft.com/office/word/2010/wordprocessingGroup" xmlns:wpi="http://schemas.microsoft.com/office/word/2010/wordprocessingInk" xmlns:wne="http://schemas.microsoft.com/office/word/2006/wordml" xmlns:wps="http://schemas.microsoft.com/office/word/2010/wordprocessingShape" mc:Ignorable="w14 w15 w16se w16cid w16 w16cex w16sdtdh w16sdtfl w16du wp14">
+<w:comments xmlns:wpc="http://schemas.microsoft.com/office/word/2010/wordprocessingCanvas" xmlns:cx="http://schemas.microsoft.com/office/drawing/2014/chartex" xmlns:cx1="http://schemas.microsoft.com/office/drawing/2015/9/8/chartex" xmlns:cx2="http://schemas.microsoft.com/office/drawing/2015/10/21/chartex" xmlns:cx3="http://schemas.microsoft.com/office/drawing/2016/5/9/chartex" xmlns:cx4="http://schemas.microsoft.com/office/drawing/2016/5/10/chartex" xmlns:cx5="http://schemas.microsoft.com/office/drawing/2016/5/11/chartex" xmlns:cx6="http://schemas.microsoft.com/office/drawing/2016/5/12/chartex" xmlns:cx7="http://schemas.microsoft.com/office/drawing/2016/5/13/chartex" xmlns:cx8="http://schemas.microsoft.com/office/drawing/2016/5/14/chartex" xmlns:mc="http://schemas.openxmlformats.org/markup-compatibility/2006" xmlns:m="http://schemas.openxmlformats.org/officeDocument/2006/math" xmlns:aink="http://schemas.microsoft.com/office/drawing/2016/ink" xmlns:am3d="http://schemas.microsoft.com/office/drawing/2017/model3d" xmlns:oel="http://schemas.microsoft.com/office/2019/extlst" xmlns:r="http://schemas.openxmlformats.org/officeDocument/2006/relationships" xmlns:wp14="http://schemas.microsoft.com/office/word/2010/wordprocessingDrawing" xmlns:wp="http://schemas.openxmlformats.org/drawingml/2006/wordprocessingDrawing" xmlns:wpg="http://schemas.microsoft.com/office/word/2010/wordprocessingGroup" xmlns:wpi="http://schemas.microsoft.com/office/word/2010/wordprocessingInk" xmlns:wps="http://schemas.microsoft.com/office/word/2010/wordprocessingShape" xmlns:o="urn:schemas-microsoft-com:office:office" xmlns:v="urn:schemas-microsoft-com:vml" xmlns:w10="urn:schemas-microsoft-com:office:word" xmlns:w="http://schemas.openxmlformats.org/wordprocessingml/2006/main" xmlns:w14="http://schemas.microsoft.com/office/word/2010/wordml" xmlns:w15="http://schemas.microsoft.com/office/word/2012/wordml" xmlns:w16cei="http://schemas.microsoft.com/office/word/2026/wordml/cei" xmlns:w16cex="http://schemas.microsoft.com/office/word/2018/wordml/cex" xmlns:w16cid="http://schemas.microsoft.com/office/word/2016/wordml/cid" xmlns:w16="http://schemas.microsoft.com/office/word/2018/wordml" xmlns:w16sdtdh="http://schemas.microsoft.com/office/word/2020/wordml/sdtdatahash" xmlns:w16sdtfl="http://schemas.microsoft.com/office/word/2024/wordml/sdtformatlock" xmlns:w16se="http://schemas.microsoft.com/office/word/2015/wordml/symex" xmlns:w16du="http://schemas.microsoft.com/office/word/2023/wordml/word16du" xmlns:wne="http://schemas.microsoft.com/office/word/2006/wordml" mc:Ignorable="w14 w15 w16se w16cid w16 w16cex w16sdtdh w16sdtfl w16du wp14">
   <w:comment w:id="0" w:author="Parastu Kasaie" w:date="2026-04-17T13:46:00Z" w:initials="PK">
     <w:p>
       <w:r>
@@ -8215,25 +10586,25 @@
 </file>
 
 <file path=word/commentsExtended.xml><?xml version="1.0" encoding="utf-8"?>
-<w15:commentsEx xmlns:wpc="http://schemas.microsoft.com/office/word/2010/wordprocessingCanvas" xmlns:cx="http://schemas.microsoft.com/office/drawing/2014/chartex" xmlns:cx1="http://schemas.microsoft.com/office/drawing/2015/9/8/chartex" xmlns:cx2="http://schemas.microsoft.com/office/drawing/2015/10/21/chartex" xmlns:cx3="http://schemas.microsoft.com/office/drawing/2016/5/9/chartex" xmlns:cx4="http://schemas.microsoft.com/office/drawing/2016/5/10/chartex" xmlns:cx5="http://schemas.microsoft.com/office/drawing/2016/5/11/chartex" xmlns:cx6="http://schemas.microsoft.com/office/drawing/2016/5/12/chartex" xmlns:cx7="http://schemas.microsoft.com/office/drawing/2016/5/13/chartex" xmlns:cx8="http://schemas.microsoft.com/office/drawing/2016/5/14/chartex" xmlns:mc="http://schemas.openxmlformats.org/markup-compatibility/2006" xmlns:aink="http://schemas.microsoft.com/office/drawing/2016/ink" xmlns:am3d="http://schemas.microsoft.com/office/drawing/2017/model3d" xmlns:o="urn:schemas-microsoft-com:office:office" xmlns:oel="http://schemas.microsoft.com/office/2019/extlst" xmlns:r="http://schemas.openxmlformats.org/officeDocument/2006/relationships" xmlns:m="http://schemas.openxmlformats.org/officeDocument/2006/math" xmlns:v="urn:schemas-microsoft-com:vml" xmlns:wp14="http://schemas.microsoft.com/office/word/2010/wordprocessingDrawing" xmlns:wp="http://schemas.openxmlformats.org/drawingml/2006/wordprocessingDrawing" xmlns:w10="urn:schemas-microsoft-com:office:word" xmlns:w="http://schemas.openxmlformats.org/wordprocessingml/2006/main" xmlns:w14="http://schemas.microsoft.com/office/word/2010/wordml" xmlns:w15="http://schemas.microsoft.com/office/word/2012/wordml" xmlns:w16cex="http://schemas.microsoft.com/office/word/2018/wordml/cex" xmlns:w16cid="http://schemas.microsoft.com/office/word/2016/wordml/cid" xmlns:w16="http://schemas.microsoft.com/office/word/2018/wordml" xmlns:w16du="http://schemas.microsoft.com/office/word/2023/wordml/word16du" xmlns:w16sdtdh="http://schemas.microsoft.com/office/word/2020/wordml/sdtdatahash" xmlns:w16sdtfl="http://schemas.microsoft.com/office/word/2024/wordml/sdtformatlock" xmlns:w16se="http://schemas.microsoft.com/office/word/2015/wordml/symex" xmlns:wpg="http://schemas.microsoft.com/office/word/2010/wordprocessingGroup" xmlns:wpi="http://schemas.microsoft.com/office/word/2010/wordprocessingInk" xmlns:wne="http://schemas.microsoft.com/office/word/2006/wordml" xmlns:wps="http://schemas.microsoft.com/office/word/2010/wordprocessingShape" mc:Ignorable="w14 w15 w16se w16cid w16 w16cex w16sdtdh w16sdtfl w16du wp14">
+<w15:commentsEx xmlns:wpc="http://schemas.microsoft.com/office/word/2010/wordprocessingCanvas" xmlns:cx="http://schemas.microsoft.com/office/drawing/2014/chartex" xmlns:cx1="http://schemas.microsoft.com/office/drawing/2015/9/8/chartex" xmlns:cx2="http://schemas.microsoft.com/office/drawing/2015/10/21/chartex" xmlns:cx3="http://schemas.microsoft.com/office/drawing/2016/5/9/chartex" xmlns:cx4="http://schemas.microsoft.com/office/drawing/2016/5/10/chartex" xmlns:cx5="http://schemas.microsoft.com/office/drawing/2016/5/11/chartex" xmlns:cx6="http://schemas.microsoft.com/office/drawing/2016/5/12/chartex" xmlns:cx7="http://schemas.microsoft.com/office/drawing/2016/5/13/chartex" xmlns:cx8="http://schemas.microsoft.com/office/drawing/2016/5/14/chartex" xmlns:mc="http://schemas.openxmlformats.org/markup-compatibility/2006" xmlns:m="http://schemas.openxmlformats.org/officeDocument/2006/math" xmlns:aink="http://schemas.microsoft.com/office/drawing/2016/ink" xmlns:am3d="http://schemas.microsoft.com/office/drawing/2017/model3d" xmlns:oel="http://schemas.microsoft.com/office/2019/extlst" xmlns:r="http://schemas.openxmlformats.org/officeDocument/2006/relationships" xmlns:wp14="http://schemas.microsoft.com/office/word/2010/wordprocessingDrawing" xmlns:wp="http://schemas.openxmlformats.org/drawingml/2006/wordprocessingDrawing" xmlns:wpg="http://schemas.microsoft.com/office/word/2010/wordprocessingGroup" xmlns:wpi="http://schemas.microsoft.com/office/word/2010/wordprocessingInk" xmlns:wps="http://schemas.microsoft.com/office/word/2010/wordprocessingShape" xmlns:o="urn:schemas-microsoft-com:office:office" xmlns:v="urn:schemas-microsoft-com:vml" xmlns:w10="urn:schemas-microsoft-com:office:word" xmlns:w="http://schemas.openxmlformats.org/wordprocessingml/2006/main" xmlns:w14="http://schemas.microsoft.com/office/word/2010/wordml" xmlns:w15="http://schemas.microsoft.com/office/word/2012/wordml" xmlns:w16cei="http://schemas.microsoft.com/office/word/2026/wordml/cei" xmlns:w16cex="http://schemas.microsoft.com/office/word/2018/wordml/cex" xmlns:w16cid="http://schemas.microsoft.com/office/word/2016/wordml/cid" xmlns:w16="http://schemas.microsoft.com/office/word/2018/wordml" xmlns:w16sdtdh="http://schemas.microsoft.com/office/word/2020/wordml/sdtdatahash" xmlns:w16sdtfl="http://schemas.microsoft.com/office/word/2024/wordml/sdtformatlock" xmlns:w16se="http://schemas.microsoft.com/office/word/2015/wordml/symex" xmlns:w16du="http://schemas.microsoft.com/office/word/2023/wordml/word16du" xmlns:wne="http://schemas.microsoft.com/office/word/2006/wordml" mc:Ignorable="w14 w15 w16se w16cid w16 w16cex w16sdtdh w16sdtfl w16du wp14">
   <w15:commentEx w15:paraId="059EB311" w15:done="0"/>
 </w15:commentsEx>
 </file>
 
 <file path=word/commentsExtensible.xml><?xml version="1.0" encoding="utf-8"?>
-<w16cex:commentsExtensible xmlns:wpc="http://schemas.microsoft.com/office/word/2010/wordprocessingCanvas" xmlns:cx="http://schemas.microsoft.com/office/drawing/2014/chartex" xmlns:cx1="http://schemas.microsoft.com/office/drawing/2015/9/8/chartex" xmlns:cx2="http://schemas.microsoft.com/office/drawing/2015/10/21/chartex" xmlns:cx3="http://schemas.microsoft.com/office/drawing/2016/5/9/chartex" xmlns:cx4="http://schemas.microsoft.com/office/drawing/2016/5/10/chartex" xmlns:cx5="http://schemas.microsoft.com/office/drawing/2016/5/11/chartex" xmlns:cx6="http://schemas.microsoft.com/office/drawing/2016/5/12/chartex" xmlns:cx7="http://schemas.microsoft.com/office/drawing/2016/5/13/chartex" xmlns:cx8="http://schemas.microsoft.com/office/drawing/2016/5/14/chartex" xmlns:cr="http://schemas.microsoft.com/office/comments/2020/reactions" xmlns:mc="http://schemas.openxmlformats.org/markup-compatibility/2006" xmlns:aink="http://schemas.microsoft.com/office/drawing/2016/ink" xmlns:am3d="http://schemas.microsoft.com/office/drawing/2017/model3d" xmlns:o="urn:schemas-microsoft-com:office:office" xmlns:oel="http://schemas.microsoft.com/office/2019/extlst" xmlns:r="http://schemas.openxmlformats.org/officeDocument/2006/relationships" xmlns:m="http://schemas.openxmlformats.org/officeDocument/2006/math" xmlns:v="urn:schemas-microsoft-com:vml" xmlns:wp14="http://schemas.microsoft.com/office/word/2010/wordprocessingDrawing" xmlns:wp="http://schemas.openxmlformats.org/drawingml/2006/wordprocessingDrawing" xmlns:w10="urn:schemas-microsoft-com:office:word" xmlns:w="http://schemas.openxmlformats.org/wordprocessingml/2006/main" xmlns:w14="http://schemas.microsoft.com/office/word/2010/wordml" xmlns:w15="http://schemas.microsoft.com/office/word/2012/wordml" xmlns:w16cex="http://schemas.microsoft.com/office/word/2018/wordml/cex" xmlns:w16cid="http://schemas.microsoft.com/office/word/2016/wordml/cid" xmlns:w16="http://schemas.microsoft.com/office/word/2018/wordml" xmlns:w16du="http://schemas.microsoft.com/office/word/2023/wordml/word16du" xmlns:w16sdtdh="http://schemas.microsoft.com/office/word/2020/wordml/sdtdatahash" xmlns:w16sdtfl="http://schemas.microsoft.com/office/word/2024/wordml/sdtformatlock" xmlns:w16se="http://schemas.microsoft.com/office/word/2015/wordml/symex" xmlns:wpg="http://schemas.microsoft.com/office/word/2010/wordprocessingGroup" xmlns:wpi="http://schemas.microsoft.com/office/word/2010/wordprocessingInk" xmlns:wne="http://schemas.microsoft.com/office/word/2006/wordml" xmlns:wps="http://schemas.microsoft.com/office/word/2010/wordprocessingShape" mc:Ignorable="w14 w15 w16se w16cid w16 w16cex w16sdtdh w16sdtfl cr w16du wp14">
+<w16cex:commentsExtensible xmlns:wpc="http://schemas.microsoft.com/office/word/2010/wordprocessingCanvas" xmlns:cx="http://schemas.microsoft.com/office/drawing/2014/chartex" xmlns:cx1="http://schemas.microsoft.com/office/drawing/2015/9/8/chartex" xmlns:cx2="http://schemas.microsoft.com/office/drawing/2015/10/21/chartex" xmlns:cx3="http://schemas.microsoft.com/office/drawing/2016/5/9/chartex" xmlns:cx4="http://schemas.microsoft.com/office/drawing/2016/5/10/chartex" xmlns:cx5="http://schemas.microsoft.com/office/drawing/2016/5/11/chartex" xmlns:cx6="http://schemas.microsoft.com/office/drawing/2016/5/12/chartex" xmlns:cx7="http://schemas.microsoft.com/office/drawing/2016/5/13/chartex" xmlns:cx8="http://schemas.microsoft.com/office/drawing/2016/5/14/chartex" xmlns:cr="http://schemas.microsoft.com/office/comments/2020/reactions" xmlns:mc="http://schemas.openxmlformats.org/markup-compatibility/2006" xmlns:m="http://schemas.openxmlformats.org/officeDocument/2006/math" xmlns:aink="http://schemas.microsoft.com/office/drawing/2016/ink" xmlns:am3d="http://schemas.microsoft.com/office/drawing/2017/model3d" xmlns:oel="http://schemas.microsoft.com/office/2019/extlst" xmlns:r="http://schemas.openxmlformats.org/officeDocument/2006/relationships" xmlns:wp14="http://schemas.microsoft.com/office/word/2010/wordprocessingDrawing" xmlns:wp="http://schemas.openxmlformats.org/drawingml/2006/wordprocessingDrawing" xmlns:wpg="http://schemas.microsoft.com/office/word/2010/wordprocessingGroup" xmlns:wpi="http://schemas.microsoft.com/office/word/2010/wordprocessingInk" xmlns:wps="http://schemas.microsoft.com/office/word/2010/wordprocessingShape" xmlns:o="urn:schemas-microsoft-com:office:office" xmlns:v="urn:schemas-microsoft-com:vml" xmlns:w10="urn:schemas-microsoft-com:office:word" xmlns:w="http://schemas.openxmlformats.org/wordprocessingml/2006/main" xmlns:w14="http://schemas.microsoft.com/office/word/2010/wordml" xmlns:w15="http://schemas.microsoft.com/office/word/2012/wordml" xmlns:w16cei="http://schemas.microsoft.com/office/word/2026/wordml/cei" xmlns:w16cex="http://schemas.microsoft.com/office/word/2018/wordml/cex" xmlns:w16cid="http://schemas.microsoft.com/office/word/2016/wordml/cid" xmlns:w16="http://schemas.microsoft.com/office/word/2018/wordml" xmlns:w16sdtdh="http://schemas.microsoft.com/office/word/2020/wordml/sdtdatahash" xmlns:w16sdtfl="http://schemas.microsoft.com/office/word/2024/wordml/sdtformatlock" xmlns:w16se="http://schemas.microsoft.com/office/word/2015/wordml/symex" xmlns:w16du="http://schemas.microsoft.com/office/word/2023/wordml/word16du" xmlns:wne="http://schemas.microsoft.com/office/word/2006/wordml" mc:Ignorable="w14 w15 w16se w16cid w16 w16cex w16sdtdh w16sdtfl cr w16du wp14">
   <w16cex:commentExtensible w16cex:durableId="2330D49B" w16cex:dateUtc="2026-04-17T17:46:00Z"/>
 </w16cex:commentsExtensible>
 </file>
 
 <file path=word/commentsIds.xml><?xml version="1.0" encoding="utf-8"?>
-<w16cid:commentsIds xmlns:wpc="http://schemas.microsoft.com/office/word/2010/wordprocessingCanvas" xmlns:cx="http://schemas.microsoft.com/office/drawing/2014/chartex" xmlns:cx1="http://schemas.microsoft.com/office/drawing/2015/9/8/chartex" xmlns:cx2="http://schemas.microsoft.com/office/drawing/2015/10/21/chartex" xmlns:cx3="http://schemas.microsoft.com/office/drawing/2016/5/9/chartex" xmlns:cx4="http://schemas.microsoft.com/office/drawing/2016/5/10/chartex" xmlns:cx5="http://schemas.microsoft.com/office/drawing/2016/5/11/chartex" xmlns:cx6="http://schemas.microsoft.com/office/drawing/2016/5/12/chartex" xmlns:cx7="http://schemas.microsoft.com/office/drawing/2016/5/13/chartex" xmlns:cx8="http://schemas.microsoft.com/office/drawing/2016/5/14/chartex" xmlns:mc="http://schemas.openxmlformats.org/markup-compatibility/2006" xmlns:aink="http://schemas.microsoft.com/office/drawing/2016/ink" xmlns:am3d="http://schemas.microsoft.com/office/drawing/2017/model3d" xmlns:o="urn:schemas-microsoft-com:office:office" xmlns:oel="http://schemas.microsoft.com/office/2019/extlst" xmlns:r="http://schemas.openxmlformats.org/officeDocument/2006/relationships" xmlns:m="http://schemas.openxmlformats.org/officeDocument/2006/math" xmlns:v="urn:schemas-microsoft-com:vml" xmlns:wp14="http://schemas.microsoft.com/office/word/2010/wordprocessingDrawing" xmlns:wp="http://schemas.openxmlformats.org/drawingml/2006/wordprocessingDrawing" xmlns:w10="urn:schemas-microsoft-com:office:word" xmlns:w="http://schemas.openxmlformats.org/wordprocessingml/2006/main" xmlns:w14="http://schemas.microsoft.com/office/word/2010/wordml" xmlns:w15="http://schemas.microsoft.com/office/word/2012/wordml" xmlns:w16cex="http://schemas.microsoft.com/office/word/2018/wordml/cex" xmlns:w16cid="http://schemas.microsoft.com/office/word/2016/wordml/cid" xmlns:w16="http://schemas.microsoft.com/office/word/2018/wordml" xmlns:w16du="http://schemas.microsoft.com/office/word/2023/wordml/word16du" xmlns:w16sdtdh="http://schemas.microsoft.com/office/word/2020/wordml/sdtdatahash" xmlns:w16sdtfl="http://schemas.microsoft.com/office/word/2024/wordml/sdtformatlock" xmlns:w16se="http://schemas.microsoft.com/office/word/2015/wordml/symex" xmlns:wpg="http://schemas.microsoft.com/office/word/2010/wordprocessingGroup" xmlns:wpi="http://schemas.microsoft.com/office/word/2010/wordprocessingInk" xmlns:wne="http://schemas.microsoft.com/office/word/2006/wordml" xmlns:wps="http://schemas.microsoft.com/office/word/2010/wordprocessingShape" mc:Ignorable="w14 w15 w16se w16cid w16 w16cex w16sdtdh w16sdtfl w16du wp14">
+<w16cid:commentsIds xmlns:wpc="http://schemas.microsoft.com/office/word/2010/wordprocessingCanvas" xmlns:cx="http://schemas.microsoft.com/office/drawing/2014/chartex" xmlns:cx1="http://schemas.microsoft.com/office/drawing/2015/9/8/chartex" xmlns:cx2="http://schemas.microsoft.com/office/drawing/2015/10/21/chartex" xmlns:cx3="http://schemas.microsoft.com/office/drawing/2016/5/9/chartex" xmlns:cx4="http://schemas.microsoft.com/office/drawing/2016/5/10/chartex" xmlns:cx5="http://schemas.microsoft.com/office/drawing/2016/5/11/chartex" xmlns:cx6="http://schemas.microsoft.com/office/drawing/2016/5/12/chartex" xmlns:cx7="http://schemas.microsoft.com/office/drawing/2016/5/13/chartex" xmlns:cx8="http://schemas.microsoft.com/office/drawing/2016/5/14/chartex" xmlns:mc="http://schemas.openxmlformats.org/markup-compatibility/2006" xmlns:m="http://schemas.openxmlformats.org/officeDocument/2006/math" xmlns:aink="http://schemas.microsoft.com/office/drawing/2016/ink" xmlns:am3d="http://schemas.microsoft.com/office/drawing/2017/model3d" xmlns:oel="http://schemas.microsoft.com/office/2019/extlst" xmlns:r="http://schemas.openxmlformats.org/officeDocument/2006/relationships" xmlns:wp14="http://schemas.microsoft.com/office/word/2010/wordprocessingDrawing" xmlns:wp="http://schemas.openxmlformats.org/drawingml/2006/wordprocessingDrawing" xmlns:wpg="http://schemas.microsoft.com/office/word/2010/wordprocessingGroup" xmlns:wpi="http://schemas.microsoft.com/office/word/2010/wordprocessingInk" xmlns:wps="http://schemas.microsoft.com/office/word/2010/wordprocessingShape" xmlns:o="urn:schemas-microsoft-com:office:office" xmlns:v="urn:schemas-microsoft-com:vml" xmlns:w10="urn:schemas-microsoft-com:office:word" xmlns:w="http://schemas.openxmlformats.org/wordprocessingml/2006/main" xmlns:w14="http://schemas.microsoft.com/office/word/2010/wordml" xmlns:w15="http://schemas.microsoft.com/office/word/2012/wordml" xmlns:w16cei="http://schemas.microsoft.com/office/word/2026/wordml/cei" xmlns:w16cex="http://schemas.microsoft.com/office/word/2018/wordml/cex" xmlns:w16cid="http://schemas.microsoft.com/office/word/2016/wordml/cid" xmlns:w16="http://schemas.microsoft.com/office/word/2018/wordml" xmlns:w16sdtdh="http://schemas.microsoft.com/office/word/2020/wordml/sdtdatahash" xmlns:w16sdtfl="http://schemas.microsoft.com/office/word/2024/wordml/sdtformatlock" xmlns:w16se="http://schemas.microsoft.com/office/word/2015/wordml/symex" xmlns:w16du="http://schemas.microsoft.com/office/word/2023/wordml/word16du" xmlns:wne="http://schemas.microsoft.com/office/word/2006/wordml" mc:Ignorable="w14 w15 w16se w16cid w16 w16cex w16sdtdh w16sdtfl w16du wp14">
   <w16cid:commentId w16cid:paraId="059EB311" w16cid:durableId="2330D49B"/>
 </w16cid:commentsIds>
 </file>
 
 <file path=word/numbering.xml><?xml version="1.0" encoding="utf-8"?>
-<w:numbering xmlns:wpc="http://schemas.microsoft.com/office/word/2010/wordprocessingCanvas" xmlns:cx="http://schemas.microsoft.com/office/drawing/2014/chartex" xmlns:cx1="http://schemas.microsoft.com/office/drawing/2015/9/8/chartex" xmlns:cx2="http://schemas.microsoft.com/office/drawing/2015/10/21/chartex" xmlns:cx3="http://schemas.microsoft.com/office/drawing/2016/5/9/chartex" xmlns:cx4="http://schemas.microsoft.com/office/drawing/2016/5/10/chartex" xmlns:cx5="http://schemas.microsoft.com/office/drawing/2016/5/11/chartex" xmlns:cx6="http://schemas.microsoft.com/office/drawing/2016/5/12/chartex" xmlns:cx7="http://schemas.microsoft.com/office/drawing/2016/5/13/chartex" xmlns:cx8="http://schemas.microsoft.com/office/drawing/2016/5/14/chartex" xmlns:mc="http://schemas.openxmlformats.org/markup-compatibility/2006" xmlns:aink="http://schemas.microsoft.com/office/drawing/2016/ink" xmlns:am3d="http://schemas.microsoft.com/office/drawing/2017/model3d" xmlns:o="urn:schemas-microsoft-com:office:office" xmlns:oel="http://schemas.microsoft.com/office/2019/extlst" xmlns:r="http://schemas.openxmlformats.org/officeDocument/2006/relationships" xmlns:m="http://schemas.openxmlformats.org/officeDocument/2006/math" xmlns:v="urn:schemas-microsoft-com:vml" xmlns:wp14="http://schemas.microsoft.com/office/word/2010/wordprocessingDrawing" xmlns:wp="http://schemas.openxmlformats.org/drawingml/2006/wordprocessingDrawing" xmlns:w10="urn:schemas-microsoft-com:office:word" xmlns:w="http://schemas.openxmlformats.org/wordprocessingml/2006/main" xmlns:w14="http://schemas.microsoft.com/office/word/2010/wordml" xmlns:w15="http://schemas.microsoft.com/office/word/2012/wordml" xmlns:w16cex="http://schemas.microsoft.com/office/word/2018/wordml/cex" xmlns:w16cid="http://schemas.microsoft.com/office/word/2016/wordml/cid" xmlns:w16="http://schemas.microsoft.com/office/word/2018/wordml" xmlns:w16du="http://schemas.microsoft.com/office/word/2023/wordml/word16du" xmlns:w16sdtdh="http://schemas.microsoft.com/office/word/2020/wordml/sdtdatahash" xmlns:w16sdtfl="http://schemas.microsoft.com/office/word/2024/wordml/sdtformatlock" xmlns:w16se="http://schemas.microsoft.com/office/word/2015/wordml/symex" xmlns:wpg="http://schemas.microsoft.com/office/word/2010/wordprocessingGroup" xmlns:wpi="http://schemas.microsoft.com/office/word/2010/wordprocessingInk" xmlns:wne="http://schemas.microsoft.com/office/word/2006/wordml" xmlns:wps="http://schemas.microsoft.com/office/word/2010/wordprocessingShape" mc:Ignorable="w14 w15 w16se w16cid w16 w16cex w16sdtdh w16sdtfl w16du wp14">
+<w:numbering xmlns:wpc="http://schemas.microsoft.com/office/word/2010/wordprocessingCanvas" xmlns:cx="http://schemas.microsoft.com/office/drawing/2014/chartex" xmlns:cx1="http://schemas.microsoft.com/office/drawing/2015/9/8/chartex" xmlns:cx2="http://schemas.microsoft.com/office/drawing/2015/10/21/chartex" xmlns:cx3="http://schemas.microsoft.com/office/drawing/2016/5/9/chartex" xmlns:cx4="http://schemas.microsoft.com/office/drawing/2016/5/10/chartex" xmlns:cx5="http://schemas.microsoft.com/office/drawing/2016/5/11/chartex" xmlns:cx6="http://schemas.microsoft.com/office/drawing/2016/5/12/chartex" xmlns:cx7="http://schemas.microsoft.com/office/drawing/2016/5/13/chartex" xmlns:cx8="http://schemas.microsoft.com/office/drawing/2016/5/14/chartex" xmlns:mc="http://schemas.openxmlformats.org/markup-compatibility/2006" xmlns:m="http://schemas.openxmlformats.org/officeDocument/2006/math" xmlns:aink="http://schemas.microsoft.com/office/drawing/2016/ink" xmlns:am3d="http://schemas.microsoft.com/office/drawing/2017/model3d" xmlns:oel="http://schemas.microsoft.com/office/2019/extlst" xmlns:r="http://schemas.openxmlformats.org/officeDocument/2006/relationships" xmlns:wp14="http://schemas.microsoft.com/office/word/2010/wordprocessingDrawing" xmlns:wp="http://schemas.openxmlformats.org/drawingml/2006/wordprocessingDrawing" xmlns:wpg="http://schemas.microsoft.com/office/word/2010/wordprocessingGroup" xmlns:wpi="http://schemas.microsoft.com/office/word/2010/wordprocessingInk" xmlns:wps="http://schemas.microsoft.com/office/word/2010/wordprocessingShape" xmlns:o="urn:schemas-microsoft-com:office:office" xmlns:v="urn:schemas-microsoft-com:vml" xmlns:w10="urn:schemas-microsoft-com:office:word" xmlns:w="http://schemas.openxmlformats.org/wordprocessingml/2006/main" xmlns:w14="http://schemas.microsoft.com/office/word/2010/wordml" xmlns:w15="http://schemas.microsoft.com/office/word/2012/wordml" xmlns:w16cei="http://schemas.microsoft.com/office/word/2026/wordml/cei" xmlns:w16cex="http://schemas.microsoft.com/office/word/2018/wordml/cex" xmlns:w16cid="http://schemas.microsoft.com/office/word/2016/wordml/cid" xmlns:w16="http://schemas.microsoft.com/office/word/2018/wordml" xmlns:w16sdtdh="http://schemas.microsoft.com/office/word/2020/wordml/sdtdatahash" xmlns:w16sdtfl="http://schemas.microsoft.com/office/word/2024/wordml/sdtformatlock" xmlns:w16se="http://schemas.microsoft.com/office/word/2015/wordml/symex" xmlns:w16du="http://schemas.microsoft.com/office/word/2023/wordml/word16du" xmlns:wne="http://schemas.microsoft.com/office/word/2006/wordml" mc:Ignorable="w14 w15 w16se w16cid w16 w16cex w16sdtdh w16sdtfl w16du wp14">
   <w:abstractNum w:abstractNumId="0" w15:restartNumberingAfterBreak="0">
     <w:nsid w:val="0FA30585"/>
     <w:multiLevelType w:val="multilevel"/>
@@ -9367,6 +11738,207 @@
     </w:lvl>
   </w:abstractNum>
   <w:abstractNum w:abstractNumId="9" w15:restartNumberingAfterBreak="0">
+    <w:nsid w:val="796864AF"/>
+    <w:multiLevelType w:val="hybridMultilevel"/>
+    <w:tmpl w:val="B60EACEC"/>
+    <w:lvl w:ilvl="0" w:tplc="F9B2BB14">
+      <w:numFmt w:val="bullet"/>
+      <w:lvlText w:val="•"/>
+      <w:lvlJc w:val="left"/>
+      <w:pPr>
+        <w:ind w:left="720" w:hanging="360"/>
+      </w:pPr>
+      <w:rPr>
+        <w:rFonts w:ascii="Arial" w:eastAsia="Times New Roman" w:hAnsi="Arial" w:cs="Arial" w:hint="default"/>
+      </w:rPr>
+    </w:lvl>
+    <w:lvl w:ilvl="1" w:tplc="04090003" w:tentative="1">
+      <w:start w:val="1"/>
+      <w:numFmt w:val="bullet"/>
+      <w:lvlText w:val="o"/>
+      <w:lvlJc w:val="left"/>
+      <w:pPr>
+        <w:ind w:left="1440" w:hanging="360"/>
+      </w:pPr>
+      <w:rPr>
+        <w:rFonts w:ascii="Courier New" w:hAnsi="Courier New" w:hint="default"/>
+      </w:rPr>
+    </w:lvl>
+    <w:lvl w:ilvl="2" w:tplc="04090005" w:tentative="1">
+      <w:start w:val="1"/>
+      <w:numFmt w:val="bullet"/>
+      <w:lvlText w:val=""/>
+      <w:lvlJc w:val="left"/>
+      <w:pPr>
+        <w:ind w:left="2160" w:hanging="360"/>
+      </w:pPr>
+      <w:rPr>
+        <w:rFonts w:ascii="Wingdings" w:hAnsi="Wingdings" w:hint="default"/>
+      </w:rPr>
+    </w:lvl>
+    <w:lvl w:ilvl="3" w:tplc="04090001" w:tentative="1">
+      <w:start w:val="1"/>
+      <w:numFmt w:val="bullet"/>
+      <w:lvlText w:val=""/>
+      <w:lvlJc w:val="left"/>
+      <w:pPr>
+        <w:ind w:left="2880" w:hanging="360"/>
+      </w:pPr>
+      <w:rPr>
+        <w:rFonts w:ascii="Symbol" w:hAnsi="Symbol" w:hint="default"/>
+      </w:rPr>
+    </w:lvl>
+    <w:lvl w:ilvl="4" w:tplc="04090003" w:tentative="1">
+      <w:start w:val="1"/>
+      <w:numFmt w:val="bullet"/>
+      <w:lvlText w:val="o"/>
+      <w:lvlJc w:val="left"/>
+      <w:pPr>
+        <w:ind w:left="3600" w:hanging="360"/>
+      </w:pPr>
+      <w:rPr>
+        <w:rFonts w:ascii="Courier New" w:hAnsi="Courier New" w:hint="default"/>
+      </w:rPr>
+    </w:lvl>
+    <w:lvl w:ilvl="5" w:tplc="04090005" w:tentative="1">
+      <w:start w:val="1"/>
+      <w:numFmt w:val="bullet"/>
+      <w:lvlText w:val=""/>
+      <w:lvlJc w:val="left"/>
+      <w:pPr>
+        <w:ind w:left="4320" w:hanging="360"/>
+      </w:pPr>
+      <w:rPr>
+        <w:rFonts w:ascii="Wingdings" w:hAnsi="Wingdings" w:hint="default"/>
+      </w:rPr>
+    </w:lvl>
+    <w:lvl w:ilvl="6" w:tplc="04090001" w:tentative="1">
+      <w:start w:val="1"/>
+      <w:numFmt w:val="bullet"/>
+      <w:lvlText w:val=""/>
+      <w:lvlJc w:val="left"/>
+      <w:pPr>
+        <w:ind w:left="5040" w:hanging="360"/>
+      </w:pPr>
+      <w:rPr>
+        <w:rFonts w:ascii="Symbol" w:hAnsi="Symbol" w:hint="default"/>
+      </w:rPr>
+    </w:lvl>
+    <w:lvl w:ilvl="7" w:tplc="04090003" w:tentative="1">
+      <w:start w:val="1"/>
+      <w:numFmt w:val="bullet"/>
+      <w:lvlText w:val="o"/>
+      <w:lvlJc w:val="left"/>
+      <w:pPr>
+        <w:ind w:left="5760" w:hanging="360"/>
+      </w:pPr>
+      <w:rPr>
+        <w:rFonts w:ascii="Courier New" w:hAnsi="Courier New" w:hint="default"/>
+      </w:rPr>
+    </w:lvl>
+    <w:lvl w:ilvl="8" w:tplc="04090005" w:tentative="1">
+      <w:start w:val="1"/>
+      <w:numFmt w:val="bullet"/>
+      <w:lvlText w:val=""/>
+      <w:lvlJc w:val="left"/>
+      <w:pPr>
+        <w:ind w:left="6480" w:hanging="360"/>
+      </w:pPr>
+      <w:rPr>
+        <w:rFonts w:ascii="Wingdings" w:hAnsi="Wingdings" w:hint="default"/>
+      </w:rPr>
+    </w:lvl>
+  </w:abstractNum>
+  <w:abstractNum w:abstractNumId="10" w15:restartNumberingAfterBreak="0">
+    <w:nsid w:val="7B617998"/>
+    <w:multiLevelType w:val="hybridMultilevel"/>
+    <w:tmpl w:val="8EEECD80"/>
+    <w:lvl w:ilvl="0" w:tplc="0409000F">
+      <w:start w:val="1"/>
+      <w:numFmt w:val="decimal"/>
+      <w:lvlText w:val="%1."/>
+      <w:lvlJc w:val="left"/>
+      <w:pPr>
+        <w:ind w:left="720" w:hanging="360"/>
+      </w:pPr>
+      <w:rPr>
+        <w:rFonts w:hint="default"/>
+      </w:rPr>
+    </w:lvl>
+    <w:lvl w:ilvl="1" w:tplc="04090019" w:tentative="1">
+      <w:start w:val="1"/>
+      <w:numFmt w:val="lowerLetter"/>
+      <w:lvlText w:val="%2."/>
+      <w:lvlJc w:val="left"/>
+      <w:pPr>
+        <w:ind w:left="1440" w:hanging="360"/>
+      </w:pPr>
+    </w:lvl>
+    <w:lvl w:ilvl="2" w:tplc="0409001B" w:tentative="1">
+      <w:start w:val="1"/>
+      <w:numFmt w:val="lowerRoman"/>
+      <w:lvlText w:val="%3."/>
+      <w:lvlJc w:val="right"/>
+      <w:pPr>
+        <w:ind w:left="2160" w:hanging="180"/>
+      </w:pPr>
+    </w:lvl>
+    <w:lvl w:ilvl="3" w:tplc="0409000F" w:tentative="1">
+      <w:start w:val="1"/>
+      <w:numFmt w:val="decimal"/>
+      <w:lvlText w:val="%4."/>
+      <w:lvlJc w:val="left"/>
+      <w:pPr>
+        <w:ind w:left="2880" w:hanging="360"/>
+      </w:pPr>
+    </w:lvl>
+    <w:lvl w:ilvl="4" w:tplc="04090019" w:tentative="1">
+      <w:start w:val="1"/>
+      <w:numFmt w:val="lowerLetter"/>
+      <w:lvlText w:val="%5."/>
+      <w:lvlJc w:val="left"/>
+      <w:pPr>
+        <w:ind w:left="3600" w:hanging="360"/>
+      </w:pPr>
+    </w:lvl>
+    <w:lvl w:ilvl="5" w:tplc="0409001B" w:tentative="1">
+      <w:start w:val="1"/>
+      <w:numFmt w:val="lowerRoman"/>
+      <w:lvlText w:val="%6."/>
+      <w:lvlJc w:val="right"/>
+      <w:pPr>
+        <w:ind w:left="4320" w:hanging="180"/>
+      </w:pPr>
+    </w:lvl>
+    <w:lvl w:ilvl="6" w:tplc="0409000F" w:tentative="1">
+      <w:start w:val="1"/>
+      <w:numFmt w:val="decimal"/>
+      <w:lvlText w:val="%7."/>
+      <w:lvlJc w:val="left"/>
+      <w:pPr>
+        <w:ind w:left="5040" w:hanging="360"/>
+      </w:pPr>
+    </w:lvl>
+    <w:lvl w:ilvl="7" w:tplc="04090019" w:tentative="1">
+      <w:start w:val="1"/>
+      <w:numFmt w:val="lowerLetter"/>
+      <w:lvlText w:val="%8."/>
+      <w:lvlJc w:val="left"/>
+      <w:pPr>
+        <w:ind w:left="5760" w:hanging="360"/>
+      </w:pPr>
+    </w:lvl>
+    <w:lvl w:ilvl="8" w:tplc="0409001B" w:tentative="1">
+      <w:start w:val="1"/>
+      <w:numFmt w:val="lowerRoman"/>
+      <w:lvlText w:val="%9."/>
+      <w:lvlJc w:val="right"/>
+      <w:pPr>
+        <w:ind w:left="6480" w:hanging="180"/>
+      </w:pPr>
+    </w:lvl>
+  </w:abstractNum>
+  <w:abstractNum w:abstractNumId="11" w15:restartNumberingAfterBreak="0">
     <w:nsid w:val="7E611222"/>
     <w:multiLevelType w:val="hybridMultilevel"/>
     <w:tmpl w:val="B4D6E8CC"/>
@@ -9498,7 +12070,7 @@
     <w:abstractNumId w:val="8"/>
   </w:num>
   <w:num w:numId="6" w16cid:durableId="1154419033">
-    <w:abstractNumId w:val="9"/>
+    <w:abstractNumId w:val="11"/>
   </w:num>
   <w:num w:numId="7" w16cid:durableId="891040217">
     <w:abstractNumId w:val="2"/>
@@ -9512,11 +12084,17 @@
   <w:num w:numId="10" w16cid:durableId="800927669">
     <w:abstractNumId w:val="5"/>
   </w:num>
+  <w:num w:numId="11" w16cid:durableId="1404984768">
+    <w:abstractNumId w:val="10"/>
+  </w:num>
+  <w:num w:numId="12" w16cid:durableId="1508640257">
+    <w:abstractNumId w:val="9"/>
+  </w:num>
 </w:numbering>
 </file>
 
 <file path=word/people.xml><?xml version="1.0" encoding="utf-8"?>
-<w15:people xmlns:wpc="http://schemas.microsoft.com/office/word/2010/wordprocessingCanvas" xmlns:cx="http://schemas.microsoft.com/office/drawing/2014/chartex" xmlns:cx1="http://schemas.microsoft.com/office/drawing/2015/9/8/chartex" xmlns:cx2="http://schemas.microsoft.com/office/drawing/2015/10/21/chartex" xmlns:cx3="http://schemas.microsoft.com/office/drawing/2016/5/9/chartex" xmlns:cx4="http://schemas.microsoft.com/office/drawing/2016/5/10/chartex" xmlns:cx5="http://schemas.microsoft.com/office/drawing/2016/5/11/chartex" xmlns:cx6="http://schemas.microsoft.com/office/drawing/2016/5/12/chartex" xmlns:cx7="http://schemas.microsoft.com/office/drawing/2016/5/13/chartex" xmlns:cx8="http://schemas.microsoft.com/office/drawing/2016/5/14/chartex" xmlns:mc="http://schemas.openxmlformats.org/markup-compatibility/2006" xmlns:aink="http://schemas.microsoft.com/office/drawing/2016/ink" xmlns:am3d="http://schemas.microsoft.com/office/drawing/2017/model3d" xmlns:o="urn:schemas-microsoft-com:office:office" xmlns:oel="http://schemas.microsoft.com/office/2019/extlst" xmlns:r="http://schemas.openxmlformats.org/officeDocument/2006/relationships" xmlns:m="http://schemas.openxmlformats.org/officeDocument/2006/math" xmlns:v="urn:schemas-microsoft-com:vml" xmlns:wp14="http://schemas.microsoft.com/office/word/2010/wordprocessingDrawing" xmlns:wp="http://schemas.openxmlformats.org/drawingml/2006/wordprocessingDrawing" xmlns:w10="urn:schemas-microsoft-com:office:word" xmlns:w="http://schemas.openxmlformats.org/wordprocessingml/2006/main" xmlns:w14="http://schemas.microsoft.com/office/word/2010/wordml" xmlns:w15="http://schemas.microsoft.com/office/word/2012/wordml" xmlns:w16cex="http://schemas.microsoft.com/office/word/2018/wordml/cex" xmlns:w16cid="http://schemas.microsoft.com/office/word/2016/wordml/cid" xmlns:w16="http://schemas.microsoft.com/office/word/2018/wordml" xmlns:w16du="http://schemas.microsoft.com/office/word/2023/wordml/word16du" xmlns:w16sdtdh="http://schemas.microsoft.com/office/word/2020/wordml/sdtdatahash" xmlns:w16sdtfl="http://schemas.microsoft.com/office/word/2024/wordml/sdtformatlock" xmlns:w16se="http://schemas.microsoft.com/office/word/2015/wordml/symex" xmlns:wpg="http://schemas.microsoft.com/office/word/2010/wordprocessingGroup" xmlns:wpi="http://schemas.microsoft.com/office/word/2010/wordprocessingInk" xmlns:wne="http://schemas.microsoft.com/office/word/2006/wordml" xmlns:wps="http://schemas.microsoft.com/office/word/2010/wordprocessingShape" mc:Ignorable="w14 w15 w16se w16cid w16 w16cex w16sdtdh w16sdtfl w16du wp14">
+<w15:people xmlns:wpc="http://schemas.microsoft.com/office/word/2010/wordprocessingCanvas" xmlns:cx="http://schemas.microsoft.com/office/drawing/2014/chartex" xmlns:cx1="http://schemas.microsoft.com/office/drawing/2015/9/8/chartex" xmlns:cx2="http://schemas.microsoft.com/office/drawing/2015/10/21/chartex" xmlns:cx3="http://schemas.microsoft.com/office/drawing/2016/5/9/chartex" xmlns:cx4="http://schemas.microsoft.com/office/drawing/2016/5/10/chartex" xmlns:cx5="http://schemas.microsoft.com/office/drawing/2016/5/11/chartex" xmlns:cx6="http://schemas.microsoft.com/office/drawing/2016/5/12/chartex" xmlns:cx7="http://schemas.microsoft.com/office/drawing/2016/5/13/chartex" xmlns:cx8="http://schemas.microsoft.com/office/drawing/2016/5/14/chartex" xmlns:mc="http://schemas.openxmlformats.org/markup-compatibility/2006" xmlns:m="http://schemas.openxmlformats.org/officeDocument/2006/math" xmlns:aink="http://schemas.microsoft.com/office/drawing/2016/ink" xmlns:am3d="http://schemas.microsoft.com/office/drawing/2017/model3d" xmlns:oel="http://schemas.microsoft.com/office/2019/extlst" xmlns:r="http://schemas.openxmlformats.org/officeDocument/2006/relationships" xmlns:wp14="http://schemas.microsoft.com/office/word/2010/wordprocessingDrawing" xmlns:wp="http://schemas.openxmlformats.org/drawingml/2006/wordprocessingDrawing" xmlns:wpg="http://schemas.microsoft.com/office/word/2010/wordprocessingGroup" xmlns:wpi="http://schemas.microsoft.com/office/word/2010/wordprocessingInk" xmlns:wps="http://schemas.microsoft.com/office/word/2010/wordprocessingShape" xmlns:o="urn:schemas-microsoft-com:office:office" xmlns:v="urn:schemas-microsoft-com:vml" xmlns:w10="urn:schemas-microsoft-com:office:word" xmlns:w="http://schemas.openxmlformats.org/wordprocessingml/2006/main" xmlns:w14="http://schemas.microsoft.com/office/word/2010/wordml" xmlns:w15="http://schemas.microsoft.com/office/word/2012/wordml" xmlns:w16cei="http://schemas.microsoft.com/office/word/2026/wordml/cei" xmlns:w16cex="http://schemas.microsoft.com/office/word/2018/wordml/cex" xmlns:w16cid="http://schemas.microsoft.com/office/word/2016/wordml/cid" xmlns:w16="http://schemas.microsoft.com/office/word/2018/wordml" xmlns:w16sdtdh="http://schemas.microsoft.com/office/word/2020/wordml/sdtdatahash" xmlns:w16sdtfl="http://schemas.microsoft.com/office/word/2024/wordml/sdtformatlock" xmlns:w16se="http://schemas.microsoft.com/office/word/2015/wordml/symex" xmlns:w16du="http://schemas.microsoft.com/office/word/2023/wordml/word16du" xmlns:wne="http://schemas.microsoft.com/office/word/2006/wordml" mc:Ignorable="w14 w15 w16se w16cid w16 w16cex w16sdtdh w16sdtfl w16du wp14">
   <w15:person w15:author="Parastu Kasaie">
     <w15:presenceInfo w15:providerId="None" w15:userId="Parastu Kasaie"/>
   </w15:person>
@@ -9524,7 +12102,7 @@
 </file>
 
 <file path=word/styles.xml><?xml version="1.0" encoding="utf-8"?>
-<w:styles xmlns:mc="http://schemas.openxmlformats.org/markup-compatibility/2006" xmlns:r="http://schemas.openxmlformats.org/officeDocument/2006/relationships" xmlns:w="http://schemas.openxmlformats.org/wordprocessingml/2006/main" xmlns:w14="http://schemas.microsoft.com/office/word/2010/wordml" xmlns:w15="http://schemas.microsoft.com/office/word/2012/wordml" xmlns:w16cex="http://schemas.microsoft.com/office/word/2018/wordml/cex" xmlns:w16cid="http://schemas.microsoft.com/office/word/2016/wordml/cid" xmlns:w16="http://schemas.microsoft.com/office/word/2018/wordml" xmlns:w16du="http://schemas.microsoft.com/office/word/2023/wordml/word16du" xmlns:w16sdtdh="http://schemas.microsoft.com/office/word/2020/wordml/sdtdatahash" xmlns:w16sdtfl="http://schemas.microsoft.com/office/word/2024/wordml/sdtformatlock" xmlns:w16se="http://schemas.microsoft.com/office/word/2015/wordml/symex" mc:Ignorable="w14 w15 w16se w16cid w16 w16cex w16sdtdh w16sdtfl w16du">
+<w:styles xmlns:mc="http://schemas.openxmlformats.org/markup-compatibility/2006" xmlns:r="http://schemas.openxmlformats.org/officeDocument/2006/relationships" xmlns:w="http://schemas.openxmlformats.org/wordprocessingml/2006/main" xmlns:w14="http://schemas.microsoft.com/office/word/2010/wordml" xmlns:w15="http://schemas.microsoft.com/office/word/2012/wordml" xmlns:w16cex="http://schemas.microsoft.com/office/word/2018/wordml/cex" xmlns:w16cid="http://schemas.microsoft.com/office/word/2016/wordml/cid" xmlns:w16="http://schemas.microsoft.com/office/word/2018/wordml" xmlns:w16sdtdh="http://schemas.microsoft.com/office/word/2020/wordml/sdtdatahash" xmlns:w16sdtfl="http://schemas.microsoft.com/office/word/2024/wordml/sdtformatlock" xmlns:w16se="http://schemas.microsoft.com/office/word/2015/wordml/symex" xmlns:w16du="http://schemas.microsoft.com/office/word/2023/wordml/word16du" mc:Ignorable="w14 w15 w16se w16cid w16 w16cex w16sdtdh w16sdtfl w16du">
   <w:docDefaults>
     <w:rPrDefault>
       <w:rPr>
@@ -10010,6 +12588,7 @@
   <w:style w:type="character" w:default="1" w:styleId="DefaultParagraphFont">
     <w:name w:val="Default Paragraph Font"/>
     <w:uiPriority w:val="1"/>
+    <w:semiHidden/>
     <w:unhideWhenUsed/>
   </w:style>
   <w:style w:type="table" w:default="1" w:styleId="TableNormal">
@@ -10322,6 +12901,46 @@
       <w:b/>
       <w:bCs/>
     </w:rPr>
+  </w:style>
+  <w:style w:type="character" w:styleId="Emphasis">
+    <w:name w:val="Emphasis"/>
+    <w:basedOn w:val="DefaultParagraphFont"/>
+    <w:uiPriority w:val="20"/>
+    <w:qFormat/>
+    <w:rsid w:val="002743F9"/>
+    <w:rPr>
+      <w:i/>
+      <w:iCs/>
+    </w:rPr>
+  </w:style>
+  <w:style w:type="paragraph" w:styleId="NormalWeb">
+    <w:name w:val="Normal (Web)"/>
+    <w:basedOn w:val="Normal"/>
+    <w:uiPriority w:val="99"/>
+    <w:semiHidden/>
+    <w:unhideWhenUsed/>
+    <w:rsid w:val="002743F9"/>
+    <w:rPr>
+      <w:rFonts w:ascii="Times New Roman" w:hAnsi="Times New Roman" w:cs="Times New Roman"/>
+      <w:sz w:val="24"/>
+      <w:szCs w:val="24"/>
+    </w:rPr>
+  </w:style>
+  <w:style w:type="table" w:styleId="TableGrid">
+    <w:name w:val="Table Grid"/>
+    <w:basedOn w:val="TableNormal"/>
+    <w:uiPriority w:val="39"/>
+    <w:rsid w:val="002743F9"/>
+    <w:tblPr>
+      <w:tblBorders>
+        <w:top w:val="single" w:sz="4" w:space="0" w:color="auto"/>
+        <w:left w:val="single" w:sz="4" w:space="0" w:color="auto"/>
+        <w:bottom w:val="single" w:sz="4" w:space="0" w:color="auto"/>
+        <w:right w:val="single" w:sz="4" w:space="0" w:color="auto"/>
+        <w:insideH w:val="single" w:sz="4" w:space="0" w:color="auto"/>
+        <w:insideV w:val="single" w:sz="4" w:space="0" w:color="auto"/>
+      </w:tblBorders>
+    </w:tblPr>
   </w:style>
 </w:styles>
 </file>
